--- a/thesis/draft/thesis_draft.docx
+++ b/thesis/draft/thesis_draft.docx
@@ -1038,6 +1038,7 @@
     </w:p>
     <w:p>
       <w:pPr>
+        <w:pStyle w:val="Heading1"/>
         <w:spacing w:line="480" w:lineRule="auto" w:before="480" w:after="360"/>
         <w:jc w:val="center"/>
       </w:pPr>
@@ -1045,6 +1046,7 @@
         <w:rPr>
           <w:rFonts w:ascii="Times New Roman" w:hAnsi="Times New Roman" w:eastAsia="맑은 고딕"/>
           <w:b/>
+          <w:color w:val="000000"/>
           <w:sz w:val="32"/>
         </w:rPr>
         <w:t>감사의 글</w:t>
@@ -1072,6 +1074,7 @@
     </w:p>
     <w:p>
       <w:pPr>
+        <w:pStyle w:val="Heading1"/>
         <w:spacing w:line="480" w:lineRule="auto" w:before="480" w:after="360"/>
         <w:jc w:val="center"/>
       </w:pPr>
@@ -1079,6 +1082,7 @@
         <w:rPr>
           <w:rFonts w:ascii="Times New Roman" w:hAnsi="Times New Roman" w:eastAsia="맑은 고딕"/>
           <w:b/>
+          <w:color w:val="000000"/>
           <w:sz w:val="32"/>
         </w:rPr>
         <w:t>목   차</w:t>
@@ -1105,6 +1109,7 @@
     </w:p>
     <w:p>
       <w:pPr>
+        <w:pStyle w:val="Heading1"/>
         <w:spacing w:line="480" w:lineRule="auto" w:before="480" w:after="360"/>
         <w:jc w:val="center"/>
       </w:pPr>
@@ -1112,6 +1117,7 @@
         <w:rPr>
           <w:rFonts w:ascii="Times New Roman" w:hAnsi="Times New Roman" w:eastAsia="맑은 고딕"/>
           <w:b/>
+          <w:color w:val="000000"/>
           <w:sz w:val="32"/>
         </w:rPr>
         <w:t>표 차례</w:t>
@@ -1138,6 +1144,7 @@
     </w:p>
     <w:p>
       <w:pPr>
+        <w:pStyle w:val="Heading1"/>
         <w:spacing w:line="480" w:lineRule="auto" w:before="480" w:after="360"/>
         <w:jc w:val="center"/>
       </w:pPr>
@@ -1145,6 +1152,7 @@
         <w:rPr>
           <w:rFonts w:ascii="Times New Roman" w:hAnsi="Times New Roman" w:eastAsia="맑은 고딕"/>
           <w:b/>
+          <w:color w:val="000000"/>
           <w:sz w:val="32"/>
         </w:rPr>
         <w:t>그림 차례</w:t>
@@ -1171,6 +1179,7 @@
     </w:p>
     <w:p>
       <w:pPr>
+        <w:pStyle w:val="Heading1"/>
         <w:spacing w:line="480" w:lineRule="auto" w:before="480" w:after="360"/>
         <w:jc w:val="center"/>
       </w:pPr>
@@ -1178,6 +1187,7 @@
         <w:rPr>
           <w:rFonts w:ascii="Times New Roman" w:hAnsi="Times New Roman" w:eastAsia="맑은 고딕"/>
           <w:b/>
+          <w:color w:val="000000"/>
           <w:sz w:val="32"/>
         </w:rPr>
         <w:t>초록 / Abstract</w:t>
@@ -1185,6 +1195,36 @@
     </w:p>
     <w:p>
       <w:pPr>
+        <w:spacing w:line="360" w:lineRule="auto" w:before="120" w:after="120"/>
+        <w:jc w:val="center"/>
+      </w:pPr>
+      <w:r>
+        <w:rPr>
+          <w:rFonts w:ascii="Times New Roman" w:hAnsi="Times New Roman" w:eastAsia="맑은 고딕"/>
+          <w:b w:val="0"/>
+          <w:i/>
+          <w:sz w:val="22"/>
+        </w:rPr>
+        <w:t>학위논문지침 ⑺: "본문이 국문일 경우에는 외국어로 된 초록을 앞세우고, 본문이 외국어인 경우에는 국문초록을 앞세운다."</w:t>
+      </w:r>
+    </w:p>
+    <w:p>
+      <w:pPr>
+        <w:spacing w:line="360" w:lineRule="auto" w:before="120" w:after="120"/>
+        <w:jc w:val="center"/>
+      </w:pPr>
+      <w:r>
+        <w:rPr>
+          <w:rFonts w:ascii="Times New Roman" w:hAnsi="Times New Roman" w:eastAsia="맑은 고딕"/>
+          <w:b w:val="0"/>
+          <w:i/>
+          <w:sz w:val="22"/>
+        </w:rPr>
+        <w:t>본 논문은 한국어 본문이므로 영문 Abstract 가 앞에 배치된다.</w:t>
+      </w:r>
+    </w:p>
+    <w:p>
+      <w:pPr>
         <w:spacing w:line="480" w:lineRule="auto" w:before="0" w:after="120"/>
         <w:ind w:firstLine="283"/>
         <w:jc w:val="left"/>
@@ -1200,6 +1240,7 @@
     </w:p>
     <w:p>
       <w:pPr>
+        <w:pStyle w:val="Heading2"/>
         <w:spacing w:line="480" w:lineRule="auto" w:before="360" w:after="240"/>
         <w:jc w:val="left"/>
       </w:pPr>
@@ -1207,6 +1248,7 @@
         <w:rPr>
           <w:rFonts w:ascii="Times New Roman" w:hAnsi="Times New Roman" w:eastAsia="맑은 고딕"/>
           <w:b/>
+          <w:color w:val="000000"/>
           <w:sz w:val="26"/>
         </w:rPr>
         <w:t>English Abstract</w:t>
@@ -1379,6 +1421,7 @@
     </w:p>
     <w:p>
       <w:pPr>
+        <w:pStyle w:val="Heading2"/>
         <w:spacing w:line="480" w:lineRule="auto" w:before="360" w:after="240"/>
         <w:jc w:val="left"/>
       </w:pPr>
@@ -1386,6 +1429,7 @@
         <w:rPr>
           <w:rFonts w:ascii="Times New Roman" w:hAnsi="Times New Roman" w:eastAsia="맑은 고딕"/>
           <w:b/>
+          <w:color w:val="000000"/>
           <w:sz w:val="26"/>
         </w:rPr>
         <w:t>국문 초록</w:t>
@@ -1548,6 +1592,7 @@
     </w:p>
     <w:p>
       <w:pPr>
+        <w:pStyle w:val="Heading1"/>
         <w:spacing w:line="480" w:lineRule="auto" w:before="480" w:after="360"/>
         <w:jc w:val="center"/>
       </w:pPr>
@@ -1555,6 +1600,7 @@
         <w:rPr>
           <w:rFonts w:ascii="Times New Roman" w:hAnsi="Times New Roman" w:eastAsia="맑은 고딕"/>
           <w:b/>
+          <w:color w:val="000000"/>
           <w:sz w:val="32"/>
         </w:rPr>
         <w:t>제 1 장. 서론</w:t>
@@ -1562,6 +1608,7 @@
     </w:p>
     <w:p>
       <w:pPr>
+        <w:pStyle w:val="Heading2"/>
         <w:spacing w:line="480" w:lineRule="auto" w:before="360" w:after="240"/>
         <w:jc w:val="left"/>
       </w:pPr>
@@ -1569,6 +1616,7 @@
         <w:rPr>
           <w:rFonts w:ascii="Times New Roman" w:hAnsi="Times New Roman" w:eastAsia="맑은 고딕"/>
           <w:b/>
+          <w:color w:val="000000"/>
           <w:sz w:val="26"/>
         </w:rPr>
         <w:t>1.1 연구 배경 및 목적</w:t>
@@ -1666,6 +1714,7 @@
     </w:p>
     <w:p>
       <w:pPr>
+        <w:pStyle w:val="Heading2"/>
         <w:spacing w:line="480" w:lineRule="auto" w:before="360" w:after="240"/>
         <w:jc w:val="left"/>
       </w:pPr>
@@ -1673,6 +1722,7 @@
         <w:rPr>
           <w:rFonts w:ascii="Times New Roman" w:hAnsi="Times New Roman" w:eastAsia="맑은 고딕"/>
           <w:b/>
+          <w:color w:val="000000"/>
           <w:sz w:val="26"/>
         </w:rPr>
         <w:t>1.2 연구 동기 및 연구 질문</w:t>
@@ -1845,6 +1895,7 @@
     </w:p>
     <w:p>
       <w:pPr>
+        <w:pStyle w:val="Heading2"/>
         <w:spacing w:line="480" w:lineRule="auto" w:before="360" w:after="240"/>
         <w:jc w:val="left"/>
       </w:pPr>
@@ -1852,6 +1903,7 @@
         <w:rPr>
           <w:rFonts w:ascii="Times New Roman" w:hAnsi="Times New Roman" w:eastAsia="맑은 고딕"/>
           <w:b/>
+          <w:color w:val="000000"/>
           <w:sz w:val="26"/>
         </w:rPr>
         <w:t>1.3 본 논문의 기여</w:t>
@@ -1964,6 +2016,7 @@
     </w:p>
     <w:p>
       <w:pPr>
+        <w:pStyle w:val="Heading2"/>
         <w:spacing w:line="480" w:lineRule="auto" w:before="360" w:after="240"/>
         <w:jc w:val="left"/>
       </w:pPr>
@@ -1971,6 +2024,7 @@
         <w:rPr>
           <w:rFonts w:ascii="Times New Roman" w:hAnsi="Times New Roman" w:eastAsia="맑은 고딕"/>
           <w:b/>
+          <w:color w:val="000000"/>
           <w:sz w:val="26"/>
         </w:rPr>
         <w:t>1.4 논문 구성</w:t>
@@ -2103,6 +2157,7 @@
     </w:p>
     <w:p>
       <w:pPr>
+        <w:pStyle w:val="Heading1"/>
         <w:spacing w:line="480" w:lineRule="auto" w:before="480" w:after="360"/>
         <w:jc w:val="center"/>
       </w:pPr>
@@ -2110,6 +2165,7 @@
         <w:rPr>
           <w:rFonts w:ascii="Times New Roman" w:hAnsi="Times New Roman" w:eastAsia="맑은 고딕"/>
           <w:b/>
+          <w:color w:val="000000"/>
           <w:sz w:val="32"/>
         </w:rPr>
         <w:t>제 2 장. 이론적 배경</w:t>
@@ -2117,6 +2173,7 @@
     </w:p>
     <w:p>
       <w:pPr>
+        <w:pStyle w:val="Heading2"/>
         <w:spacing w:line="480" w:lineRule="auto" w:before="360" w:after="240"/>
         <w:jc w:val="left"/>
       </w:pPr>
@@ -2124,6 +2181,7 @@
         <w:rPr>
           <w:rFonts w:ascii="Times New Roman" w:hAnsi="Times New Roman" w:eastAsia="맑은 고딕"/>
           <w:b/>
+          <w:color w:val="000000"/>
           <w:sz w:val="26"/>
         </w:rPr>
         <w:t>2.1 신용평가 시스템의 이론적 배경</w:t>
@@ -2176,6 +2234,7 @@
     </w:p>
     <w:p>
       <w:pPr>
+        <w:pStyle w:val="Heading2"/>
         <w:spacing w:line="480" w:lineRule="auto" w:before="360" w:after="240"/>
         <w:jc w:val="left"/>
       </w:pPr>
@@ -2183,6 +2242,7 @@
         <w:rPr>
           <w:rFonts w:ascii="Times New Roman" w:hAnsi="Times New Roman" w:eastAsia="맑은 고딕"/>
           <w:b/>
+          <w:color w:val="000000"/>
           <w:sz w:val="26"/>
         </w:rPr>
         <w:t>2.2 머신러닝·딥러닝 기반 신용 리스크 예측 연구 동향</w:t>
@@ -2235,6 +2295,7 @@
     </w:p>
     <w:p>
       <w:pPr>
+        <w:pStyle w:val="Heading2"/>
         <w:spacing w:line="480" w:lineRule="auto" w:before="360" w:after="240"/>
         <w:jc w:val="left"/>
       </w:pPr>
@@ -2242,6 +2303,7 @@
         <w:rPr>
           <w:rFonts w:ascii="Times New Roman" w:hAnsi="Times New Roman" w:eastAsia="맑은 고딕"/>
           <w:b/>
+          <w:color w:val="000000"/>
           <w:sz w:val="26"/>
         </w:rPr>
         <w:t>2.3 설명 가능한 인공지능(XAI)</w:t>
@@ -2249,6 +2311,7 @@
     </w:p>
     <w:p>
       <w:pPr>
+        <w:pStyle w:val="Heading3"/>
         <w:spacing w:line="480" w:lineRule="auto" w:before="240" w:after="120"/>
         <w:jc w:val="left"/>
       </w:pPr>
@@ -2256,6 +2319,7 @@
         <w:rPr>
           <w:rFonts w:ascii="Times New Roman" w:hAnsi="Times New Roman" w:eastAsia="맑은 고딕"/>
           <w:b/>
+          <w:color w:val="000000"/>
           <w:sz w:val="22"/>
         </w:rPr>
         <w:t>2.3.1 SHAP</w:t>
@@ -2273,37 +2337,37 @@
           <w:b w:val="0"/>
           <w:sz w:val="22"/>
         </w:rPr>
-        <w:t>SHAP(SHapley Additive exPlanations) [6]은 게임 이론의 Shapley 값을 머신러닝 모델 해석에 적용한 기법으로, 각 변수가 모델의 예측 값에 기여한 양을 가산적(additive) 형태로 분해한다. 단일 인스턴스의 예측 $f(x)$ 는 다음과 같이 표현된다.</w:t>
-      </w:r>
-    </w:p>
-    <w:p>
-      <w:pPr>
-        <w:spacing w:line="480" w:lineRule="auto" w:before="0" w:after="120"/>
-        <w:ind w:firstLine="283"/>
-        <w:jc w:val="left"/>
-      </w:pPr>
-      <w:r>
-        <w:rPr>
-          <w:rFonts w:ascii="Times New Roman" w:hAnsi="Times New Roman" w:eastAsia="맑은 고딕"/>
-          <w:b w:val="0"/>
-          <w:sz w:val="22"/>
-        </w:rPr>
-        <w:t>$$f(x) = \phi_0 + \sum_{i=1}^{n} \phi_i$$</w:t>
-      </w:r>
-    </w:p>
-    <w:p>
-      <w:pPr>
-        <w:spacing w:line="480" w:lineRule="auto" w:before="0" w:after="120"/>
-        <w:ind w:firstLine="283"/>
-        <w:jc w:val="left"/>
-      </w:pPr>
-      <w:r>
-        <w:rPr>
-          <w:rFonts w:ascii="Times New Roman" w:hAnsi="Times New Roman" w:eastAsia="맑은 고딕"/>
-          <w:b w:val="0"/>
-          <w:sz w:val="22"/>
-        </w:rPr>
-        <w:t>여기서 $\phi_0$ 은 기준 예측값(base value)이며 $\phi_i$ 는 각 변수의 SHAP 기여도이다. SHAP의 핵심 강점은 가산성(local accuracy) 외에도 일관성(consistency)과 결측 값 처리(missingness) 등 여러 바람직한 성질을 동시에 만족한다는 점에 있다. 특히 트리 기반 모델에는 효율적인 다항 시간 알고리즘인 TreeSHAP이 제안되어 [16] 대규모 데이터에서도 합리적인 시간에 SHAP 값을 산출할 수 있다.</w:t>
+        <w:t>SHAP(SHapley Additive exPlanations) [6]은 게임 이론의 Shapley 값을 머신러닝 모델 해석에 적용한 기법으로, 각 변수가 모델의 예측 값에 기여한 양을 가산적(additive) 형태로 분해한다. 단일 인스턴스의 예측 f(x) 는 다음과 같이 표현된다.</w:t>
+      </w:r>
+    </w:p>
+    <w:p>
+      <w:pPr>
+        <w:spacing w:line="360" w:lineRule="auto" w:before="120" w:after="120"/>
+        <w:jc w:val="center"/>
+      </w:pPr>
+      <w:r>
+        <w:rPr>
+          <w:rFonts w:ascii="Times New Roman" w:hAnsi="Times New Roman" w:eastAsia="맑은 고딕"/>
+          <w:b w:val="0"/>
+          <w:i/>
+          <w:sz w:val="22"/>
+        </w:rPr>
+        <w:t>수식 2-1: f(x) = phi_0 + sum_{i=1 to n} phi_i</w:t>
+      </w:r>
+    </w:p>
+    <w:p>
+      <w:pPr>
+        <w:spacing w:line="480" w:lineRule="auto" w:before="0" w:after="120"/>
+        <w:ind w:firstLine="283"/>
+        <w:jc w:val="left"/>
+      </w:pPr>
+      <w:r>
+        <w:rPr>
+          <w:rFonts w:ascii="Times New Roman" w:hAnsi="Times New Roman" w:eastAsia="맑은 고딕"/>
+          <w:b w:val="0"/>
+          <w:sz w:val="22"/>
+        </w:rPr>
+        <w:t>여기서 phi_0 은 기준 예측값(base value)이며 phi_i 는 각 변수의 SHAP 기여도이다. SHAP의 핵심 강점은 가산성(local accuracy) 외에도 일관성(consistency)과 결측 값 처리(missingness) 등 여러 바람직한 성질을 동시에 만족한다는 점에 있다. 특히 트리 기반 모델에는 효율적인 다항 시간 알고리즘인 TreeSHAP이 제안되어 [16] 대규모 데이터에서도 합리적인 시간에 SHAP 값을 산출할 수 있다.</w:t>
       </w:r>
     </w:p>
     <w:p>
@@ -2323,6 +2387,7 @@
     </w:p>
     <w:p>
       <w:pPr>
+        <w:pStyle w:val="Heading3"/>
         <w:spacing w:line="480" w:lineRule="auto" w:before="240" w:after="120"/>
         <w:jc w:val="left"/>
       </w:pPr>
@@ -2330,6 +2395,7 @@
         <w:rPr>
           <w:rFonts w:ascii="Times New Roman" w:hAnsi="Times New Roman" w:eastAsia="맑은 고딕"/>
           <w:b/>
+          <w:color w:val="000000"/>
           <w:sz w:val="22"/>
         </w:rPr>
         <w:t>2.3.2 TabNet의 인스턴스 수준 어텐션</w:t>
@@ -2367,6 +2433,7 @@
     </w:p>
     <w:p>
       <w:pPr>
+        <w:pStyle w:val="Heading3"/>
         <w:spacing w:line="480" w:lineRule="auto" w:before="240" w:after="120"/>
         <w:jc w:val="left"/>
       </w:pPr>
@@ -2374,6 +2441,7 @@
         <w:rPr>
           <w:rFonts w:ascii="Times New Roman" w:hAnsi="Times New Roman" w:eastAsia="맑은 고딕"/>
           <w:b/>
+          <w:color w:val="000000"/>
           <w:sz w:val="22"/>
         </w:rPr>
         <w:t>2.3.3 SHAP과 어텐션의 일관성에 관한 선행 연구</w:t>
@@ -2411,6 +2479,7 @@
     </w:p>
     <w:p>
       <w:pPr>
+        <w:pStyle w:val="Heading2"/>
         <w:spacing w:line="480" w:lineRule="auto" w:before="360" w:after="240"/>
         <w:jc w:val="left"/>
       </w:pPr>
@@ -2418,6 +2487,7 @@
         <w:rPr>
           <w:rFonts w:ascii="Times New Roman" w:hAnsi="Times New Roman" w:eastAsia="맑은 고딕"/>
           <w:b/>
+          <w:color w:val="000000"/>
           <w:sz w:val="26"/>
         </w:rPr>
         <w:t>2.4 거대언어모델 기반 자연어 설명과 RAG</w:t>
@@ -2425,6 +2495,7 @@
     </w:p>
     <w:p>
       <w:pPr>
+        <w:pStyle w:val="Heading3"/>
         <w:spacing w:line="480" w:lineRule="auto" w:before="240" w:after="120"/>
         <w:jc w:val="left"/>
       </w:pPr>
@@ -2432,6 +2503,7 @@
         <w:rPr>
           <w:rFonts w:ascii="Times New Roman" w:hAnsi="Times New Roman" w:eastAsia="맑은 고딕"/>
           <w:b/>
+          <w:color w:val="000000"/>
           <w:sz w:val="22"/>
         </w:rPr>
         <w:t>2.4.1 LLM과 검색 증강 생성(RAG)</w:t>
@@ -2484,6 +2556,7 @@
     </w:p>
     <w:p>
       <w:pPr>
+        <w:pStyle w:val="Heading3"/>
         <w:spacing w:line="480" w:lineRule="auto" w:before="240" w:after="120"/>
         <w:jc w:val="left"/>
       </w:pPr>
@@ -2491,6 +2564,7 @@
         <w:rPr>
           <w:rFonts w:ascii="Times New Roman" w:hAnsi="Times New Roman" w:eastAsia="맑은 고딕"/>
           <w:b/>
+          <w:color w:val="000000"/>
           <w:sz w:val="22"/>
         </w:rPr>
         <w:t>2.4.2 환각의 정의와 정량 평가</w:t>
@@ -2528,6 +2602,7 @@
     </w:p>
     <w:p>
       <w:pPr>
+        <w:pStyle w:val="Heading2"/>
         <w:spacing w:line="480" w:lineRule="auto" w:before="360" w:after="240"/>
         <w:jc w:val="left"/>
       </w:pPr>
@@ -2535,6 +2610,7 @@
         <w:rPr>
           <w:rFonts w:ascii="Times New Roman" w:hAnsi="Times New Roman" w:eastAsia="맑은 고딕"/>
           <w:b/>
+          <w:color w:val="000000"/>
           <w:sz w:val="26"/>
         </w:rPr>
         <w:t>2.5 신용평가의 공정성</w:t>
@@ -2542,6 +2618,7 @@
     </w:p>
     <w:p>
       <w:pPr>
+        <w:pStyle w:val="Heading3"/>
         <w:spacing w:line="480" w:lineRule="auto" w:before="240" w:after="120"/>
         <w:jc w:val="left"/>
       </w:pPr>
@@ -2549,6 +2626,7 @@
         <w:rPr>
           <w:rFonts w:ascii="Times New Roman" w:hAnsi="Times New Roman" w:eastAsia="맑은 고딕"/>
           <w:b/>
+          <w:color w:val="000000"/>
           <w:sz w:val="22"/>
         </w:rPr>
         <w:t>2.5.1 4/5 규칙과 Disparate Impact</w:t>
@@ -2571,17 +2649,17 @@
     </w:p>
     <w:p>
       <w:pPr>
-        <w:spacing w:line="480" w:lineRule="auto" w:before="0" w:after="120"/>
-        <w:ind w:firstLine="283"/>
-        <w:jc w:val="left"/>
-      </w:pPr>
-      <w:r>
-        <w:rPr>
-          <w:rFonts w:ascii="Times New Roman" w:hAnsi="Times New Roman" w:eastAsia="맑은 고딕"/>
-          <w:b w:val="0"/>
-          <w:sz w:val="22"/>
-        </w:rPr>
-        <w:t>$$\text{DI} = \frac{P(\hat{y}=1 | \text{protected})}{P(\hat{y}=1 | \text{non-protected})}$$</w:t>
+        <w:spacing w:line="360" w:lineRule="auto" w:before="120" w:after="120"/>
+        <w:jc w:val="center"/>
+      </w:pPr>
+      <w:r>
+        <w:rPr>
+          <w:rFonts w:ascii="Times New Roman" w:hAnsi="Times New Roman" w:eastAsia="맑은 고딕"/>
+          <w:b w:val="0"/>
+          <w:i/>
+          <w:sz w:val="22"/>
+        </w:rPr>
+        <w:t>수식 2-2: DI = P(ŷ=1 | protected) / P(ŷ=1 | non-protected)</w:t>
       </w:r>
     </w:p>
     <w:p>
@@ -2616,6 +2694,7 @@
     </w:p>
     <w:p>
       <w:pPr>
+        <w:pStyle w:val="Heading3"/>
         <w:spacing w:line="480" w:lineRule="auto" w:before="240" w:after="120"/>
         <w:jc w:val="left"/>
       </w:pPr>
@@ -2623,6 +2702,7 @@
         <w:rPr>
           <w:rFonts w:ascii="Times New Roman" w:hAnsi="Times New Roman" w:eastAsia="맑은 고딕"/>
           <w:b/>
+          <w:color w:val="000000"/>
           <w:sz w:val="22"/>
         </w:rPr>
         <w:t>2.5.2 공정성 보정 기법</w:t>
@@ -2660,32 +2740,32 @@
     </w:p>
     <w:p>
       <w:pPr>
-        <w:spacing w:line="480" w:lineRule="auto" w:before="0" w:after="120"/>
-        <w:ind w:firstLine="283"/>
-        <w:jc w:val="left"/>
-      </w:pPr>
-      <w:r>
-        <w:rPr>
-          <w:rFonts w:ascii="Times New Roman" w:hAnsi="Times New Roman" w:eastAsia="맑은 고딕"/>
-          <w:b w:val="0"/>
-          <w:sz w:val="22"/>
-        </w:rPr>
-        <w:t>$$w(x) = \frac{P(s) \cdot P(y)}{P(s, y)}$$</w:t>
-      </w:r>
-    </w:p>
-    <w:p>
-      <w:pPr>
-        <w:spacing w:line="480" w:lineRule="auto" w:before="0" w:after="120"/>
-        <w:ind w:firstLine="283"/>
-        <w:jc w:val="left"/>
-      </w:pPr>
-      <w:r>
-        <w:rPr>
-          <w:rFonts w:ascii="Times New Roman" w:hAnsi="Times New Roman" w:eastAsia="맑은 고딕"/>
-          <w:b w:val="0"/>
-          <w:sz w:val="22"/>
-        </w:rPr>
-        <w:t>여기서 $s$ 는 보호 속성, $y$ 는 결과 변수이다. Reweighing은 학습 알고리즘의 변경 없이 단순히 가중치만을 재계산하므로 적용이 간단하면서도 강력한 효과를 보인다.</w:t>
+        <w:spacing w:line="360" w:lineRule="auto" w:before="120" w:after="120"/>
+        <w:jc w:val="center"/>
+      </w:pPr>
+      <w:r>
+        <w:rPr>
+          <w:rFonts w:ascii="Times New Roman" w:hAnsi="Times New Roman" w:eastAsia="맑은 고딕"/>
+          <w:b w:val="0"/>
+          <w:i/>
+          <w:sz w:val="22"/>
+        </w:rPr>
+        <w:t>수식 2-3: w(x) = [P(s) × P(y)] / P(s, y)</w:t>
+      </w:r>
+    </w:p>
+    <w:p>
+      <w:pPr>
+        <w:spacing w:line="480" w:lineRule="auto" w:before="0" w:after="120"/>
+        <w:ind w:firstLine="283"/>
+        <w:jc w:val="left"/>
+      </w:pPr>
+      <w:r>
+        <w:rPr>
+          <w:rFonts w:ascii="Times New Roman" w:hAnsi="Times New Roman" w:eastAsia="맑은 고딕"/>
+          <w:b w:val="0"/>
+          <w:sz w:val="22"/>
+        </w:rPr>
+        <w:t>여기서 s 는 보호 속성, y 는 결과 변수이다. Reweighing은 학습 알고리즘의 변경 없이 단순히 가중치만을 재계산하므로 적용이 간단하면서도 강력한 효과를 보인다.</w:t>
       </w:r>
     </w:p>
     <w:p>
@@ -2705,6 +2785,7 @@
     </w:p>
     <w:p>
       <w:pPr>
+        <w:pStyle w:val="Heading2"/>
         <w:spacing w:line="480" w:lineRule="auto" w:before="360" w:after="240"/>
         <w:jc w:val="left"/>
       </w:pPr>
@@ -2712,6 +2793,7 @@
         <w:rPr>
           <w:rFonts w:ascii="Times New Roman" w:hAnsi="Times New Roman" w:eastAsia="맑은 고딕"/>
           <w:b/>
+          <w:color w:val="000000"/>
           <w:sz w:val="26"/>
         </w:rPr>
         <w:t>2.6 LLM 평가 방법론</w:t>
@@ -2719,6 +2801,7 @@
     </w:p>
     <w:p>
       <w:pPr>
+        <w:pStyle w:val="Heading3"/>
         <w:spacing w:line="480" w:lineRule="auto" w:before="240" w:after="120"/>
         <w:jc w:val="left"/>
       </w:pPr>
@@ -2726,6 +2809,7 @@
         <w:rPr>
           <w:rFonts w:ascii="Times New Roman" w:hAnsi="Times New Roman" w:eastAsia="맑은 고딕"/>
           <w:b/>
+          <w:color w:val="000000"/>
           <w:sz w:val="22"/>
         </w:rPr>
         <w:t>2.6.1 G-Eval과 LLM-as-a-Judge</w:t>
@@ -2763,6 +2847,7 @@
     </w:p>
     <w:p>
       <w:pPr>
+        <w:pStyle w:val="Heading3"/>
         <w:spacing w:line="480" w:lineRule="auto" w:before="240" w:after="120"/>
         <w:jc w:val="left"/>
       </w:pPr>
@@ -2770,6 +2855,7 @@
         <w:rPr>
           <w:rFonts w:ascii="Times New Roman" w:hAnsi="Times New Roman" w:eastAsia="맑은 고딕"/>
           <w:b/>
+          <w:color w:val="000000"/>
           <w:sz w:val="22"/>
         </w:rPr>
         <w:t>2.6.2 NLI 기반 의미적 충실성 평가</w:t>
@@ -2792,6 +2878,7 @@
     </w:p>
     <w:p>
       <w:pPr>
+        <w:pStyle w:val="Heading3"/>
         <w:spacing w:line="480" w:lineRule="auto" w:before="240" w:after="120"/>
         <w:jc w:val="left"/>
       </w:pPr>
@@ -2799,6 +2886,7 @@
         <w:rPr>
           <w:rFonts w:ascii="Times New Roman" w:hAnsi="Times New Roman" w:eastAsia="맑은 고딕"/>
           <w:b/>
+          <w:color w:val="000000"/>
           <w:sz w:val="22"/>
         </w:rPr>
         <w:t>2.6.3 페르소나 기반 평가</w:t>
@@ -2841,6 +2929,7 @@
     </w:p>
     <w:p>
       <w:pPr>
+        <w:pStyle w:val="Heading1"/>
         <w:spacing w:line="480" w:lineRule="auto" w:before="480" w:after="360"/>
         <w:jc w:val="center"/>
       </w:pPr>
@@ -2848,6 +2937,7 @@
         <w:rPr>
           <w:rFonts w:ascii="Times New Roman" w:hAnsi="Times New Roman" w:eastAsia="맑은 고딕"/>
           <w:b/>
+          <w:color w:val="000000"/>
           <w:sz w:val="32"/>
         </w:rPr>
         <w:t>제 3 장. 데이터 및 전처리</w:t>
@@ -2855,6 +2945,7 @@
     </w:p>
     <w:p>
       <w:pPr>
+        <w:pStyle w:val="Heading2"/>
         <w:spacing w:line="480" w:lineRule="auto" w:before="360" w:after="240"/>
         <w:jc w:val="left"/>
       </w:pPr>
@@ -2862,6 +2953,7 @@
         <w:rPr>
           <w:rFonts w:ascii="Times New Roman" w:hAnsi="Times New Roman" w:eastAsia="맑은 고딕"/>
           <w:b/>
+          <w:color w:val="000000"/>
           <w:sz w:val="26"/>
         </w:rPr>
         <w:t>3.1 데이터셋 개요</w:t>
@@ -2884,6 +2976,7 @@
     </w:p>
     <w:p>
       <w:pPr>
+        <w:pStyle w:val="Heading3"/>
         <w:spacing w:line="480" w:lineRule="auto" w:before="240" w:after="120"/>
         <w:jc w:val="left"/>
       </w:pPr>
@@ -2891,6 +2984,7 @@
         <w:rPr>
           <w:rFonts w:ascii="Times New Roman" w:hAnsi="Times New Roman" w:eastAsia="맑은 고딕"/>
           <w:b/>
+          <w:color w:val="000000"/>
           <w:sz w:val="22"/>
         </w:rPr>
         <w:t>3.1.1 Kaggle Home Credit Default Risk</w:t>
@@ -2958,6 +3052,7 @@
     </w:p>
     <w:p>
       <w:pPr>
+        <w:pStyle w:val="Heading3"/>
         <w:spacing w:line="480" w:lineRule="auto" w:before="240" w:after="120"/>
         <w:jc w:val="left"/>
       </w:pPr>
@@ -2965,6 +3060,7 @@
         <w:rPr>
           <w:rFonts w:ascii="Times New Roman" w:hAnsi="Times New Roman" w:eastAsia="맑은 고딕"/>
           <w:b/>
+          <w:color w:val="000000"/>
           <w:sz w:val="22"/>
         </w:rPr>
         <w:t>3.1.2 UCI German Credit</w:t>
@@ -3032,6 +3128,7 @@
     </w:p>
     <w:p>
       <w:pPr>
+        <w:pStyle w:val="Heading3"/>
         <w:spacing w:line="480" w:lineRule="auto" w:before="240" w:after="120"/>
         <w:jc w:val="left"/>
       </w:pPr>
@@ -3039,6 +3136,7 @@
         <w:rPr>
           <w:rFonts w:ascii="Times New Roman" w:hAnsi="Times New Roman" w:eastAsia="맑은 고딕"/>
           <w:b/>
+          <w:color w:val="000000"/>
           <w:sz w:val="22"/>
         </w:rPr>
         <w:t>3.1.3 두 데이터셋의 비교</w:t>
@@ -3620,6 +3718,7 @@
     </w:p>
     <w:p>
       <w:pPr>
+        <w:pStyle w:val="Heading2"/>
         <w:spacing w:line="480" w:lineRule="auto" w:before="360" w:after="240"/>
         <w:jc w:val="left"/>
       </w:pPr>
@@ -3627,6 +3726,7 @@
         <w:rPr>
           <w:rFonts w:ascii="Times New Roman" w:hAnsi="Times New Roman" w:eastAsia="맑은 고딕"/>
           <w:b/>
+          <w:color w:val="000000"/>
           <w:sz w:val="26"/>
         </w:rPr>
         <w:t>3.2 탐색적 데이터 분석</w:t>
@@ -3634,6 +3734,7 @@
     </w:p>
     <w:p>
       <w:pPr>
+        <w:pStyle w:val="Heading3"/>
         <w:spacing w:line="480" w:lineRule="auto" w:before="240" w:after="120"/>
         <w:jc w:val="left"/>
       </w:pPr>
@@ -3641,6 +3742,7 @@
         <w:rPr>
           <w:rFonts w:ascii="Times New Roman" w:hAnsi="Times New Roman" w:eastAsia="맑은 고딕"/>
           <w:b/>
+          <w:color w:val="000000"/>
           <w:sz w:val="22"/>
         </w:rPr>
         <w:t>3.2.1 Home Credit 데이터셋 EDA</w:t>
@@ -3708,6 +3810,7 @@
     </w:p>
     <w:p>
       <w:pPr>
+        <w:pStyle w:val="Heading3"/>
         <w:spacing w:line="480" w:lineRule="auto" w:before="240" w:after="120"/>
         <w:jc w:val="left"/>
       </w:pPr>
@@ -3715,6 +3818,7 @@
         <w:rPr>
           <w:rFonts w:ascii="Times New Roman" w:hAnsi="Times New Roman" w:eastAsia="맑은 고딕"/>
           <w:b/>
+          <w:color w:val="000000"/>
           <w:sz w:val="22"/>
         </w:rPr>
         <w:t>3.2.2 German Credit 데이터셋 EDA</w:t>
@@ -3767,6 +3871,7 @@
     </w:p>
     <w:p>
       <w:pPr>
+        <w:pStyle w:val="Heading2"/>
         <w:spacing w:line="480" w:lineRule="auto" w:before="360" w:after="240"/>
         <w:jc w:val="left"/>
       </w:pPr>
@@ -3774,6 +3879,7 @@
         <w:rPr>
           <w:rFonts w:ascii="Times New Roman" w:hAnsi="Times New Roman" w:eastAsia="맑은 고딕"/>
           <w:b/>
+          <w:color w:val="000000"/>
           <w:sz w:val="26"/>
         </w:rPr>
         <w:t>3.3 전처리 정책</w:t>
@@ -3796,6 +3902,7 @@
     </w:p>
     <w:p>
       <w:pPr>
+        <w:pStyle w:val="Heading3"/>
         <w:spacing w:line="480" w:lineRule="auto" w:before="240" w:after="120"/>
         <w:jc w:val="left"/>
       </w:pPr>
@@ -3803,6 +3910,7 @@
         <w:rPr>
           <w:rFonts w:ascii="Times New Roman" w:hAnsi="Times New Roman" w:eastAsia="맑은 고딕"/>
           <w:b/>
+          <w:color w:val="000000"/>
           <w:sz w:val="22"/>
         </w:rPr>
         <w:t>3.3.1 결측치 처리 (정책 A1)</w:t>
@@ -3885,6 +3993,7 @@
     </w:p>
     <w:p>
       <w:pPr>
+        <w:pStyle w:val="Heading3"/>
         <w:spacing w:line="480" w:lineRule="auto" w:before="240" w:after="120"/>
         <w:jc w:val="left"/>
       </w:pPr>
@@ -3892,6 +4001,7 @@
         <w:rPr>
           <w:rFonts w:ascii="Times New Roman" w:hAnsi="Times New Roman" w:eastAsia="맑은 고딕"/>
           <w:b/>
+          <w:color w:val="000000"/>
           <w:sz w:val="22"/>
         </w:rPr>
         <w:t>3.3.2 범주형 인코딩 (정책 B1)</w:t>
@@ -3959,6 +4069,7 @@
     </w:p>
     <w:p>
       <w:pPr>
+        <w:pStyle w:val="Heading3"/>
         <w:spacing w:line="480" w:lineRule="auto" w:before="240" w:after="120"/>
         <w:jc w:val="left"/>
       </w:pPr>
@@ -3966,6 +4077,7 @@
         <w:rPr>
           <w:rFonts w:ascii="Times New Roman" w:hAnsi="Times New Roman" w:eastAsia="맑은 고딕"/>
           <w:b/>
+          <w:color w:val="000000"/>
           <w:sz w:val="22"/>
         </w:rPr>
         <w:t>3.3.3 데이터 분할 (정책 D)</w:t>
@@ -4003,6 +4115,7 @@
     </w:p>
     <w:p>
       <w:pPr>
+        <w:pStyle w:val="Heading3"/>
         <w:spacing w:line="480" w:lineRule="auto" w:before="240" w:after="120"/>
         <w:jc w:val="left"/>
       </w:pPr>
@@ -4010,6 +4123,7 @@
         <w:rPr>
           <w:rFonts w:ascii="Times New Roman" w:hAnsi="Times New Roman" w:eastAsia="맑은 고딕"/>
           <w:b/>
+          <w:color w:val="000000"/>
           <w:sz w:val="22"/>
         </w:rPr>
         <w:t>3.3.4 보호 속성 처리 (정책 F)</w:t>
@@ -4047,6 +4161,7 @@
     </w:p>
     <w:p>
       <w:pPr>
+        <w:pStyle w:val="Heading3"/>
         <w:spacing w:line="480" w:lineRule="auto" w:before="240" w:after="120"/>
         <w:jc w:val="left"/>
       </w:pPr>
@@ -4054,6 +4169,7 @@
         <w:rPr>
           <w:rFonts w:ascii="Times New Roman" w:hAnsi="Times New Roman" w:eastAsia="맑은 고딕"/>
           <w:b/>
+          <w:color w:val="000000"/>
           <w:sz w:val="22"/>
         </w:rPr>
         <w:t>3.3.5 변수 스케일링과 출력 형식</w:t>
@@ -4482,6 +4598,7 @@
     </w:p>
     <w:p>
       <w:pPr>
+        <w:pStyle w:val="Heading1"/>
         <w:spacing w:line="480" w:lineRule="auto" w:before="480" w:after="360"/>
         <w:jc w:val="center"/>
       </w:pPr>
@@ -4489,6 +4606,7 @@
         <w:rPr>
           <w:rFonts w:ascii="Times New Roman" w:hAnsi="Times New Roman" w:eastAsia="맑은 고딕"/>
           <w:b/>
+          <w:color w:val="000000"/>
           <w:sz w:val="32"/>
         </w:rPr>
         <w:t>제 4 장. 연구 방법론</w:t>
@@ -4496,6 +4614,7 @@
     </w:p>
     <w:p>
       <w:pPr>
+        <w:pStyle w:val="Heading2"/>
         <w:spacing w:line="480" w:lineRule="auto" w:before="360" w:after="240"/>
         <w:jc w:val="left"/>
       </w:pPr>
@@ -4503,6 +4622,7 @@
         <w:rPr>
           <w:rFonts w:ascii="Times New Roman" w:hAnsi="Times New Roman" w:eastAsia="맑은 고딕"/>
           <w:b/>
+          <w:color w:val="000000"/>
           <w:sz w:val="26"/>
         </w:rPr>
         <w:t>4.1 시스템 전체 구조</w:t>
@@ -4535,37 +4655,37 @@
           <w:b w:val="0"/>
           <w:sz w:val="22"/>
         </w:rPr>
-        <w:t>1. 예측 단계: XGBoost가 메인 예측 모델로 부도 확률 $p \in [0, 1]$ 을 산출한다. TabNet은 보조 모델로서 별도의 부도 확률 예측을 수행하면서, 동시에 인스턴스 수준의 어텐션 마스크 $M_{\text{att}}$ 를 추출한다.</w:t>
-      </w:r>
-    </w:p>
-    <w:p>
-      <w:pPr>
-        <w:spacing w:line="480" w:lineRule="auto" w:before="0" w:after="120"/>
-        <w:ind w:firstLine="283"/>
-        <w:jc w:val="left"/>
-      </w:pPr>
-      <w:r>
-        <w:rPr>
-          <w:rFonts w:ascii="Times New Roman" w:hAnsi="Times New Roman" w:eastAsia="맑은 고딕"/>
-          <w:b w:val="0"/>
-          <w:sz w:val="22"/>
-        </w:rPr>
-        <w:t>2. 해석 단계: XGBoost의 예측에 대해 TreeSHAP [16]을 적용하여 인스턴스별 변수 SHAP 값 $\phi \in \mathbb{R}^n$ 을 산출하고, TabNet의 어텐션 마스크 $M_{\text{att}} \in [0, 1]^n$ 와 비교 가능한 형태로 정렬한다.</w:t>
-      </w:r>
-    </w:p>
-    <w:p>
-      <w:pPr>
-        <w:spacing w:line="480" w:lineRule="auto" w:before="0" w:after="120"/>
-        <w:ind w:firstLine="283"/>
-        <w:jc w:val="left"/>
-      </w:pPr>
-      <w:r>
-        <w:rPr>
-          <w:rFonts w:ascii="Times New Roman" w:hAnsi="Times New Roman" w:eastAsia="맑은 고딕"/>
-          <w:b w:val="0"/>
-          <w:sz w:val="22"/>
-        </w:rPr>
-        <w:t>3. 융합 컨텍스트 구성 단계: SHAP 상위 $k_{\text{shap}}$ 변수와 어텐션 상위 $k_{\text{att}}$ 변수를 동의 그룹(agreed), SHAP 단독(shap_only), 어텐션 단독(attention_only) 의 세 그룹으로 분류한 JSON 컨텍스트를 생성한다. 이 단계에서 보호 속성에 해당하는 변수는 명시적으로 마스킹된다.</w:t>
+        <w:t>1. 예측 단계: XGBoost가 메인 예측 모델로 부도 확률 p (0~1 범위)을 산출한다. TabNet은 보조 모델로서 별도의 부도 확률 예측을 수행하면서, 동시에 인스턴스 수준의 어텐션 마스크 M_att 를 추출한다.</w:t>
+      </w:r>
+    </w:p>
+    <w:p>
+      <w:pPr>
+        <w:spacing w:line="480" w:lineRule="auto" w:before="0" w:after="120"/>
+        <w:ind w:firstLine="283"/>
+        <w:jc w:val="left"/>
+      </w:pPr>
+      <w:r>
+        <w:rPr>
+          <w:rFonts w:ascii="Times New Roman" w:hAnsi="Times New Roman" w:eastAsia="맑은 고딕"/>
+          <w:b w:val="0"/>
+          <w:sz w:val="22"/>
+        </w:rPr>
+        <w:t>2. 해석 단계: XGBoost의 예측에 대해 TreeSHAP [16]을 적용하여 인스턴스별 변수 SHAP 값 phi (n차원 실수 벡터)을 산출하고, TabNet의 어텐션 마스크 M_att (값 범위 [0, 1]의 n차원 벡터)와 비교 가능한 형태로 정렬한다.</w:t>
+      </w:r>
+    </w:p>
+    <w:p>
+      <w:pPr>
+        <w:spacing w:line="480" w:lineRule="auto" w:before="0" w:after="120"/>
+        <w:ind w:firstLine="283"/>
+        <w:jc w:val="left"/>
+      </w:pPr>
+      <w:r>
+        <w:rPr>
+          <w:rFonts w:ascii="Times New Roman" w:hAnsi="Times New Roman" w:eastAsia="맑은 고딕"/>
+          <w:b w:val="0"/>
+          <w:sz w:val="22"/>
+        </w:rPr>
+        <w:t>3. 융합 컨텍스트 구성 단계: SHAP 상위 k_shap 변수와 어텐션 상위 k_att 변수를 동의 그룹(agreed), SHAP 단독(shap_only), 어텐션 단독(attention_only) 의 세 그룹으로 분류한 JSON 컨텍스트를 생성한다. 이 단계에서 보호 속성에 해당하는 변수는 명시적으로 마스킹된다.</w:t>
       </w:r>
     </w:p>
     <w:p>
@@ -4600,6 +4720,7 @@
     </w:p>
     <w:p>
       <w:pPr>
+        <w:pStyle w:val="Heading2"/>
         <w:spacing w:line="480" w:lineRule="auto" w:before="360" w:after="240"/>
         <w:jc w:val="left"/>
       </w:pPr>
@@ -4607,6 +4728,7 @@
         <w:rPr>
           <w:rFonts w:ascii="Times New Roman" w:hAnsi="Times New Roman" w:eastAsia="맑은 고딕"/>
           <w:b/>
+          <w:color w:val="000000"/>
           <w:sz w:val="26"/>
         </w:rPr>
         <w:t>4.2 예측 모델 학습</w:t>
@@ -4614,6 +4736,7 @@
     </w:p>
     <w:p>
       <w:pPr>
+        <w:pStyle w:val="Heading3"/>
         <w:spacing w:line="480" w:lineRule="auto" w:before="240" w:after="120"/>
         <w:jc w:val="left"/>
       </w:pPr>
@@ -4621,6 +4744,7 @@
         <w:rPr>
           <w:rFonts w:ascii="Times New Roman" w:hAnsi="Times New Roman" w:eastAsia="맑은 고딕"/>
           <w:b/>
+          <w:color w:val="000000"/>
           <w:sz w:val="22"/>
         </w:rPr>
         <w:t>4.2.1 XGBoost (메인 예측 모델)</w:t>
@@ -4638,7 +4762,7 @@
           <w:b w:val="0"/>
           <w:sz w:val="22"/>
         </w:rPr>
-        <w:t>XGBoost는 그래디언트 부스팅 트리의 정규화·병렬 학습 구현으로, 본 연구의 메인 예측 모델로 활용된다. 본 연구는 다음 hyperparameter로 학습한다: 트리 개수 500, 최대 깊이 6, 학습률 0.05, 부분 표본률(subsample) 0.9, 컬럼 부분 표본률(colsample_bytree) 0.9, 클래스 불균형 보정을 위한 scale_pos_weight = (음성 표본 수) / (양성 표본 수). 평가 지표는 AUC를 사용하며 30 라운드의 조기 종료(early stopping)를 적용하여 검증 셋에서의 과적합을 방지한다. tree_method='hist'로 설정하여 대규모 데이터에서의 학습 속도를 향상시킨다.</w:t>
+        <w:t>XGBoost는 그래디언트 부스팅 트리의 정규화·병렬 학습 구현으로, 본 연구의 메인 예측 모델로 활용된다. 본 연구는 다음 hyperparameter로 학습한다: 트리 개수 500, 최대 깊이 6, 학습률 0.05, 부분 표본률(subsample) 0.9, 컬럼 부분 표본률(colsample_bytree) 0.9, 클래스 불균형 보정을 위한 scale_pos_weight = (음성 표본 수) / (양성 표본 수). 평가 지표는 AUC를 사용하며 30 라운드의 조기 종료(early stopping)를 적용하여 검증 셋에서의 과적합을 방지한다. tree_method='hist' 옵션을 적용하여 대규모 데이터에서의 학습 속도를 향상시킨다.</w:t>
       </w:r>
     </w:p>
     <w:p>
@@ -4658,6 +4782,7 @@
     </w:p>
     <w:p>
       <w:pPr>
+        <w:pStyle w:val="Heading3"/>
         <w:spacing w:line="480" w:lineRule="auto" w:before="240" w:after="120"/>
         <w:jc w:val="left"/>
       </w:pPr>
@@ -4665,6 +4790,7 @@
         <w:rPr>
           <w:rFonts w:ascii="Times New Roman" w:hAnsi="Times New Roman" w:eastAsia="맑은 고딕"/>
           <w:b/>
+          <w:color w:val="000000"/>
           <w:sz w:val="22"/>
         </w:rPr>
         <w:t>4.2.2 TabNet (보조 + 어텐션 추출용)</w:t>
@@ -4682,26 +4808,27 @@
           <w:b w:val="0"/>
           <w:sz w:val="22"/>
         </w:rPr>
-        <w:t>TabNet은 보조 예측 모델 역할과 함께 인스턴스 수준 어텐션 마스크를 제공하는 핵심 역할을 수행한다. 본 연구는 Optuna 라이브러리를 활용한 hyperparameter 탐색을 통해 다음과 같은 최적 구성을 도출하였다(Home Credit 기준): $n_d = 16$, $n_a = 16$, $n_{\text{steps}} = 3$, $\gamma = 1.156$, $\lambda_{\text{sparse}} = 1.31 \times 10^{-5}$, 학습률 0.0367, mask type entmax. 옵티마이저는 AdamW(weight decay $10^{-5}$), 학습률 스케줄러는 StepLR($\gamma = 0.7$, step size 10)을 사용한다.</w:t>
-      </w:r>
-    </w:p>
-    <w:p>
-      <w:pPr>
-        <w:spacing w:line="480" w:lineRule="auto" w:before="0" w:after="120"/>
-        <w:ind w:firstLine="283"/>
-        <w:jc w:val="left"/>
-      </w:pPr>
-      <w:r>
-        <w:rPr>
-          <w:rFonts w:ascii="Times New Roman" w:hAnsi="Times New Roman" w:eastAsia="맑은 고딕"/>
-          <w:b w:val="0"/>
-          <w:sz w:val="22"/>
-        </w:rPr>
-        <w:t>학습 시 batch_size=1024, virtual_batch_size=128(Home Credit), max_epochs=60, patience=12로 설정하며, GPU(NVIDIA GTX 1660 Ti, CUDA 12.1)에서 학습한다. UCI German Credit의 경우 데이터 규모에 맞춰 $n_d = n_a = 8$, $n_{\text{steps}} = 3$, batch_size=128, virtual_batch_size=32로 축소한다.</w:t>
-      </w:r>
-    </w:p>
-    <w:p>
-      <w:pPr>
+        <w:t>TabNet은 보조 예측 모델 역할과 함께 인스턴스 수준 어텐션 마스크를 제공하는 핵심 역할을 수행한다. 본 연구는 Optuna 라이브러리를 활용한 hyperparameter 탐색을 통해 다음과 같은 최적 구성을 도출하였다(Home Credit 기준): n_d = 16, n_a = 16, n_steps = 3, gamma = 1.156, lambda_sparse = 1.31 × 10⁻⁵, 학습률 0.0367, mask type entmax. 옵티마이저는 AdamW(weight decay 10⁻⁵), 학습률 스케줄러는 StepLR(gamma = 0.7, step size 10)을 사용한다.</w:t>
+      </w:r>
+    </w:p>
+    <w:p>
+      <w:pPr>
+        <w:spacing w:line="480" w:lineRule="auto" w:before="0" w:after="120"/>
+        <w:ind w:firstLine="283"/>
+        <w:jc w:val="left"/>
+      </w:pPr>
+      <w:r>
+        <w:rPr>
+          <w:rFonts w:ascii="Times New Roman" w:hAnsi="Times New Roman" w:eastAsia="맑은 고딕"/>
+          <w:b w:val="0"/>
+          <w:sz w:val="22"/>
+        </w:rPr>
+        <w:t>학습 시 batch_size=1024, virtual_batch_size=128(Home Credit), max_epochs=60, patience=12로 설정하며, GPU(NVIDIA GTX 1660 Ti, CUDA 12.1)에서 학습한다. UCI German Credit의 경우 데이터 규모에 맞춰 n_d = n_a = 8, n_steps = 3, batch_size=128, virtual_batch_size=32로 축소한다.</w:t>
+      </w:r>
+    </w:p>
+    <w:p>
+      <w:pPr>
+        <w:pStyle w:val="Heading3"/>
         <w:spacing w:line="480" w:lineRule="auto" w:before="240" w:after="120"/>
         <w:jc w:val="left"/>
       </w:pPr>
@@ -4709,6 +4836,7 @@
         <w:rPr>
           <w:rFonts w:ascii="Times New Roman" w:hAnsi="Times New Roman" w:eastAsia="맑은 고딕"/>
           <w:b/>
+          <w:color w:val="000000"/>
           <w:sz w:val="22"/>
         </w:rPr>
         <w:t>4.2.3 5-fold Stratified CV 평가</w:t>
@@ -4741,26 +4869,27 @@
           <w:b w:val="0"/>
           <w:sz w:val="22"/>
         </w:rPr>
-        <w:t>검증 셋에서는 Youden's J 통계량(J = TPR - FPR을 최대화하는 임계값)으로 분류 임계값을 결정하고, 동일 임계값을 테스트 셋에 적용한다. 이러한 절차는 임계값 결정에 테스트 셋 정보가 누출되는 것을 방지한다.</w:t>
-      </w:r>
-    </w:p>
-    <w:p>
-      <w:pPr>
-        <w:spacing w:line="480" w:lineRule="auto" w:before="0" w:after="120"/>
-        <w:ind w:firstLine="283"/>
-        <w:jc w:val="left"/>
-      </w:pPr>
-      <w:r>
-        <w:rPr>
-          <w:rFonts w:ascii="Times New Roman" w:hAnsi="Times New Roman" w:eastAsia="맑은 고딕"/>
-          <w:b w:val="0"/>
-          <w:sz w:val="22"/>
-        </w:rPr>
-        <w:t>평가 지표는 AUROC, AUPRC, KS 통계량(KS = max|TPR - FPR|), F1 점수, 정밀도(Precision), 재현율(Recall)의 6개를 보고한다. 본 연구는 신용평가의 클래스 불균형 특성상 AUROC뿐만 아니라 AUPRC와 KS를 함께 강조한다.</w:t>
-      </w:r>
-    </w:p>
-    <w:p>
-      <w:pPr>
+        <w:t>검증 셋에서는 Youden's J 통계량(J = TPR − FPR을 최대화하는 임계값)으로 분류 임계값을 결정하고, 동일 임계값을 테스트 셋에 적용한다. 이러한 절차는 임계값 결정에 테스트 셋 정보가 누출되는 것을 방지한다.</w:t>
+      </w:r>
+    </w:p>
+    <w:p>
+      <w:pPr>
+        <w:spacing w:line="480" w:lineRule="auto" w:before="0" w:after="120"/>
+        <w:ind w:firstLine="283"/>
+        <w:jc w:val="left"/>
+      </w:pPr>
+      <w:r>
+        <w:rPr>
+          <w:rFonts w:ascii="Times New Roman" w:hAnsi="Times New Roman" w:eastAsia="맑은 고딕"/>
+          <w:b w:val="0"/>
+          <w:sz w:val="22"/>
+        </w:rPr>
+        <w:t>평가 지표는 AUROC, AUPRC, KS 통계량(KS = max|TPR − FPR|), F1 점수, 정밀도(Precision), 재현율(Recall)의 6개를 보고한다. 본 연구는 신용평가의 클래스 불균형 특성상 AUROC뿐만 아니라 AUPRC와 KS를 함께 강조한다.</w:t>
+      </w:r>
+    </w:p>
+    <w:p>
+      <w:pPr>
+        <w:pStyle w:val="Heading2"/>
         <w:spacing w:line="480" w:lineRule="auto" w:before="360" w:after="240"/>
         <w:jc w:val="left"/>
       </w:pPr>
@@ -4768,6 +4897,7 @@
         <w:rPr>
           <w:rFonts w:ascii="Times New Roman" w:hAnsi="Times New Roman" w:eastAsia="맑은 고딕"/>
           <w:b/>
+          <w:color w:val="000000"/>
           <w:sz w:val="26"/>
         </w:rPr>
         <w:t>4.3 모델 해석</w:t>
@@ -4775,6 +4905,7 @@
     </w:p>
     <w:p>
       <w:pPr>
+        <w:pStyle w:val="Heading3"/>
         <w:spacing w:line="480" w:lineRule="auto" w:before="240" w:after="120"/>
         <w:jc w:val="left"/>
       </w:pPr>
@@ -4782,6 +4913,7 @@
         <w:rPr>
           <w:rFonts w:ascii="Times New Roman" w:hAnsi="Times New Roman" w:eastAsia="맑은 고딕"/>
           <w:b/>
+          <w:color w:val="000000"/>
           <w:sz w:val="22"/>
         </w:rPr>
         <w:t>4.3.1 SHAP local (XGBoost)</w:t>
@@ -4814,7 +4946,7 @@
           <w:b w:val="0"/>
           <w:sz w:val="22"/>
         </w:rPr>
-        <w:t>테스트 셋의 무작위 추출 100명에 대한 SHAP 값을 산출하고, 각 인스턴스별로 절대값 기준 상위 5개 변수($k_{\text{shap}} = 5$)와 그 부호(sign_for_default ∈ {+, -})를 추출한다. + 부호는 해당 변수의 현재 값이 부도 가능성을 높이는 방향으로 작용함을, - 부호는 낮추는 방향으로 작용함을 의미한다.</w:t>
+        <w:t>테스트 셋의 무작위 추출 100명에 대한 SHAP 값을 산출하고, 각 인스턴스별로 절대값 기준 상위 5개 변수(k_shap = 5)와 그 부호(sign_for_default ∈ {+, −})를 추출한다. + 부호는 해당 변수의 현재 값이 부도 가능성을 높이는 방향으로 작용함을, − 부호는 낮추는 방향으로 작용함을 의미한다.</w:t>
       </w:r>
     </w:p>
     <w:p>
@@ -4834,6 +4966,7 @@
     </w:p>
     <w:p>
       <w:pPr>
+        <w:pStyle w:val="Heading3"/>
         <w:spacing w:line="480" w:lineRule="auto" w:before="240" w:after="120"/>
         <w:jc w:val="left"/>
       </w:pPr>
@@ -4841,6 +4974,7 @@
         <w:rPr>
           <w:rFonts w:ascii="Times New Roman" w:hAnsi="Times New Roman" w:eastAsia="맑은 고딕"/>
           <w:b/>
+          <w:color w:val="000000"/>
           <w:sz w:val="22"/>
         </w:rPr>
         <w:t>4.3.2 TabNet 어텐션 (instance-level)</w:t>
@@ -4858,7 +4992,7 @@
           <w:b w:val="0"/>
           <w:sz w:val="22"/>
         </w:rPr>
-        <w:t>학습된 TabNet 모델의 clf.explain(X) API를 호출하여 인스턴스별 어텐션 마스크 $M_{\text{explain}} \in [0, 1]^{n \times d}$ 를 추출한다. 이는 TabNet의 모든 step에서 산출된 어텐션 마스크의 합산이며, 본 연구에서는 각 인스턴스에 대해 어텐션 값이 큰 상위 5개 변수($k_{\text{att}} = 5$)를 추출한다.</w:t>
+        <w:t>학습된 TabNet 모델의 clf.explain(X) API를 호출하여 인스턴스별 어텐션 마스크 M_explain (n × d 차원, 값 범위 [0, 1])를 추출한다. 이는 TabNet의 모든 step에서 산출된 어텐션 마스크의 합산이며, 본 연구에서는 각 인스턴스에 대해 어텐션 값이 큰 상위 5개 변수(k_att = 5)를 추출한다.</w:t>
       </w:r>
     </w:p>
     <w:p>
@@ -4878,6 +5012,7 @@
     </w:p>
     <w:p>
       <w:pPr>
+        <w:pStyle w:val="Heading3"/>
         <w:spacing w:line="480" w:lineRule="auto" w:before="240" w:after="120"/>
         <w:jc w:val="left"/>
       </w:pPr>
@@ -4885,6 +5020,7 @@
         <w:rPr>
           <w:rFonts w:ascii="Times New Roman" w:hAnsi="Times New Roman" w:eastAsia="맑은 고딕"/>
           <w:b/>
+          <w:color w:val="000000"/>
           <w:sz w:val="22"/>
         </w:rPr>
         <w:t>4.3.3 SHAP × 어텐션 일관성 분석</w:t>
@@ -4902,26 +5038,27 @@
           <w:b w:val="0"/>
           <w:sz w:val="22"/>
         </w:rPr>
-        <w:t>두 해석 모델의 일관성을 정량 평가하기 위해 변수별 평균 |SHAP|과 평균 어텐션의 Spearman 순위 상관계수($\rho$)와 Top-K 중복률(overlap)을 산출한다. Spearman 상관계수는 두 변수의 순위 일관성을 측정하며, Top-K 중복률은 SHAP 상위 K개와 어텐션 상위 K개 변수 집합의 교집합 비율을 측정한다.</w:t>
-      </w:r>
-    </w:p>
-    <w:p>
-      <w:pPr>
-        <w:spacing w:line="480" w:lineRule="auto" w:before="0" w:after="120"/>
-        <w:ind w:firstLine="283"/>
-        <w:jc w:val="left"/>
-      </w:pPr>
-      <w:r>
-        <w:rPr>
-          <w:rFonts w:ascii="Times New Roman" w:hAnsi="Times New Roman" w:eastAsia="맑은 고딕"/>
-          <w:b w:val="0"/>
-          <w:sz w:val="22"/>
-        </w:rPr>
-        <w:t>Home Credit 데이터셋의 분석 결과 전체 변수에 대한 Spearman $\rho = 0.117$, Top-50 중복률은 약 0.32 수준으로 약한 양의 상관과 중간 정도의 중복 이 관찰된다. 같은 분석을 UCI German Credit에 적용한 결과 $\rho = 0.114$, Top-10 중복률 0.40, Top-20 중복률 0.35로 거의 동일한 패턴이 확인된다. 이는 부분적 일관 + 부분적 상보 의 패턴이 신용평가 도메인의 일반 패턴임을 시사하며, 본 연구가 두 해석 모델을 융합하는 정당성을 정량적으로 뒷받침한다.</w:t>
-      </w:r>
-    </w:p>
-    <w:p>
-      <w:pPr>
+        <w:t>두 해석 모델의 일관성을 정량 평가하기 위해 변수별 평균 |SHAP|과 평균 어텐션의 Spearman 순위 상관계수(ρ)와 Top-K 중복률(overlap)을 산출한다. Spearman 상관계수는 두 변수의 순위 일관성을 측정하며, Top-K 중복률은 SHAP 상위 K개와 어텐션 상위 K개 변수 집합의 교집합 비율을 측정한다.</w:t>
+      </w:r>
+    </w:p>
+    <w:p>
+      <w:pPr>
+        <w:spacing w:line="480" w:lineRule="auto" w:before="0" w:after="120"/>
+        <w:ind w:firstLine="283"/>
+        <w:jc w:val="left"/>
+      </w:pPr>
+      <w:r>
+        <w:rPr>
+          <w:rFonts w:ascii="Times New Roman" w:hAnsi="Times New Roman" w:eastAsia="맑은 고딕"/>
+          <w:b w:val="0"/>
+          <w:sz w:val="22"/>
+        </w:rPr>
+        <w:t>Home Credit 데이터셋의 분석 결과 전체 변수에 대한 Spearman ρ = 0.117, Top-50 중복률은 약 0.32 수준으로 약한 양의 상관과 중간 정도의 중복 이 관찰된다. 같은 분석을 UCI German Credit에 적용한 결과 ρ = 0.114, Top-10 중복률 0.40, Top-20 중복률 0.35로 거의 동일한 패턴이 확인된다. 이는 부분적 일관 + 부분적 상보 의 패턴이 신용평가 도메인의 일반 패턴임을 시사하며, 본 연구가 두 해석 모델을 융합하는 정당성을 정량적으로 뒷받침한다.</w:t>
+      </w:r>
+    </w:p>
+    <w:p>
+      <w:pPr>
+        <w:pStyle w:val="Heading2"/>
         <w:spacing w:line="480" w:lineRule="auto" w:before="360" w:after="240"/>
         <w:jc w:val="left"/>
       </w:pPr>
@@ -4929,6 +5066,7 @@
         <w:rPr>
           <w:rFonts w:ascii="Times New Roman" w:hAnsi="Times New Roman" w:eastAsia="맑은 고딕"/>
           <w:b/>
+          <w:color w:val="000000"/>
           <w:sz w:val="26"/>
         </w:rPr>
         <w:t>4.4 Agreement-aware Fusion Context (★ 본 연구의 핵심 기여)</w:t>
@@ -4951,6 +5089,7 @@
     </w:p>
     <w:p>
       <w:pPr>
+        <w:pStyle w:val="Heading3"/>
         <w:spacing w:line="480" w:lineRule="auto" w:before="240" w:after="120"/>
         <w:jc w:val="left"/>
       </w:pPr>
@@ -4958,6 +5097,7 @@
         <w:rPr>
           <w:rFonts w:ascii="Times New Roman" w:hAnsi="Times New Roman" w:eastAsia="맑은 고딕"/>
           <w:b/>
+          <w:color w:val="000000"/>
           <w:sz w:val="22"/>
         </w:rPr>
         <w:t>4.4.1 3-그룹 분류</w:t>
@@ -4975,52 +5115,52 @@
           <w:b w:val="0"/>
           <w:sz w:val="22"/>
         </w:rPr>
-        <w:t>각 인스턴스 $x$ 에 대해 SHAP 상위 $k$ 개 변수 집합을 $S_{\text{shap}}(x)$, 어텐션 상위 $k$ 개 변수 집합을 $S_{\text{att}}(x)$ 라 하면, 이 두 집합은 다음 세 그룹으로 분해된다.</w:t>
-      </w:r>
-    </w:p>
-    <w:p>
-      <w:pPr>
-        <w:spacing w:line="480" w:lineRule="auto" w:before="0" w:after="120"/>
-        <w:ind w:firstLine="283"/>
-        <w:jc w:val="left"/>
-      </w:pPr>
-      <w:r>
-        <w:rPr>
-          <w:rFonts w:ascii="Times New Roman" w:hAnsi="Times New Roman" w:eastAsia="맑은 고딕"/>
-          <w:b w:val="0"/>
-          <w:sz w:val="22"/>
-        </w:rPr>
-        <w:t>• agreed: $S_{\text{shap}}(x) \cap S_{\text{att}}(x)$</w:t>
-      </w:r>
-    </w:p>
-    <w:p>
-      <w:pPr>
-        <w:spacing w:line="480" w:lineRule="auto" w:before="0" w:after="120"/>
-        <w:ind w:firstLine="283"/>
-        <w:jc w:val="left"/>
-      </w:pPr>
-      <w:r>
-        <w:rPr>
-          <w:rFonts w:ascii="Times New Roman" w:hAnsi="Times New Roman" w:eastAsia="맑은 고딕"/>
-          <w:b w:val="0"/>
-          <w:sz w:val="22"/>
-        </w:rPr>
-        <w:t>• shap_only: $S_{\text{shap}}(x) \setminus S_{\text{att}}(x)$</w:t>
-      </w:r>
-    </w:p>
-    <w:p>
-      <w:pPr>
-        <w:spacing w:line="480" w:lineRule="auto" w:before="0" w:after="120"/>
-        <w:ind w:firstLine="283"/>
-        <w:jc w:val="left"/>
-      </w:pPr>
-      <w:r>
-        <w:rPr>
-          <w:rFonts w:ascii="Times New Roman" w:hAnsi="Times New Roman" w:eastAsia="맑은 고딕"/>
-          <w:b w:val="0"/>
-          <w:sz w:val="22"/>
-        </w:rPr>
-        <w:t>• attention_only: $S_{\text{att}}(x) \setminus S_{\text{shap}}(x)$</w:t>
+        <w:t>각 인스턴스 x 에 대해 SHAP 상위 k 개 변수 집합을 S_shap(x), 어텐션 상위 k 개 변수 집합을 S_att(x) 라 하면, 이 두 집합은 다음 세 그룹으로 분해된다.</w:t>
+      </w:r>
+    </w:p>
+    <w:p>
+      <w:pPr>
+        <w:spacing w:line="480" w:lineRule="auto" w:before="0" w:after="120"/>
+        <w:ind w:firstLine="283"/>
+        <w:jc w:val="left"/>
+      </w:pPr>
+      <w:r>
+        <w:rPr>
+          <w:rFonts w:ascii="Times New Roman" w:hAnsi="Times New Roman" w:eastAsia="맑은 고딕"/>
+          <w:b w:val="0"/>
+          <w:sz w:val="22"/>
+        </w:rPr>
+        <w:t>• agreed: S_shap(x) ∩ S_att(x) (두 집합의 교집합)</w:t>
+      </w:r>
+    </w:p>
+    <w:p>
+      <w:pPr>
+        <w:spacing w:line="480" w:lineRule="auto" w:before="0" w:after="120"/>
+        <w:ind w:firstLine="283"/>
+        <w:jc w:val="left"/>
+      </w:pPr>
+      <w:r>
+        <w:rPr>
+          <w:rFonts w:ascii="Times New Roman" w:hAnsi="Times New Roman" w:eastAsia="맑은 고딕"/>
+          <w:b w:val="0"/>
+          <w:sz w:val="22"/>
+        </w:rPr>
+        <w:t>• shap_only: S_shap(x) − S_att(x) (SHAP에만 속하는 변수)</w:t>
+      </w:r>
+    </w:p>
+    <w:p>
+      <w:pPr>
+        <w:spacing w:line="480" w:lineRule="auto" w:before="0" w:after="120"/>
+        <w:ind w:firstLine="283"/>
+        <w:jc w:val="left"/>
+      </w:pPr>
+      <w:r>
+        <w:rPr>
+          <w:rFonts w:ascii="Times New Roman" w:hAnsi="Times New Roman" w:eastAsia="맑은 고딕"/>
+          <w:b w:val="0"/>
+          <w:sz w:val="22"/>
+        </w:rPr>
+        <w:t>• attention_only: S_att(x) − S_shap(x) (어텐션에만 속하는 변수)</w:t>
       </w:r>
     </w:p>
     <w:p>
@@ -5050,11 +5190,12 @@
           <w:b w:val="0"/>
           <w:sz w:val="22"/>
         </w:rPr>
-        <w:t>Home Credit 데이터셋의 100개 인스턴스에 대한 분석 결과 평균 agreed 그룹 크기는 2.12개로 ($k=5$ 기준 약 42%의 동의율), $n_{\text{agreed}}$ 분포는 0~3개 범위에서 변동하였으며 4개 이상의 동의는 발생하지 않았다. 이는 두 해석 모델이 부분적으로만 동의함을 정량적으로 보여준다.</w:t>
-      </w:r>
-    </w:p>
-    <w:p>
-      <w:pPr>
+        <w:t>Home Credit 데이터셋의 100개 인스턴스에 대한 분석 결과 평균 agreed 그룹 크기는 2.12개로 (k=5 기준 약 42%의 동의율), n_agreed 분포는 0~3개 범위에서 변동하였으며 4개 이상의 동의는 발생하지 않았다. 이는 두 해석 모델이 부분적으로만 동의함을 정량적으로 보여준다.</w:t>
+      </w:r>
+    </w:p>
+    <w:p>
+      <w:pPr>
+        <w:pStyle w:val="Heading3"/>
         <w:spacing w:line="480" w:lineRule="auto" w:before="240" w:after="120"/>
         <w:jc w:val="left"/>
       </w:pPr>
@@ -5062,6 +5203,7 @@
         <w:rPr>
           <w:rFonts w:ascii="Times New Roman" w:hAnsi="Times New Roman" w:eastAsia="맑은 고딕"/>
           <w:b/>
+          <w:color w:val="000000"/>
           <w:sz w:val="22"/>
         </w:rPr>
         <w:t>4.4.2 보호 속성 마스킹</w:t>
@@ -5129,6 +5271,7 @@
     </w:p>
     <w:p>
       <w:pPr>
+        <w:pStyle w:val="Heading3"/>
         <w:spacing w:line="480" w:lineRule="auto" w:before="240" w:after="120"/>
         <w:jc w:val="left"/>
       </w:pPr>
@@ -5136,6 +5279,7 @@
         <w:rPr>
           <w:rFonts w:ascii="Times New Roman" w:hAnsi="Times New Roman" w:eastAsia="맑은 고딕"/>
           <w:b/>
+          <w:color w:val="000000"/>
           <w:sz w:val="22"/>
         </w:rPr>
         <w:t>4.4.3 JSON 컨텍스트 구조</w:t>
@@ -5237,6 +5381,7 @@
     </w:p>
     <w:p>
       <w:pPr>
+        <w:pStyle w:val="Heading2"/>
         <w:spacing w:line="480" w:lineRule="auto" w:before="360" w:after="240"/>
         <w:jc w:val="left"/>
       </w:pPr>
@@ -5244,6 +5389,7 @@
         <w:rPr>
           <w:rFonts w:ascii="Times New Roman" w:hAnsi="Times New Roman" w:eastAsia="맑은 고딕"/>
           <w:b/>
+          <w:color w:val="000000"/>
           <w:sz w:val="26"/>
         </w:rPr>
         <w:t>4.5 LLM-RAG 자연어 설명 생성</w:t>
@@ -5251,6 +5397,7 @@
     </w:p>
     <w:p>
       <w:pPr>
+        <w:pStyle w:val="Heading3"/>
         <w:spacing w:line="480" w:lineRule="auto" w:before="240" w:after="120"/>
         <w:jc w:val="left"/>
       </w:pPr>
@@ -5258,6 +5405,7 @@
         <w:rPr>
           <w:rFonts w:ascii="Times New Roman" w:hAnsi="Times New Roman" w:eastAsia="맑은 고딕"/>
           <w:b/>
+          <w:color w:val="000000"/>
           <w:sz w:val="22"/>
         </w:rPr>
         <w:t>4.5.1 4-mode 컨텍스트 비교</w:t>
@@ -5355,6 +5503,7 @@
     </w:p>
     <w:p>
       <w:pPr>
+        <w:pStyle w:val="Heading3"/>
         <w:spacing w:line="480" w:lineRule="auto" w:before="240" w:after="120"/>
         <w:jc w:val="left"/>
       </w:pPr>
@@ -5362,6 +5511,7 @@
         <w:rPr>
           <w:rFonts w:ascii="Times New Roman" w:hAnsi="Times New Roman" w:eastAsia="맑은 고딕"/>
           <w:b/>
+          <w:color w:val="000000"/>
           <w:sz w:val="22"/>
         </w:rPr>
         <w:t>4.5.2 Hard Constraints</w:t>
@@ -5459,6 +5609,7 @@
     </w:p>
     <w:p>
       <w:pPr>
+        <w:pStyle w:val="Heading3"/>
         <w:spacing w:line="480" w:lineRule="auto" w:before="240" w:after="120"/>
         <w:jc w:val="left"/>
       </w:pPr>
@@ -5466,6 +5617,7 @@
         <w:rPr>
           <w:rFonts w:ascii="Times New Roman" w:hAnsi="Times New Roman" w:eastAsia="맑은 고딕"/>
           <w:b/>
+          <w:color w:val="000000"/>
           <w:sz w:val="22"/>
         </w:rPr>
         <w:t>4.5.3 LLM 모델 선택</w:t>
@@ -5533,6 +5685,7 @@
     </w:p>
     <w:p>
       <w:pPr>
+        <w:pStyle w:val="Heading3"/>
         <w:spacing w:line="480" w:lineRule="auto" w:before="240" w:after="120"/>
         <w:jc w:val="left"/>
       </w:pPr>
@@ -5540,6 +5693,7 @@
         <w:rPr>
           <w:rFonts w:ascii="Times New Roman" w:hAnsi="Times New Roman" w:eastAsia="맑은 고딕"/>
           <w:b/>
+          <w:color w:val="000000"/>
           <w:sz w:val="22"/>
         </w:rPr>
         <w:t>4.5.4 출력 형식 (5-section)</w:t>
@@ -5652,6 +5806,7 @@
     </w:p>
     <w:p>
       <w:pPr>
+        <w:pStyle w:val="Heading2"/>
         <w:spacing w:line="480" w:lineRule="auto" w:before="360" w:after="240"/>
         <w:jc w:val="left"/>
       </w:pPr>
@@ -5659,6 +5814,7 @@
         <w:rPr>
           <w:rFonts w:ascii="Times New Roman" w:hAnsi="Times New Roman" w:eastAsia="맑은 고딕"/>
           <w:b/>
+          <w:color w:val="000000"/>
           <w:sz w:val="26"/>
         </w:rPr>
         <w:t>4.6 공정성-aware 학습</w:t>
@@ -5666,6 +5822,7 @@
     </w:p>
     <w:p>
       <w:pPr>
+        <w:pStyle w:val="Heading3"/>
         <w:spacing w:line="480" w:lineRule="auto" w:before="240" w:after="120"/>
         <w:jc w:val="left"/>
       </w:pPr>
@@ -5673,6 +5830,7 @@
         <w:rPr>
           <w:rFonts w:ascii="Times New Roman" w:hAnsi="Times New Roman" w:eastAsia="맑은 고딕"/>
           <w:b/>
+          <w:color w:val="000000"/>
           <w:sz w:val="22"/>
         </w:rPr>
         <w:t>4.6.1 Reweighing (Kamiran-Calders) — 사전 처리</w:t>
@@ -5695,32 +5853,32 @@
     </w:p>
     <w:p>
       <w:pPr>
-        <w:spacing w:line="480" w:lineRule="auto" w:before="0" w:after="120"/>
-        <w:ind w:firstLine="283"/>
-        <w:jc w:val="left"/>
-      </w:pPr>
-      <w:r>
-        <w:rPr>
-          <w:rFonts w:ascii="Times New Roman" w:hAnsi="Times New Roman" w:eastAsia="맑은 고딕"/>
-          <w:b w:val="0"/>
-          <w:sz w:val="22"/>
-        </w:rPr>
-        <w:t>$$w(x) = \frac{P(s = s_x) \cdot P(y = y_x)}{P(s = s_x, y = y_x)}$$</w:t>
-      </w:r>
-    </w:p>
-    <w:p>
-      <w:pPr>
-        <w:spacing w:line="480" w:lineRule="auto" w:before="0" w:after="120"/>
-        <w:ind w:firstLine="283"/>
-        <w:jc w:val="left"/>
-      </w:pPr>
-      <w:r>
-        <w:rPr>
-          <w:rFonts w:ascii="Times New Roman" w:hAnsi="Times New Roman" w:eastAsia="맑은 고딕"/>
-          <w:b w:val="0"/>
-          <w:sz w:val="22"/>
-        </w:rPr>
-        <w:t>여기서 $s$ 는 보호 속성, $y$ 는 결과 변수, $s_x$ 와 $y_x$ 는 인스턴스 $x$ 의 보호 속성과 결과 라벨이다. 이 가중치는 통계적 독립성 의 관점에서 보호 속성과 결과 변수가 독립이었을 경우의 기대값과 실제 관측치의 비율을 계산한 것이다. 학습 알고리즘은 이 가중치를 손실 함수의 sample weight으로 직접 활용한다.</w:t>
+        <w:spacing w:line="360" w:lineRule="auto" w:before="120" w:after="120"/>
+        <w:jc w:val="center"/>
+      </w:pPr>
+      <w:r>
+        <w:rPr>
+          <w:rFonts w:ascii="Times New Roman" w:hAnsi="Times New Roman" w:eastAsia="맑은 고딕"/>
+          <w:b w:val="0"/>
+          <w:i/>
+          <w:sz w:val="22"/>
+        </w:rPr>
+        <w:t>수식 4-1: w(x) = [P(s = s_x) × P(y = y_x)] / P(s = s_x, y = y_x)</w:t>
+      </w:r>
+    </w:p>
+    <w:p>
+      <w:pPr>
+        <w:spacing w:line="480" w:lineRule="auto" w:before="0" w:after="120"/>
+        <w:ind w:firstLine="283"/>
+        <w:jc w:val="left"/>
+      </w:pPr>
+      <w:r>
+        <w:rPr>
+          <w:rFonts w:ascii="Times New Roman" w:hAnsi="Times New Roman" w:eastAsia="맑은 고딕"/>
+          <w:b w:val="0"/>
+          <w:sz w:val="22"/>
+        </w:rPr>
+        <w:t>여기서 s 는 보호 속성, y 는 결과 변수, s_x 와 y_x 는 인스턴스 x 의 보호 속성과 결과 라벨이다. 이 가중치는 통계적 독립성 의 관점에서 보호 속성과 결과 변수가 독립이었을 경우의 기대값과 실제 관측치의 비율을 계산한 것이다. 학습 알고리즘은 이 가중치를 손실 함수의 sample weight으로 직접 활용한다.</w:t>
       </w:r>
     </w:p>
     <w:p>
@@ -5740,6 +5898,7 @@
     </w:p>
     <w:p>
       <w:pPr>
+        <w:pStyle w:val="Heading3"/>
         <w:spacing w:line="480" w:lineRule="auto" w:before="240" w:after="120"/>
         <w:jc w:val="left"/>
       </w:pPr>
@@ -5747,6 +5906,7 @@
         <w:rPr>
           <w:rFonts w:ascii="Times New Roman" w:hAnsi="Times New Roman" w:eastAsia="맑은 고딕"/>
           <w:b/>
+          <w:color w:val="000000"/>
           <w:sz w:val="22"/>
         </w:rPr>
         <w:t>4.6.2 Fairlearn ExpGrad — 도중 처리</w:t>
@@ -5804,6 +5964,7 @@
     </w:p>
     <w:p>
       <w:pPr>
+        <w:pStyle w:val="Heading1"/>
         <w:spacing w:line="480" w:lineRule="auto" w:before="480" w:after="360"/>
         <w:jc w:val="center"/>
       </w:pPr>
@@ -5811,6 +5972,7 @@
         <w:rPr>
           <w:rFonts w:ascii="Times New Roman" w:hAnsi="Times New Roman" w:eastAsia="맑은 고딕"/>
           <w:b/>
+          <w:color w:val="000000"/>
           <w:sz w:val="32"/>
         </w:rPr>
         <w:t>제 5 장. 평가 프레임워크</w:t>
@@ -5833,6 +5995,7 @@
     </w:p>
     <w:p>
       <w:pPr>
+        <w:pStyle w:val="Heading2"/>
         <w:spacing w:line="480" w:lineRule="auto" w:before="360" w:after="240"/>
         <w:jc w:val="left"/>
       </w:pPr>
@@ -5840,6 +6003,7 @@
         <w:rPr>
           <w:rFonts w:ascii="Times New Roman" w:hAnsi="Times New Roman" w:eastAsia="맑은 고딕"/>
           <w:b/>
+          <w:color w:val="000000"/>
           <w:sz w:val="26"/>
         </w:rPr>
         <w:t>5.1 모델 성능 지표</w:t>
@@ -5902,7 +6066,7 @@
           <w:b w:val="0"/>
           <w:sz w:val="22"/>
         </w:rPr>
-        <w:t>• KS (Kolmogorov-Smirnov 통계량): $\text{KS} = \max_t |\text{TPR}(t) - \text{FPR}(t)|$ 로 정의되며, 신용평가 도메인의 전통 표준 지표이다.</w:t>
+        <w:t>• KS (Kolmogorov-Smirnov 통계량): KS = max_t |TPR(t) − FPR(t)| 로 정의되며, 신용평가 도메인의 전통 표준 지표이다.</w:t>
       </w:r>
     </w:p>
     <w:p>
@@ -5937,6 +6101,7 @@
     </w:p>
     <w:p>
       <w:pPr>
+        <w:pStyle w:val="Heading2"/>
         <w:spacing w:line="480" w:lineRule="auto" w:before="360" w:after="240"/>
         <w:jc w:val="left"/>
       </w:pPr>
@@ -5944,6 +6109,7 @@
         <w:rPr>
           <w:rFonts w:ascii="Times New Roman" w:hAnsi="Times New Roman" w:eastAsia="맑은 고딕"/>
           <w:b/>
+          <w:color w:val="000000"/>
           <w:sz w:val="26"/>
         </w:rPr>
         <w:t>5.2 룰 기반 평가</w:t>
@@ -5951,6 +6117,7 @@
     </w:p>
     <w:p>
       <w:pPr>
+        <w:pStyle w:val="Heading3"/>
         <w:spacing w:line="480" w:lineRule="auto" w:before="240" w:after="120"/>
         <w:jc w:val="left"/>
       </w:pPr>
@@ -5958,6 +6125,7 @@
         <w:rPr>
           <w:rFonts w:ascii="Times New Roman" w:hAnsi="Times New Roman" w:eastAsia="맑은 고딕"/>
           <w:b/>
+          <w:color w:val="000000"/>
           <w:sz w:val="22"/>
         </w:rPr>
         <w:t>5.2.1 Faithfulness Score (충실성 점수)</w:t>
@@ -6055,6 +6223,7 @@
     </w:p>
     <w:p>
       <w:pPr>
+        <w:pStyle w:val="Heading3"/>
         <w:spacing w:line="480" w:lineRule="auto" w:before="240" w:after="120"/>
         <w:jc w:val="left"/>
       </w:pPr>
@@ -6062,6 +6231,7 @@
         <w:rPr>
           <w:rFonts w:ascii="Times New Roman" w:hAnsi="Times New Roman" w:eastAsia="맑은 고딕"/>
           <w:b/>
+          <w:color w:val="000000"/>
           <w:sz w:val="22"/>
         </w:rPr>
         <w:t>5.2.2 Hallucination Rate (환각률)</w:t>
@@ -6144,6 +6314,7 @@
     </w:p>
     <w:p>
       <w:pPr>
+        <w:pStyle w:val="Heading2"/>
         <w:spacing w:line="480" w:lineRule="auto" w:before="360" w:after="240"/>
         <w:jc w:val="left"/>
       </w:pPr>
@@ -6151,6 +6322,7 @@
         <w:rPr>
           <w:rFonts w:ascii="Times New Roman" w:hAnsi="Times New Roman" w:eastAsia="맑은 고딕"/>
           <w:b/>
+          <w:color w:val="000000"/>
           <w:sz w:val="26"/>
         </w:rPr>
         <w:t>5.3 NLI 기반 의미적 충실성 평가</w:t>
@@ -6158,6 +6330,7 @@
     </w:p>
     <w:p>
       <w:pPr>
+        <w:pStyle w:val="Heading3"/>
         <w:spacing w:line="480" w:lineRule="auto" w:before="240" w:after="120"/>
         <w:jc w:val="left"/>
       </w:pPr>
@@ -6165,6 +6338,7 @@
         <w:rPr>
           <w:rFonts w:ascii="Times New Roman" w:hAnsi="Times New Roman" w:eastAsia="맑은 고딕"/>
           <w:b/>
+          <w:color w:val="000000"/>
           <w:sz w:val="22"/>
         </w:rPr>
         <w:t>5.3.1 mDeBERTa 다국어 NLI 모델</w:t>
@@ -6202,6 +6376,7 @@
     </w:p>
     <w:p>
       <w:pPr>
+        <w:pStyle w:val="Heading3"/>
         <w:spacing w:line="480" w:lineRule="auto" w:before="240" w:after="120"/>
         <w:jc w:val="left"/>
       </w:pPr>
@@ -6209,6 +6384,7 @@
         <w:rPr>
           <w:rFonts w:ascii="Times New Roman" w:hAnsi="Times New Roman" w:eastAsia="맑은 고딕"/>
           <w:b/>
+          <w:color w:val="000000"/>
           <w:sz w:val="22"/>
         </w:rPr>
         <w:t>5.3.2 컨텍스트 → premise 자연어 변환</w:t>
@@ -6291,6 +6467,7 @@
     </w:p>
     <w:p>
       <w:pPr>
+        <w:pStyle w:val="Heading3"/>
         <w:spacing w:line="480" w:lineRule="auto" w:before="240" w:after="120"/>
         <w:jc w:val="left"/>
       </w:pPr>
@@ -6298,6 +6475,7 @@
         <w:rPr>
           <w:rFonts w:ascii="Times New Roman" w:hAnsi="Times New Roman" w:eastAsia="맑은 고딕"/>
           <w:b/>
+          <w:color w:val="000000"/>
           <w:sz w:val="22"/>
         </w:rPr>
         <w:t>5.3.3 평가 지표</w:t>
@@ -6395,6 +6573,7 @@
     </w:p>
     <w:p>
       <w:pPr>
+        <w:pStyle w:val="Heading2"/>
         <w:spacing w:line="480" w:lineRule="auto" w:before="360" w:after="240"/>
         <w:jc w:val="left"/>
       </w:pPr>
@@ -6402,6 +6581,7 @@
         <w:rPr>
           <w:rFonts w:ascii="Times New Roman" w:hAnsi="Times New Roman" w:eastAsia="맑은 고딕"/>
           <w:b/>
+          <w:color w:val="000000"/>
           <w:sz w:val="26"/>
         </w:rPr>
         <w:t>5.4 G-Eval (LLM-as-a-Judge)</w:t>
@@ -6409,6 +6589,7 @@
     </w:p>
     <w:p>
       <w:pPr>
+        <w:pStyle w:val="Heading3"/>
         <w:spacing w:line="480" w:lineRule="auto" w:before="240" w:after="120"/>
         <w:jc w:val="left"/>
       </w:pPr>
@@ -6416,6 +6597,7 @@
         <w:rPr>
           <w:rFonts w:ascii="Times New Roman" w:hAnsi="Times New Roman" w:eastAsia="맑은 고딕"/>
           <w:b/>
+          <w:color w:val="000000"/>
           <w:sz w:val="22"/>
         </w:rPr>
         <w:t>5.4.1 4차원 척도</w:t>
@@ -6513,6 +6695,7 @@
     </w:p>
     <w:p>
       <w:pPr>
+        <w:pStyle w:val="Heading3"/>
         <w:spacing w:line="480" w:lineRule="auto" w:before="240" w:after="120"/>
         <w:jc w:val="left"/>
       </w:pPr>
@@ -6520,6 +6703,7 @@
         <w:rPr>
           <w:rFonts w:ascii="Times New Roman" w:hAnsi="Times New Roman" w:eastAsia="맑은 고딕"/>
           <w:b/>
+          <w:color w:val="000000"/>
           <w:sz w:val="22"/>
         </w:rPr>
         <w:t>5.4.2 Cross-Judge 평가</w:t>
@@ -6557,6 +6741,7 @@
     </w:p>
     <w:p>
       <w:pPr>
+        <w:pStyle w:val="Heading2"/>
         <w:spacing w:line="480" w:lineRule="auto" w:before="360" w:after="240"/>
         <w:jc w:val="left"/>
       </w:pPr>
@@ -6564,6 +6749,7 @@
         <w:rPr>
           <w:rFonts w:ascii="Times New Roman" w:hAnsi="Times New Roman" w:eastAsia="맑은 고딕"/>
           <w:b/>
+          <w:color w:val="000000"/>
           <w:sz w:val="26"/>
         </w:rPr>
         <w:t>5.5 Pilot Human-Proxy 평가</w:t>
@@ -6571,6 +6757,7 @@
     </w:p>
     <w:p>
       <w:pPr>
+        <w:pStyle w:val="Heading3"/>
         <w:spacing w:line="480" w:lineRule="auto" w:before="240" w:after="120"/>
         <w:jc w:val="left"/>
       </w:pPr>
@@ -6578,6 +6765,7 @@
         <w:rPr>
           <w:rFonts w:ascii="Times New Roman" w:hAnsi="Times New Roman" w:eastAsia="맑은 고딕"/>
           <w:b/>
+          <w:color w:val="000000"/>
           <w:sz w:val="22"/>
         </w:rPr>
         <w:t>5.5.1 동기와 한계</w:t>
@@ -6615,6 +6803,7 @@
     </w:p>
     <w:p>
       <w:pPr>
+        <w:pStyle w:val="Heading3"/>
         <w:spacing w:line="480" w:lineRule="auto" w:before="240" w:after="120"/>
         <w:jc w:val="left"/>
       </w:pPr>
@@ -6622,6 +6811,7 @@
         <w:rPr>
           <w:rFonts w:ascii="Times New Roman" w:hAnsi="Times New Roman" w:eastAsia="맑은 고딕"/>
           <w:b/>
+          <w:color w:val="000000"/>
           <w:sz w:val="22"/>
         </w:rPr>
         <w:t>5.5.2 3 Personas와 3 Metrics</w:t>
@@ -6779,6 +6969,7 @@
     </w:p>
     <w:p>
       <w:pPr>
+        <w:pStyle w:val="Heading2"/>
         <w:spacing w:line="480" w:lineRule="auto" w:before="360" w:after="240"/>
         <w:jc w:val="left"/>
       </w:pPr>
@@ -6786,6 +6977,7 @@
         <w:rPr>
           <w:rFonts w:ascii="Times New Roman" w:hAnsi="Times New Roman" w:eastAsia="맑은 고딕"/>
           <w:b/>
+          <w:color w:val="000000"/>
           <w:sz w:val="26"/>
         </w:rPr>
         <w:t>5.6 공정성 평가</w:t>
@@ -6808,6 +7000,7 @@
     </w:p>
     <w:p>
       <w:pPr>
+        <w:pStyle w:val="Heading3"/>
         <w:spacing w:line="480" w:lineRule="auto" w:before="240" w:after="120"/>
         <w:jc w:val="left"/>
       </w:pPr>
@@ -6815,6 +7008,7 @@
         <w:rPr>
           <w:rFonts w:ascii="Times New Roman" w:hAnsi="Times New Roman" w:eastAsia="맑은 고딕"/>
           <w:b/>
+          <w:color w:val="000000"/>
           <w:sz w:val="22"/>
         </w:rPr>
         <w:t>5.6.1 Demographic Parity (DP) 차이</w:t>
@@ -6837,17 +7031,17 @@
     </w:p>
     <w:p>
       <w:pPr>
-        <w:spacing w:line="480" w:lineRule="auto" w:before="0" w:after="120"/>
-        <w:ind w:firstLine="283"/>
-        <w:jc w:val="left"/>
-      </w:pPr>
-      <w:r>
-        <w:rPr>
-          <w:rFonts w:ascii="Times New Roman" w:hAnsi="Times New Roman" w:eastAsia="맑은 고딕"/>
-          <w:b w:val="0"/>
-          <w:sz w:val="22"/>
-        </w:rPr>
-        <w:t>$$\text{DP\_diff} = \big| P(\hat{y}=1 | s=0) - P(\hat{y}=1 | s=1) \big|$$</w:t>
+        <w:spacing w:line="360" w:lineRule="auto" w:before="120" w:after="120"/>
+        <w:jc w:val="center"/>
+      </w:pPr>
+      <w:r>
+        <w:rPr>
+          <w:rFonts w:ascii="Times New Roman" w:hAnsi="Times New Roman" w:eastAsia="맑은 고딕"/>
+          <w:b w:val="0"/>
+          <w:i/>
+          <w:sz w:val="22"/>
+        </w:rPr>
+        <w:t>수식 5-1: DP_diff = | P(ŷ=1 | s=0) − P(ŷ=1 | s=1) |</w:t>
       </w:r>
     </w:p>
     <w:p>
@@ -6867,6 +7061,7 @@
     </w:p>
     <w:p>
       <w:pPr>
+        <w:pStyle w:val="Heading3"/>
         <w:spacing w:line="480" w:lineRule="auto" w:before="240" w:after="120"/>
         <w:jc w:val="left"/>
       </w:pPr>
@@ -6874,6 +7069,7 @@
         <w:rPr>
           <w:rFonts w:ascii="Times New Roman" w:hAnsi="Times New Roman" w:eastAsia="맑은 고딕"/>
           <w:b/>
+          <w:color w:val="000000"/>
           <w:sz w:val="22"/>
         </w:rPr>
         <w:t>5.6.2 Equal Opportunity (EO) 차이</w:t>
@@ -6896,17 +7092,17 @@
     </w:p>
     <w:p>
       <w:pPr>
-        <w:spacing w:line="480" w:lineRule="auto" w:before="0" w:after="120"/>
-        <w:ind w:firstLine="283"/>
-        <w:jc w:val="left"/>
-      </w:pPr>
-      <w:r>
-        <w:rPr>
-          <w:rFonts w:ascii="Times New Roman" w:hAnsi="Times New Roman" w:eastAsia="맑은 고딕"/>
-          <w:b w:val="0"/>
-          <w:sz w:val="22"/>
-        </w:rPr>
-        <w:t>$$\text{EO\_diff} = \big| \text{TPR}(s=0) - \text{TPR}(s=1) \big|$$</w:t>
+        <w:spacing w:line="360" w:lineRule="auto" w:before="120" w:after="120"/>
+        <w:jc w:val="center"/>
+      </w:pPr>
+      <w:r>
+        <w:rPr>
+          <w:rFonts w:ascii="Times New Roman" w:hAnsi="Times New Roman" w:eastAsia="맑은 고딕"/>
+          <w:b w:val="0"/>
+          <w:i/>
+          <w:sz w:val="22"/>
+        </w:rPr>
+        <w:t>수식 5-2: EO_diff = | TPR(s=0) − TPR(s=1) |</w:t>
       </w:r>
     </w:p>
     <w:p>
@@ -6926,6 +7122,7 @@
     </w:p>
     <w:p>
       <w:pPr>
+        <w:pStyle w:val="Heading3"/>
         <w:spacing w:line="480" w:lineRule="auto" w:before="240" w:after="120"/>
         <w:jc w:val="left"/>
       </w:pPr>
@@ -6933,6 +7130,7 @@
         <w:rPr>
           <w:rFonts w:ascii="Times New Roman" w:hAnsi="Times New Roman" w:eastAsia="맑은 고딕"/>
           <w:b/>
+          <w:color w:val="000000"/>
           <w:sz w:val="22"/>
         </w:rPr>
         <w:t>5.6.3 Disparate Impact ratio (DI ratio)</w:t>
@@ -6955,17 +7153,17 @@
     </w:p>
     <w:p>
       <w:pPr>
-        <w:spacing w:line="480" w:lineRule="auto" w:before="0" w:after="120"/>
-        <w:ind w:firstLine="283"/>
-        <w:jc w:val="left"/>
-      </w:pPr>
-      <w:r>
-        <w:rPr>
-          <w:rFonts w:ascii="Times New Roman" w:hAnsi="Times New Roman" w:eastAsia="맑은 고딕"/>
-          <w:b w:val="0"/>
-          <w:sz w:val="22"/>
-        </w:rPr>
-        <w:t>$$\text{DI ratio} = \frac{\min(P(\hat{y}=1|s=0), P(\hat{y}=1|s=1))}{\max(P(\hat{y}=1|s=0), P(\hat{y}=1|s=1))}$$</w:t>
+        <w:spacing w:line="360" w:lineRule="auto" w:before="120" w:after="120"/>
+        <w:jc w:val="center"/>
+      </w:pPr>
+      <w:r>
+        <w:rPr>
+          <w:rFonts w:ascii="Times New Roman" w:hAnsi="Times New Roman" w:eastAsia="맑은 고딕"/>
+          <w:b w:val="0"/>
+          <w:i/>
+          <w:sz w:val="22"/>
+        </w:rPr>
+        <w:t>수식 5-3: DI_ratio = min[ P(ŷ=1|s=0), P(ŷ=1|s=1) ] / max[ P(ŷ=1|s=0), P(ŷ=1|s=1) ]</w:t>
       </w:r>
     </w:p>
     <w:p>
@@ -6985,6 +7183,7 @@
     </w:p>
     <w:p>
       <w:pPr>
+        <w:pStyle w:val="Heading2"/>
         <w:spacing w:line="480" w:lineRule="auto" w:before="360" w:after="240"/>
         <w:jc w:val="left"/>
       </w:pPr>
@@ -6992,6 +7191,7 @@
         <w:rPr>
           <w:rFonts w:ascii="Times New Roman" w:hAnsi="Times New Roman" w:eastAsia="맑은 고딕"/>
           <w:b/>
+          <w:color w:val="000000"/>
           <w:sz w:val="26"/>
         </w:rPr>
         <w:t>5.7 평가 프레임워크 통합</w:t>
@@ -7524,6 +7724,7 @@
     </w:p>
     <w:p>
       <w:pPr>
+        <w:pStyle w:val="Heading1"/>
         <w:spacing w:line="480" w:lineRule="auto" w:before="480" w:after="360"/>
         <w:jc w:val="center"/>
       </w:pPr>
@@ -7531,6 +7732,7 @@
         <w:rPr>
           <w:rFonts w:ascii="Times New Roman" w:hAnsi="Times New Roman" w:eastAsia="맑은 고딕"/>
           <w:b/>
+          <w:color w:val="000000"/>
           <w:sz w:val="32"/>
         </w:rPr>
         <w:t>제 6 장. 분석 결과</w:t>
@@ -7553,6 +7755,7 @@
     </w:p>
     <w:p>
       <w:pPr>
+        <w:pStyle w:val="Heading2"/>
         <w:spacing w:line="480" w:lineRule="auto" w:before="360" w:after="240"/>
         <w:jc w:val="left"/>
       </w:pPr>
@@ -7560,6 +7763,7 @@
         <w:rPr>
           <w:rFonts w:ascii="Times New Roman" w:hAnsi="Times New Roman" w:eastAsia="맑은 고딕"/>
           <w:b/>
+          <w:color w:val="000000"/>
           <w:sz w:val="26"/>
         </w:rPr>
         <w:t>6.1 모델 성능 비교</w:t>
@@ -7567,6 +7771,7 @@
     </w:p>
     <w:p>
       <w:pPr>
+        <w:pStyle w:val="Heading3"/>
         <w:spacing w:line="480" w:lineRule="auto" w:before="240" w:after="120"/>
         <w:jc w:val="left"/>
       </w:pPr>
@@ -7574,6 +7779,7 @@
         <w:rPr>
           <w:rFonts w:ascii="Times New Roman" w:hAnsi="Times New Roman" w:eastAsia="맑은 고딕"/>
           <w:b/>
+          <w:color w:val="000000"/>
           <w:sz w:val="22"/>
         </w:rPr>
         <w:t>6.1.1 Home Credit Default Risk 5-fold CV 결과</w:t>
@@ -8116,6 +8322,7 @@
     </w:p>
     <w:p>
       <w:pPr>
+        <w:pStyle w:val="Heading3"/>
         <w:spacing w:line="480" w:lineRule="auto" w:before="240" w:after="120"/>
         <w:jc w:val="left"/>
       </w:pPr>
@@ -8123,6 +8330,7 @@
         <w:rPr>
           <w:rFonts w:ascii="Times New Roman" w:hAnsi="Times New Roman" w:eastAsia="맑은 고딕"/>
           <w:b/>
+          <w:color w:val="000000"/>
           <w:sz w:val="22"/>
         </w:rPr>
         <w:t>6.1.2 보조 테이블 추가 효과</w:t>
@@ -8160,6 +8368,7 @@
     </w:p>
     <w:p>
       <w:pPr>
+        <w:pStyle w:val="Heading3"/>
         <w:spacing w:line="480" w:lineRule="auto" w:before="240" w:after="120"/>
         <w:jc w:val="left"/>
       </w:pPr>
@@ -8167,6 +8376,7 @@
         <w:rPr>
           <w:rFonts w:ascii="Times New Roman" w:hAnsi="Times New Roman" w:eastAsia="맑은 고딕"/>
           <w:b/>
+          <w:color w:val="000000"/>
           <w:sz w:val="22"/>
         </w:rPr>
         <w:t>6.1.3 UCI German Credit 5-fold CV 결과</w:t>
@@ -8633,6 +8843,7 @@
     </w:p>
     <w:p>
       <w:pPr>
+        <w:pStyle w:val="Heading2"/>
         <w:spacing w:line="480" w:lineRule="auto" w:before="360" w:after="240"/>
         <w:jc w:val="left"/>
       </w:pPr>
@@ -8640,6 +8851,7 @@
         <w:rPr>
           <w:rFonts w:ascii="Times New Roman" w:hAnsi="Times New Roman" w:eastAsia="맑은 고딕"/>
           <w:b/>
+          <w:color w:val="000000"/>
           <w:sz w:val="26"/>
         </w:rPr>
         <w:t>6.2 SHAP × 어텐션 일관성</w:t>
@@ -8647,6 +8859,7 @@
     </w:p>
     <w:p>
       <w:pPr>
+        <w:pStyle w:val="Heading3"/>
         <w:spacing w:line="480" w:lineRule="auto" w:before="240" w:after="120"/>
         <w:jc w:val="left"/>
       </w:pPr>
@@ -8654,6 +8867,7 @@
         <w:rPr>
           <w:rFonts w:ascii="Times New Roman" w:hAnsi="Times New Roman" w:eastAsia="맑은 고딕"/>
           <w:b/>
+          <w:color w:val="000000"/>
           <w:sz w:val="22"/>
         </w:rPr>
         <w:t>6.2.1 Home Credit 일관성 분석</w:t>
@@ -8676,6 +8890,60 @@
     </w:p>
     <w:p>
       <w:pPr>
+        <w:spacing w:line="240" w:lineRule="auto" w:before="240" w:after="0"/>
+        <w:jc w:val="center"/>
+      </w:pPr>
+      <w:r>
+        <w:drawing>
+          <wp:inline xmlns:a="http://schemas.openxmlformats.org/drawingml/2006/main" xmlns:pic="http://schemas.openxmlformats.org/drawingml/2006/picture">
+            <wp:extent cx="5040000" cy="2218805"/>
+            <wp:docPr id="1" name="Picture 1"/>
+            <wp:cNvGraphicFramePr>
+              <a:graphicFrameLocks noChangeAspect="1"/>
+            </wp:cNvGraphicFramePr>
+            <a:graphic>
+              <a:graphicData uri="http://schemas.openxmlformats.org/drawingml/2006/picture">
+                <pic:pic>
+                  <pic:nvPicPr>
+                    <pic:cNvPr id="0" name="16_attention_vs_shap_scatter.png"/>
+                    <pic:cNvPicPr/>
+                  </pic:nvPicPr>
+                  <pic:blipFill>
+                    <a:blip r:embed="rId9"/>
+                    <a:stretch>
+                      <a:fillRect/>
+                    </a:stretch>
+                  </pic:blipFill>
+                  <pic:spPr>
+                    <a:xfrm>
+                      <a:off x="0" y="0"/>
+                      <a:ext cx="5040000" cy="2218805"/>
+                    </a:xfrm>
+                    <a:prstGeom prst="rect"/>
+                  </pic:spPr>
+                </pic:pic>
+              </a:graphicData>
+            </a:graphic>
+          </wp:inline>
+        </w:drawing>
+      </w:r>
+    </w:p>
+    <w:p>
+      <w:pPr>
+        <w:spacing w:line="480" w:lineRule="auto" w:before="0" w:after="240"/>
+        <w:jc w:val="center"/>
+      </w:pPr>
+      <w:r>
+        <w:rPr>
+          <w:rFonts w:ascii="Times New Roman" w:hAnsi="Times New Roman" w:eastAsia="맑은 고딕"/>
+          <w:b/>
+          <w:sz w:val="20"/>
+        </w:rPr>
+        <w:t>그림 6-1. Home Credit XGBoost SHAP global importance와 TabNet 평균 어텐션의 산점도 (Spearman ρ=0.117)</w:t>
+      </w:r>
+    </w:p>
+    <w:p>
+      <w:pPr>
         <w:spacing w:line="480" w:lineRule="auto" w:before="0" w:after="120"/>
         <w:ind w:firstLine="283"/>
         <w:jc w:val="left"/>
@@ -8691,6 +8959,7 @@
     </w:p>
     <w:p>
       <w:pPr>
+        <w:pStyle w:val="Heading3"/>
         <w:spacing w:line="480" w:lineRule="auto" w:before="240" w:after="120"/>
         <w:jc w:val="left"/>
       </w:pPr>
@@ -8698,6 +8967,7 @@
         <w:rPr>
           <w:rFonts w:ascii="Times New Roman" w:hAnsi="Times New Roman" w:eastAsia="맑은 고딕"/>
           <w:b/>
+          <w:color w:val="000000"/>
           <w:sz w:val="22"/>
         </w:rPr>
         <w:t>6.2.2 인스턴스 수준 동의 통계</w:t>
@@ -8715,11 +8985,12 @@
           <w:b w:val="0"/>
           <w:sz w:val="22"/>
         </w:rPr>
-        <w:t>Home Credit 100명에 대한 인스턴스별 동의 그룹 크기 분석 결과 평균 $n_{\text{agreed}} = 2.12$ ($k=5$ 기준 약 42%), 분포는 0~3개 범위에서 변동하였으며 4개 이상의 동의는 발생하지 않았다. 즉 SHAP top-5와 어텐션 top-5의 교집합은 평균적으로 약 2개이며, 나머지 약 6개의 변수는 두 해석 모델 중 하나에서만 강조된다. 이는 LLM 컨텍스트에 agreement 라벨 을 명시하는 것이 의사결정의 신뢰도 차이를 직접적으로 LLM에 전달할 수 있음을 시사한다.</w:t>
-      </w:r>
-    </w:p>
-    <w:p>
-      <w:pPr>
+        <w:t>Home Credit 100명에 대한 인스턴스별 동의 그룹 크기 분석 결과 평균 n_agreed = 2.12 (k=5 기준 약 42%), 분포는 0~3개 범위에서 변동하였으며 4개 이상의 동의는 발생하지 않았다. 즉 SHAP top-5와 어텐션 top-5의 교집합은 평균적으로 약 2개이며, 나머지 약 6개의 변수는 두 해석 모델 중 하나에서만 강조된다. 이는 LLM 컨텍스트에 agreement 라벨 을 명시하는 것이 의사결정의 신뢰도 차이를 직접적으로 LLM에 전달할 수 있음을 시사한다.</w:t>
+      </w:r>
+    </w:p>
+    <w:p>
+      <w:pPr>
+        <w:pStyle w:val="Heading2"/>
         <w:spacing w:line="480" w:lineRule="auto" w:before="360" w:after="240"/>
         <w:jc w:val="left"/>
       </w:pPr>
@@ -8727,6 +8998,7 @@
         <w:rPr>
           <w:rFonts w:ascii="Times New Roman" w:hAnsi="Times New Roman" w:eastAsia="맑은 고딕"/>
           <w:b/>
+          <w:color w:val="000000"/>
           <w:sz w:val="26"/>
         </w:rPr>
         <w:t>6.3 4-mode 자연어 설명 비교</w:t>
@@ -8734,6 +9006,7 @@
     </w:p>
     <w:p>
       <w:pPr>
+        <w:pStyle w:val="Heading3"/>
         <w:spacing w:line="480" w:lineRule="auto" w:before="240" w:after="120"/>
         <w:jc w:val="left"/>
       </w:pPr>
@@ -8741,6 +9014,7 @@
         <w:rPr>
           <w:rFonts w:ascii="Times New Roman" w:hAnsi="Times New Roman" w:eastAsia="맑은 고딕"/>
           <w:b/>
+          <w:color w:val="000000"/>
           <w:sz w:val="22"/>
         </w:rPr>
         <w:t>6.3.1 4-mode 정의와 평가 대상</w:t>
@@ -8763,6 +9037,7 @@
     </w:p>
     <w:p>
       <w:pPr>
+        <w:pStyle w:val="Heading3"/>
         <w:spacing w:line="480" w:lineRule="auto" w:before="240" w:after="120"/>
         <w:jc w:val="left"/>
       </w:pPr>
@@ -8770,6 +9045,7 @@
         <w:rPr>
           <w:rFonts w:ascii="Times New Roman" w:hAnsi="Times New Roman" w:eastAsia="맑은 고딕"/>
           <w:b/>
+          <w:color w:val="000000"/>
           <w:sz w:val="22"/>
         </w:rPr>
         <w:t>6.3.2 환각률 (Hallucination Rate)</w:t>
@@ -8822,6 +9098,7 @@
     </w:p>
     <w:p>
       <w:pPr>
+        <w:pStyle w:val="Heading3"/>
         <w:spacing w:line="480" w:lineRule="auto" w:before="240" w:after="120"/>
         <w:jc w:val="left"/>
       </w:pPr>
@@ -8829,6 +9106,7 @@
         <w:rPr>
           <w:rFonts w:ascii="Times New Roman" w:hAnsi="Times New Roman" w:eastAsia="맑은 고딕"/>
           <w:b/>
+          <w:color w:val="000000"/>
           <w:sz w:val="22"/>
         </w:rPr>
         <w:t>6.3.3 NLI Entailment Rate</w:t>
@@ -9188,6 +9466,61 @@
     </w:p>
     <w:p>
       <w:pPr>
+        <w:spacing w:line="240" w:lineRule="auto" w:before="240" w:after="0"/>
+        <w:jc w:val="center"/>
+      </w:pPr>
+      <w:r>
+        <w:drawing>
+          <wp:inline xmlns:a="http://schemas.openxmlformats.org/drawingml/2006/main" xmlns:pic="http://schemas.openxmlformats.org/drawingml/2006/picture">
+            <wp:extent cx="5040000" cy="3791461"/>
+            <wp:docPr id="2" name="Picture 2"/>
+            <wp:cNvGraphicFramePr>
+              <a:graphicFrameLocks noChangeAspect="1"/>
+            </wp:cNvGraphicFramePr>
+            <a:graphic>
+              <a:graphicData uri="http://schemas.openxmlformats.org/drawingml/2006/picture">
+                <pic:pic>
+                  <pic:nvPicPr>
+                    <pic:cNvPr id="0" name="35_generic_rag_3way.png"/>
+                    <pic:cNvPicPr/>
+                  </pic:nvPicPr>
+                  <pic:blipFill>
+                    <a:blip r:embed="rId10"/>
+                    <a:stretch>
+                      <a:fillRect/>
+                    </a:stretch>
+                  </pic:blipFill>
+                  <pic:spPr>
+                    <a:xfrm>
+                      <a:off x="0" y="0"/>
+                      <a:ext cx="5040000" cy="3791461"/>
+                    </a:xfrm>
+                    <a:prstGeom prst="rect"/>
+                  </pic:spPr>
+                </pic:pic>
+              </a:graphicData>
+            </a:graphic>
+          </wp:inline>
+        </w:drawing>
+      </w:r>
+    </w:p>
+    <w:p>
+      <w:pPr>
+        <w:spacing w:line="480" w:lineRule="auto" w:before="0" w:after="240"/>
+        <w:jc w:val="center"/>
+      </w:pPr>
+      <w:r>
+        <w:rPr>
+          <w:rFonts w:ascii="Times New Roman" w:hAnsi="Times New Roman" w:eastAsia="맑은 고딕"/>
+          <w:b/>
+          <w:sz w:val="20"/>
+        </w:rPr>
+        <w:t>그림 6-2. Home Credit 4-mode 자연어 설명 비교 (NLI Entailment / G-Eval Completeness / Value Match Rate)</w:t>
+      </w:r>
+    </w:p>
+    <w:p>
+      <w:pPr>
+        <w:pStyle w:val="Heading3"/>
         <w:spacing w:line="480" w:lineRule="auto" w:before="240" w:after="120"/>
         <w:jc w:val="left"/>
       </w:pPr>
@@ -9195,6 +9528,7 @@
         <w:rPr>
           <w:rFonts w:ascii="Times New Roman" w:hAnsi="Times New Roman" w:eastAsia="맑은 고딕"/>
           <w:b/>
+          <w:color w:val="000000"/>
           <w:sz w:val="22"/>
         </w:rPr>
         <w:t>6.3.4 Value Match Rate</w:t>
@@ -9494,6 +9828,7 @@
     </w:p>
     <w:p>
       <w:pPr>
+        <w:pStyle w:val="Heading3"/>
         <w:spacing w:line="480" w:lineRule="auto" w:before="240" w:after="120"/>
         <w:jc w:val="left"/>
       </w:pPr>
@@ -9501,6 +9836,7 @@
         <w:rPr>
           <w:rFonts w:ascii="Times New Roman" w:hAnsi="Times New Roman" w:eastAsia="맑은 고딕"/>
           <w:b/>
+          <w:color w:val="000000"/>
           <w:sz w:val="22"/>
         </w:rPr>
         <w:t>6.3.5 G-Eval (Cross-judge) 결과</w:t>
@@ -9997,6 +10333,7 @@
     </w:p>
     <w:p>
       <w:pPr>
+        <w:pStyle w:val="Heading3"/>
         <w:spacing w:line="480" w:lineRule="auto" w:before="240" w:after="120"/>
         <w:jc w:val="left"/>
       </w:pPr>
@@ -10004,6 +10341,7 @@
         <w:rPr>
           <w:rFonts w:ascii="Times New Roman" w:hAnsi="Times New Roman" w:eastAsia="맑은 고딕"/>
           <w:b/>
+          <w:color w:val="000000"/>
           <w:sz w:val="22"/>
         </w:rPr>
         <w:t>6.3.6 Counterfactual baseline (Step 1)</w:t>
@@ -10041,6 +10379,7 @@
     </w:p>
     <w:p>
       <w:pPr>
+        <w:pStyle w:val="Heading2"/>
         <w:spacing w:line="480" w:lineRule="auto" w:before="360" w:after="240"/>
         <w:jc w:val="left"/>
       </w:pPr>
@@ -10048,6 +10387,7 @@
         <w:rPr>
           <w:rFonts w:ascii="Times New Roman" w:hAnsi="Times New Roman" w:eastAsia="맑은 고딕"/>
           <w:b/>
+          <w:color w:val="000000"/>
           <w:sz w:val="26"/>
         </w:rPr>
         <w:t>6.4 Persona 평가 결과</w:t>
@@ -10055,6 +10395,61 @@
     </w:p>
     <w:p>
       <w:pPr>
+        <w:spacing w:line="240" w:lineRule="auto" w:before="240" w:after="0"/>
+        <w:jc w:val="center"/>
+      </w:pPr>
+      <w:r>
+        <w:drawing>
+          <wp:inline xmlns:a="http://schemas.openxmlformats.org/drawingml/2006/main" xmlns:pic="http://schemas.openxmlformats.org/drawingml/2006/picture">
+            <wp:extent cx="5040000" cy="3857507"/>
+            <wp:docPr id="3" name="Picture 3"/>
+            <wp:cNvGraphicFramePr>
+              <a:graphicFrameLocks noChangeAspect="1"/>
+            </wp:cNvGraphicFramePr>
+            <a:graphic>
+              <a:graphicData uri="http://schemas.openxmlformats.org/drawingml/2006/picture">
+                <pic:pic>
+                  <pic:nvPicPr>
+                    <pic:cNvPr id="0" name="32_cross_judge_geval.png"/>
+                    <pic:cNvPicPr/>
+                  </pic:nvPicPr>
+                  <pic:blipFill>
+                    <a:blip r:embed="rId11"/>
+                    <a:stretch>
+                      <a:fillRect/>
+                    </a:stretch>
+                  </pic:blipFill>
+                  <pic:spPr>
+                    <a:xfrm>
+                      <a:off x="0" y="0"/>
+                      <a:ext cx="5040000" cy="3857507"/>
+                    </a:xfrm>
+                    <a:prstGeom prst="rect"/>
+                  </pic:spPr>
+                </pic:pic>
+              </a:graphicData>
+            </a:graphic>
+          </wp:inline>
+        </w:drawing>
+      </w:r>
+    </w:p>
+    <w:p>
+      <w:pPr>
+        <w:spacing w:line="480" w:lineRule="auto" w:before="0" w:after="240"/>
+        <w:jc w:val="center"/>
+      </w:pPr>
+      <w:r>
+        <w:rPr>
+          <w:rFonts w:ascii="Times New Roman" w:hAnsi="Times New Roman" w:eastAsia="맑은 고딕"/>
+          <w:b/>
+          <w:sz w:val="20"/>
+        </w:rPr>
+        <w:t>그림 6-3. Cross-judge G-Eval 결과 — Anthropic judge와 Gemini judge의 4차원 평가 점수 비교</w:t>
+      </w:r>
+    </w:p>
+    <w:p>
+      <w:pPr>
+        <w:pStyle w:val="Heading3"/>
         <w:spacing w:line="480" w:lineRule="auto" w:before="240" w:after="120"/>
         <w:jc w:val="left"/>
       </w:pPr>
@@ -10062,6 +10457,7 @@
         <w:rPr>
           <w:rFonts w:ascii="Times New Roman" w:hAnsi="Times New Roman" w:eastAsia="맑은 고딕"/>
           <w:b/>
+          <w:color w:val="000000"/>
           <w:sz w:val="22"/>
         </w:rPr>
         <w:t>6.4.1 페르소나별 trade-off</w:t>
@@ -10649,6 +11045,61 @@
     </w:p>
     <w:p>
       <w:pPr>
+        <w:spacing w:line="240" w:lineRule="auto" w:before="240" w:after="0"/>
+        <w:jc w:val="center"/>
+      </w:pPr>
+      <w:r>
+        <w:drawing>
+          <wp:inline xmlns:a="http://schemas.openxmlformats.org/drawingml/2006/main" xmlns:pic="http://schemas.openxmlformats.org/drawingml/2006/picture">
+            <wp:extent cx="5040000" cy="4445160"/>
+            <wp:docPr id="4" name="Picture 4"/>
+            <wp:cNvGraphicFramePr>
+              <a:graphicFrameLocks noChangeAspect="1"/>
+            </wp:cNvGraphicFramePr>
+            <a:graphic>
+              <a:graphicData uri="http://schemas.openxmlformats.org/drawingml/2006/picture">
+                <pic:pic>
+                  <pic:nvPicPr>
+                    <pic:cNvPr id="0" name="36_human_proxy_personas.png"/>
+                    <pic:cNvPicPr/>
+                  </pic:nvPicPr>
+                  <pic:blipFill>
+                    <a:blip r:embed="rId12"/>
+                    <a:stretch>
+                      <a:fillRect/>
+                    </a:stretch>
+                  </pic:blipFill>
+                  <pic:spPr>
+                    <a:xfrm>
+                      <a:off x="0" y="0"/>
+                      <a:ext cx="5040000" cy="4445160"/>
+                    </a:xfrm>
+                    <a:prstGeom prst="rect"/>
+                  </pic:spPr>
+                </pic:pic>
+              </a:graphicData>
+            </a:graphic>
+          </wp:inline>
+        </w:drawing>
+      </w:r>
+    </w:p>
+    <w:p>
+      <w:pPr>
+        <w:spacing w:line="480" w:lineRule="auto" w:before="0" w:after="240"/>
+        <w:jc w:val="center"/>
+      </w:pPr>
+      <w:r>
+        <w:rPr>
+          <w:rFonts w:ascii="Times New Roman" w:hAnsi="Times New Roman" w:eastAsia="맑은 고딕"/>
+          <w:b/>
+          <w:sz w:val="20"/>
+        </w:rPr>
+        <w:t>그림 6-4. 3-Persona 평가 결과 — Credit Expert / Customer / Regulator 관점별 4-mode 비교 (5점 만점)</w:t>
+      </w:r>
+    </w:p>
+    <w:p>
+      <w:pPr>
+        <w:pStyle w:val="Heading2"/>
         <w:spacing w:line="480" w:lineRule="auto" w:before="360" w:after="240"/>
         <w:jc w:val="left"/>
       </w:pPr>
@@ -10656,6 +11107,7 @@
         <w:rPr>
           <w:rFonts w:ascii="Times New Roman" w:hAnsi="Times New Roman" w:eastAsia="맑은 고딕"/>
           <w:b/>
+          <w:color w:val="000000"/>
           <w:sz w:val="26"/>
         </w:rPr>
         <w:t>6.5 공정성 mitigation 결과</w:t>
@@ -10663,6 +11115,7 @@
     </w:p>
     <w:p>
       <w:pPr>
+        <w:pStyle w:val="Heading3"/>
         <w:spacing w:line="480" w:lineRule="auto" w:before="240" w:after="120"/>
         <w:jc w:val="left"/>
       </w:pPr>
@@ -10670,6 +11123,7 @@
         <w:rPr>
           <w:rFonts w:ascii="Times New Roman" w:hAnsi="Times New Roman" w:eastAsia="맑은 고딕"/>
           <w:b/>
+          <w:color w:val="000000"/>
           <w:sz w:val="22"/>
         </w:rPr>
         <w:t>6.5.1 Reweighing 4/4 통과</w:t>
@@ -11565,6 +12019,61 @@
     </w:p>
     <w:p>
       <w:pPr>
+        <w:spacing w:line="240" w:lineRule="auto" w:before="240" w:after="0"/>
+        <w:jc w:val="center"/>
+      </w:pPr>
+      <w:r>
+        <w:drawing>
+          <wp:inline xmlns:a="http://schemas.openxmlformats.org/drawingml/2006/main" xmlns:pic="http://schemas.openxmlformats.org/drawingml/2006/picture">
+            <wp:extent cx="5040000" cy="4878996"/>
+            <wp:docPr id="5" name="Picture 5"/>
+            <wp:cNvGraphicFramePr>
+              <a:graphicFrameLocks noChangeAspect="1"/>
+            </wp:cNvGraphicFramePr>
+            <a:graphic>
+              <a:graphicData uri="http://schemas.openxmlformats.org/drawingml/2006/picture">
+                <pic:pic>
+                  <pic:nvPicPr>
+                    <pic:cNvPr id="0" name="34_mitigation_bars.png"/>
+                    <pic:cNvPicPr/>
+                  </pic:nvPicPr>
+                  <pic:blipFill>
+                    <a:blip r:embed="rId13"/>
+                    <a:stretch>
+                      <a:fillRect/>
+                    </a:stretch>
+                  </pic:blipFill>
+                  <pic:spPr>
+                    <a:xfrm>
+                      <a:off x="0" y="0"/>
+                      <a:ext cx="5040000" cy="4878996"/>
+                    </a:xfrm>
+                    <a:prstGeom prst="rect"/>
+                  </pic:spPr>
+                </pic:pic>
+              </a:graphicData>
+            </a:graphic>
+          </wp:inline>
+        </w:drawing>
+      </w:r>
+    </w:p>
+    <w:p>
+      <w:pPr>
+        <w:spacing w:line="480" w:lineRule="auto" w:before="0" w:after="240"/>
+        <w:jc w:val="center"/>
+      </w:pPr>
+      <w:r>
+        <w:rPr>
+          <w:rFonts w:ascii="Times New Roman" w:hAnsi="Times New Roman" w:eastAsia="맑은 고딕"/>
+          <w:b/>
+          <w:sz w:val="20"/>
+        </w:rPr>
+        <w:t>그림 6-5. Reweighing 공정성 보정 결과 — 4가지 보호 속성 × 데이터셋 조합에서 AUROC와 Disparate Impact ratio의 변화</w:t>
+      </w:r>
+    </w:p>
+    <w:p>
+      <w:pPr>
+        <w:pStyle w:val="Heading3"/>
         <w:spacing w:line="480" w:lineRule="auto" w:before="240" w:after="120"/>
         <w:jc w:val="left"/>
       </w:pPr>
@@ -11572,6 +12081,7 @@
         <w:rPr>
           <w:rFonts w:ascii="Times New Roman" w:hAnsi="Times New Roman" w:eastAsia="맑은 고딕"/>
           <w:b/>
+          <w:color w:val="000000"/>
           <w:sz w:val="22"/>
         </w:rPr>
         <w:t>6.5.2 Fairlearn ExpGrad 비교</w:t>
@@ -11609,6 +12119,7 @@
     </w:p>
     <w:p>
       <w:pPr>
+        <w:pStyle w:val="Heading3"/>
         <w:spacing w:line="480" w:lineRule="auto" w:before="240" w:after="120"/>
         <w:jc w:val="left"/>
       </w:pPr>
@@ -11616,6 +12127,7 @@
         <w:rPr>
           <w:rFonts w:ascii="Times New Roman" w:hAnsi="Times New Roman" w:eastAsia="맑은 고딕"/>
           <w:b/>
+          <w:color w:val="000000"/>
           <w:sz w:val="22"/>
         </w:rPr>
         <w:t>6.5.3 Day 5 결론의 갱신</w:t>
@@ -11638,6 +12150,7 @@
     </w:p>
     <w:p>
       <w:pPr>
+        <w:pStyle w:val="Heading2"/>
         <w:spacing w:line="480" w:lineRule="auto" w:before="360" w:after="240"/>
         <w:jc w:val="left"/>
       </w:pPr>
@@ -11645,6 +12158,7 @@
         <w:rPr>
           <w:rFonts w:ascii="Times New Roman" w:hAnsi="Times New Roman" w:eastAsia="맑은 고딕"/>
           <w:b/>
+          <w:color w:val="000000"/>
           <w:sz w:val="26"/>
         </w:rPr>
         <w:t>6.6 일반화 검증 (UCI German Credit)</w:t>
@@ -11652,6 +12166,7 @@
     </w:p>
     <w:p>
       <w:pPr>
+        <w:pStyle w:val="Heading3"/>
         <w:spacing w:line="480" w:lineRule="auto" w:before="240" w:after="120"/>
         <w:jc w:val="left"/>
       </w:pPr>
@@ -11659,6 +12174,7 @@
         <w:rPr>
           <w:rFonts w:ascii="Times New Roman" w:hAnsi="Times New Roman" w:eastAsia="맑은 고딕"/>
           <w:b/>
+          <w:color w:val="000000"/>
           <w:sz w:val="22"/>
         </w:rPr>
         <w:t>6.6.1 SHAP × 어텐션 일관성의 데이터셋 간 일관</w:t>
@@ -11676,7 +12192,7 @@
           <w:b w:val="0"/>
           <w:sz w:val="22"/>
         </w:rPr>
-        <w:t>UCI German Credit 데이터셋에서 동일한 분석을 수행한 결과 Spearman $\rho = 0.114$, Top-10 중복률 0.40, Top-20 중복률 0.35로 산출되었다. 이는 Home Credit의 $\rho = 0.117$과 거의 동일한 수치로, SHAP × 어텐션의 약한 양의 상관 패턴이 두 데이터셋에서 일관됨을 보여준다.</w:t>
+        <w:t>UCI German Credit 데이터셋에서 동일한 분석을 수행한 결과 Spearman ρ = 0.114, Top-10 중복률 0.40, Top-20 중복률 0.35로 산출되었다. 이는 Home Credit의 ρ = 0.117과 거의 동일한 수치로, SHAP × 어텐션의 약한 양의 상관 패턴이 두 데이터셋에서 일관됨을 보여준다.</w:t>
       </w:r>
     </w:p>
     <w:p>
@@ -11696,6 +12212,7 @@
     </w:p>
     <w:p>
       <w:pPr>
+        <w:pStyle w:val="Heading3"/>
         <w:spacing w:line="480" w:lineRule="auto" w:before="240" w:after="120"/>
         <w:jc w:val="left"/>
       </w:pPr>
@@ -11703,6 +12220,7 @@
         <w:rPr>
           <w:rFonts w:ascii="Times New Roman" w:hAnsi="Times New Roman" w:eastAsia="맑은 고딕"/>
           <w:b/>
+          <w:color w:val="000000"/>
           <w:sz w:val="22"/>
         </w:rPr>
         <w:t>6.6.2 4-mode NLI Entailment의 데이터셋 간 일관</w:t>
@@ -12002,6 +12520,7 @@
     </w:p>
     <w:p>
       <w:pPr>
+        <w:pStyle w:val="Heading3"/>
         <w:spacing w:line="480" w:lineRule="auto" w:before="240" w:after="120"/>
         <w:jc w:val="left"/>
       </w:pPr>
@@ -12009,6 +12528,7 @@
         <w:rPr>
           <w:rFonts w:ascii="Times New Roman" w:hAnsi="Times New Roman" w:eastAsia="맑은 고딕"/>
           <w:b/>
+          <w:color w:val="000000"/>
           <w:sz w:val="22"/>
         </w:rPr>
         <w:t>6.6.3 G-Eval Completeness의 데이터셋별 차이</w:t>
@@ -12338,6 +12858,7 @@
     </w:p>
     <w:p>
       <w:pPr>
+        <w:pStyle w:val="Heading3"/>
         <w:spacing w:line="480" w:lineRule="auto" w:before="240" w:after="120"/>
         <w:jc w:val="left"/>
       </w:pPr>
@@ -12345,6 +12866,7 @@
         <w:rPr>
           <w:rFonts w:ascii="Times New Roman" w:hAnsi="Times New Roman" w:eastAsia="맑은 고딕"/>
           <w:b/>
+          <w:color w:val="000000"/>
           <w:sz w:val="22"/>
         </w:rPr>
         <w:t>6.6.4 일반화 검증의 종합 평가</w:t>
@@ -12906,6 +13428,61 @@
     </w:p>
     <w:p>
       <w:pPr>
+        <w:spacing w:line="240" w:lineRule="auto" w:before="240" w:after="0"/>
+        <w:jc w:val="center"/>
+      </w:pPr>
+      <w:r>
+        <w:drawing>
+          <wp:inline xmlns:a="http://schemas.openxmlformats.org/drawingml/2006/main" xmlns:pic="http://schemas.openxmlformats.org/drawingml/2006/picture">
+            <wp:extent cx="5040000" cy="3640945"/>
+            <wp:docPr id="6" name="Picture 6"/>
+            <wp:cNvGraphicFramePr>
+              <a:graphicFrameLocks noChangeAspect="1"/>
+            </wp:cNvGraphicFramePr>
+            <a:graphic>
+              <a:graphicData uri="http://schemas.openxmlformats.org/drawingml/2006/picture">
+                <pic:pic>
+                  <pic:nvPicPr>
+                    <pic:cNvPr id="0" name="41_generalization.png"/>
+                    <pic:cNvPicPr/>
+                  </pic:nvPicPr>
+                  <pic:blipFill>
+                    <a:blip r:embed="rId14"/>
+                    <a:stretch>
+                      <a:fillRect/>
+                    </a:stretch>
+                  </pic:blipFill>
+                  <pic:spPr>
+                    <a:xfrm>
+                      <a:off x="0" y="0"/>
+                      <a:ext cx="5040000" cy="3640945"/>
+                    </a:xfrm>
+                    <a:prstGeom prst="rect"/>
+                  </pic:spPr>
+                </pic:pic>
+              </a:graphicData>
+            </a:graphic>
+          </wp:inline>
+        </w:drawing>
+      </w:r>
+    </w:p>
+    <w:p>
+      <w:pPr>
+        <w:spacing w:line="480" w:lineRule="auto" w:before="0" w:after="240"/>
+        <w:jc w:val="center"/>
+      </w:pPr>
+      <w:r>
+        <w:rPr>
+          <w:rFonts w:ascii="Times New Roman" w:hAnsi="Times New Roman" w:eastAsia="맑은 고딕"/>
+          <w:b/>
+          <w:sz w:val="20"/>
+        </w:rPr>
+        <w:t>그림 6-6. Home Credit vs UCI German Credit 일반화 검증 — 4-mode × 양 데이터셋 핵심 지표 비교</w:t>
+      </w:r>
+    </w:p>
+    <w:p>
+      <w:pPr>
+        <w:pStyle w:val="Heading2"/>
         <w:spacing w:line="480" w:lineRule="auto" w:before="360" w:after="240"/>
         <w:jc w:val="left"/>
       </w:pPr>
@@ -12913,6 +13490,7 @@
         <w:rPr>
           <w:rFonts w:ascii="Times New Roman" w:hAnsi="Times New Roman" w:eastAsia="맑은 고딕"/>
           <w:b/>
+          <w:color w:val="000000"/>
           <w:sz w:val="26"/>
         </w:rPr>
         <w:t>6.7 분석 결과 종합</w:t>
@@ -13045,6 +13623,7 @@
     </w:p>
     <w:p>
       <w:pPr>
+        <w:pStyle w:val="Heading1"/>
         <w:spacing w:line="480" w:lineRule="auto" w:before="480" w:after="360"/>
         <w:jc w:val="center"/>
       </w:pPr>
@@ -13052,6 +13631,7 @@
         <w:rPr>
           <w:rFonts w:ascii="Times New Roman" w:hAnsi="Times New Roman" w:eastAsia="맑은 고딕"/>
           <w:b/>
+          <w:color w:val="000000"/>
           <w:sz w:val="32"/>
         </w:rPr>
         <w:t>제 7 장. 논의</w:t>
@@ -13074,6 +13654,7 @@
     </w:p>
     <w:p>
       <w:pPr>
+        <w:pStyle w:val="Heading2"/>
         <w:spacing w:line="480" w:lineRule="auto" w:before="360" w:after="240"/>
         <w:jc w:val="left"/>
       </w:pPr>
@@ -13081,6 +13662,7 @@
         <w:rPr>
           <w:rFonts w:ascii="Times New Roman" w:hAnsi="Times New Roman" w:eastAsia="맑은 고딕"/>
           <w:b/>
+          <w:color w:val="000000"/>
           <w:sz w:val="26"/>
         </w:rPr>
         <w:t>7.1 본 연구의 핵심 발견</w:t>
@@ -13088,6 +13670,7 @@
     </w:p>
     <w:p>
       <w:pPr>
+        <w:pStyle w:val="Heading3"/>
         <w:spacing w:line="480" w:lineRule="auto" w:before="240" w:after="120"/>
         <w:jc w:val="left"/>
       </w:pPr>
@@ -13095,6 +13678,7 @@
         <w:rPr>
           <w:rFonts w:ascii="Times New Roman" w:hAnsi="Times New Roman" w:eastAsia="맑은 고딕"/>
           <w:b/>
+          <w:color w:val="000000"/>
           <w:sz w:val="22"/>
         </w:rPr>
         <w:t>7.1.1 Fusion 메커니즘의 일관 우월성</w:t>
@@ -13132,6 +13716,7 @@
     </w:p>
     <w:p>
       <w:pPr>
+        <w:pStyle w:val="Heading3"/>
         <w:spacing w:line="480" w:lineRule="auto" w:before="240" w:after="120"/>
         <w:jc w:val="left"/>
       </w:pPr>
@@ -13139,6 +13724,7 @@
         <w:rPr>
           <w:rFonts w:ascii="Times New Roman" w:hAnsi="Times New Roman" w:eastAsia="맑은 고딕"/>
           <w:b/>
+          <w:color w:val="000000"/>
           <w:sz w:val="22"/>
         </w:rPr>
         <w:t>7.1.2 환각 차단과 fact-grounding의 분리</w:t>
@@ -13176,6 +13762,7 @@
     </w:p>
     <w:p>
       <w:pPr>
+        <w:pStyle w:val="Heading3"/>
         <w:spacing w:line="480" w:lineRule="auto" w:before="240" w:after="120"/>
         <w:jc w:val="left"/>
       </w:pPr>
@@ -13183,6 +13770,7 @@
         <w:rPr>
           <w:rFonts w:ascii="Times New Roman" w:hAnsi="Times New Roman" w:eastAsia="맑은 고딕"/>
           <w:b/>
+          <w:color w:val="000000"/>
           <w:sz w:val="22"/>
         </w:rPr>
         <w:t>7.1.3 데이터 복잡도에 따른 모드 선택 trade-off</w:t>
@@ -13220,6 +13808,7 @@
     </w:p>
     <w:p>
       <w:pPr>
+        <w:pStyle w:val="Heading3"/>
         <w:spacing w:line="480" w:lineRule="auto" w:before="240" w:after="120"/>
         <w:jc w:val="left"/>
       </w:pPr>
@@ -13227,6 +13816,7 @@
         <w:rPr>
           <w:rFonts w:ascii="Times New Roman" w:hAnsi="Times New Roman" w:eastAsia="맑은 고딕"/>
           <w:b/>
+          <w:color w:val="000000"/>
           <w:sz w:val="22"/>
         </w:rPr>
         <w:t>7.1.4 사실성과 친화성의 trade-off</w:t>
@@ -13264,6 +13854,7 @@
     </w:p>
     <w:p>
       <w:pPr>
+        <w:pStyle w:val="Heading2"/>
         <w:spacing w:line="480" w:lineRule="auto" w:before="360" w:after="240"/>
         <w:jc w:val="left"/>
       </w:pPr>
@@ -13271,6 +13862,7 @@
         <w:rPr>
           <w:rFonts w:ascii="Times New Roman" w:hAnsi="Times New Roman" w:eastAsia="맑은 고딕"/>
           <w:b/>
+          <w:color w:val="000000"/>
           <w:sz w:val="26"/>
         </w:rPr>
         <w:t>7.2 응용 시사점</w:t>
@@ -13278,6 +13870,7 @@
     </w:p>
     <w:p>
       <w:pPr>
+        <w:pStyle w:val="Heading3"/>
         <w:spacing w:line="480" w:lineRule="auto" w:before="240" w:after="120"/>
         <w:jc w:val="left"/>
       </w:pPr>
@@ -13285,6 +13878,7 @@
         <w:rPr>
           <w:rFonts w:ascii="Times New Roman" w:hAnsi="Times New Roman" w:eastAsia="맑은 고딕"/>
           <w:b/>
+          <w:color w:val="000000"/>
           <w:sz w:val="22"/>
         </w:rPr>
         <w:t>7.2.1 응용 시나리오별 모드 선택 가이드</w:t>
@@ -13352,6 +13946,7 @@
     </w:p>
     <w:p>
       <w:pPr>
+        <w:pStyle w:val="Heading3"/>
         <w:spacing w:line="480" w:lineRule="auto" w:before="240" w:after="120"/>
         <w:jc w:val="left"/>
       </w:pPr>
@@ -13359,6 +13954,7 @@
         <w:rPr>
           <w:rFonts w:ascii="Times New Roman" w:hAnsi="Times New Roman" w:eastAsia="맑은 고딕"/>
           <w:b/>
+          <w:color w:val="000000"/>
           <w:sz w:val="22"/>
         </w:rPr>
         <w:t>7.2.2 hard constraint의 산업 적용</w:t>
@@ -13381,6 +13977,7 @@
     </w:p>
     <w:p>
       <w:pPr>
+        <w:pStyle w:val="Heading3"/>
         <w:spacing w:line="480" w:lineRule="auto" w:before="240" w:after="120"/>
         <w:jc w:val="left"/>
       </w:pPr>
@@ -13388,6 +13985,7 @@
         <w:rPr>
           <w:rFonts w:ascii="Times New Roman" w:hAnsi="Times New Roman" w:eastAsia="맑은 고딕"/>
           <w:b/>
+          <w:color w:val="000000"/>
           <w:sz w:val="22"/>
         </w:rPr>
         <w:t>7.2.3 공정성 보정의 무손실 적용</w:t>
@@ -13410,6 +14008,7 @@
     </w:p>
     <w:p>
       <w:pPr>
+        <w:pStyle w:val="Heading2"/>
         <w:spacing w:line="480" w:lineRule="auto" w:before="360" w:after="240"/>
         <w:jc w:val="left"/>
       </w:pPr>
@@ -13417,6 +14016,7 @@
         <w:rPr>
           <w:rFonts w:ascii="Times New Roman" w:hAnsi="Times New Roman" w:eastAsia="맑은 고딕"/>
           <w:b/>
+          <w:color w:val="000000"/>
           <w:sz w:val="26"/>
         </w:rPr>
         <w:t>7.3 본 연구의 한계 (Honest Reporting)</w:t>
@@ -13439,6 +14039,7 @@
     </w:p>
     <w:p>
       <w:pPr>
+        <w:pStyle w:val="Heading3"/>
         <w:spacing w:line="480" w:lineRule="auto" w:before="240" w:after="120"/>
         <w:jc w:val="left"/>
       </w:pPr>
@@ -13446,6 +14047,7 @@
         <w:rPr>
           <w:rFonts w:ascii="Times New Roman" w:hAnsi="Times New Roman" w:eastAsia="맑은 고딕"/>
           <w:b/>
+          <w:color w:val="000000"/>
           <w:sz w:val="22"/>
         </w:rPr>
         <w:t>7.3.1 표본 크기의 한계</w:t>
@@ -13468,6 +14070,7 @@
     </w:p>
     <w:p>
       <w:pPr>
+        <w:pStyle w:val="Heading3"/>
         <w:spacing w:line="480" w:lineRule="auto" w:before="240" w:after="120"/>
         <w:jc w:val="left"/>
       </w:pPr>
@@ -13475,6 +14078,7 @@
         <w:rPr>
           <w:rFonts w:ascii="Times New Roman" w:hAnsi="Times New Roman" w:eastAsia="맑은 고딕"/>
           <w:b/>
+          <w:color w:val="000000"/>
           <w:sz w:val="22"/>
         </w:rPr>
         <w:t>7.3.2 정식 IRB 인간평가의 부재</w:t>
@@ -13497,6 +14101,7 @@
     </w:p>
     <w:p>
       <w:pPr>
+        <w:pStyle w:val="Heading3"/>
         <w:spacing w:line="480" w:lineRule="auto" w:before="240" w:after="120"/>
         <w:jc w:val="left"/>
       </w:pPr>
@@ -13504,6 +14109,7 @@
         <w:rPr>
           <w:rFonts w:ascii="Times New Roman" w:hAnsi="Times New Roman" w:eastAsia="맑은 고딕"/>
           <w:b/>
+          <w:color w:val="000000"/>
           <w:sz w:val="22"/>
         </w:rPr>
         <w:t>7.3.3 Hard Constraint 의존성</w:t>
@@ -13526,6 +14132,7 @@
     </w:p>
     <w:p>
       <w:pPr>
+        <w:pStyle w:val="Heading3"/>
         <w:spacing w:line="480" w:lineRule="auto" w:before="240" w:after="120"/>
         <w:jc w:val="left"/>
       </w:pPr>
@@ -13533,6 +14140,7 @@
         <w:rPr>
           <w:rFonts w:ascii="Times New Roman" w:hAnsi="Times New Roman" w:eastAsia="맑은 고딕"/>
           <w:b/>
+          <w:color w:val="000000"/>
           <w:sz w:val="22"/>
         </w:rPr>
         <w:t>7.3.4 Customer Clarity 약점</w:t>
@@ -13555,6 +14163,7 @@
     </w:p>
     <w:p>
       <w:pPr>
+        <w:pStyle w:val="Heading3"/>
         <w:spacing w:line="480" w:lineRule="auto" w:before="240" w:after="120"/>
         <w:jc w:val="left"/>
       </w:pPr>
@@ -13562,6 +14171,7 @@
         <w:rPr>
           <w:rFonts w:ascii="Times New Roman" w:hAnsi="Times New Roman" w:eastAsia="맑은 고딕"/>
           <w:b/>
+          <w:color w:val="000000"/>
           <w:sz w:val="22"/>
         </w:rPr>
         <w:t>7.3.5 한국어 humanize 매핑 의존성</w:t>
@@ -13584,6 +14194,7 @@
     </w:p>
     <w:p>
       <w:pPr>
+        <w:pStyle w:val="Heading3"/>
         <w:spacing w:line="480" w:lineRule="auto" w:before="240" w:after="120"/>
         <w:jc w:val="left"/>
       </w:pPr>
@@ -13591,6 +14202,7 @@
         <w:rPr>
           <w:rFonts w:ascii="Times New Roman" w:hAnsi="Times New Roman" w:eastAsia="맑은 고딕"/>
           <w:b/>
+          <w:color w:val="000000"/>
           <w:sz w:val="22"/>
         </w:rPr>
         <w:t>7.3.6 평가 도구 자체의 한계</w:t>
@@ -13613,6 +14225,7 @@
     </w:p>
     <w:p>
       <w:pPr>
+        <w:pStyle w:val="Heading2"/>
         <w:spacing w:line="480" w:lineRule="auto" w:before="360" w:after="240"/>
         <w:jc w:val="left"/>
       </w:pPr>
@@ -13620,6 +14233,7 @@
         <w:rPr>
           <w:rFonts w:ascii="Times New Roman" w:hAnsi="Times New Roman" w:eastAsia="맑은 고딕"/>
           <w:b/>
+          <w:color w:val="000000"/>
           <w:sz w:val="26"/>
         </w:rPr>
         <w:t>7.4 향후 연구 방향</w:t>
@@ -13642,6 +14256,7 @@
     </w:p>
     <w:p>
       <w:pPr>
+        <w:pStyle w:val="Heading3"/>
         <w:spacing w:line="480" w:lineRule="auto" w:before="240" w:after="120"/>
         <w:jc w:val="left"/>
       </w:pPr>
@@ -13649,6 +14264,7 @@
         <w:rPr>
           <w:rFonts w:ascii="Times New Roman" w:hAnsi="Times New Roman" w:eastAsia="맑은 고딕"/>
           <w:b/>
+          <w:color w:val="000000"/>
           <w:sz w:val="22"/>
         </w:rPr>
         <w:t>7.4.1 정식 IRB 인간 평가</w:t>
@@ -13671,6 +14287,7 @@
     </w:p>
     <w:p>
       <w:pPr>
+        <w:pStyle w:val="Heading3"/>
         <w:spacing w:line="480" w:lineRule="auto" w:before="240" w:after="120"/>
         <w:jc w:val="left"/>
       </w:pPr>
@@ -13678,6 +14295,7 @@
         <w:rPr>
           <w:rFonts w:ascii="Times New Roman" w:hAnsi="Times New Roman" w:eastAsia="맑은 고딕"/>
           <w:b/>
+          <w:color w:val="000000"/>
           <w:sz w:val="22"/>
         </w:rPr>
         <w:t>7.4.2 추가 데이터셋 일반화</w:t>
@@ -13760,6 +14378,7 @@
     </w:p>
     <w:p>
       <w:pPr>
+        <w:pStyle w:val="Heading3"/>
         <w:spacing w:line="480" w:lineRule="auto" w:before="240" w:after="120"/>
         <w:jc w:val="left"/>
       </w:pPr>
@@ -13767,6 +14386,7 @@
         <w:rPr>
           <w:rFonts w:ascii="Times New Roman" w:hAnsi="Times New Roman" w:eastAsia="맑은 고딕"/>
           <w:b/>
+          <w:color w:val="000000"/>
           <w:sz w:val="22"/>
         </w:rPr>
         <w:t>7.4.3 3-way Ablation (Attention 단독 검증)</w:t>
@@ -13789,6 +14409,7 @@
     </w:p>
     <w:p>
       <w:pPr>
+        <w:pStyle w:val="Heading3"/>
         <w:spacing w:line="480" w:lineRule="auto" w:before="240" w:after="120"/>
         <w:jc w:val="left"/>
       </w:pPr>
@@ -13796,6 +14417,7 @@
         <w:rPr>
           <w:rFonts w:ascii="Times New Roman" w:hAnsi="Times New Roman" w:eastAsia="맑은 고딕"/>
           <w:b/>
+          <w:color w:val="000000"/>
           <w:sz w:val="22"/>
         </w:rPr>
         <w:t>7.4.4 Customer-friendly 표현 정제</w:t>
@@ -13878,6 +14500,7 @@
     </w:p>
     <w:p>
       <w:pPr>
+        <w:pStyle w:val="Heading3"/>
         <w:spacing w:line="480" w:lineRule="auto" w:before="240" w:after="120"/>
         <w:jc w:val="left"/>
       </w:pPr>
@@ -13885,6 +14508,7 @@
         <w:rPr>
           <w:rFonts w:ascii="Times New Roman" w:hAnsi="Times New Roman" w:eastAsia="맑은 고딕"/>
           <w:b/>
+          <w:color w:val="000000"/>
           <w:sz w:val="22"/>
         </w:rPr>
         <w:t>7.4.5 평가 도구의 다중화</w:t>
@@ -13952,6 +14576,7 @@
     </w:p>
     <w:p>
       <w:pPr>
+        <w:pStyle w:val="Heading3"/>
         <w:spacing w:line="480" w:lineRule="auto" w:before="240" w:after="120"/>
         <w:jc w:val="left"/>
       </w:pPr>
@@ -13959,6 +14584,7 @@
         <w:rPr>
           <w:rFonts w:ascii="Times New Roman" w:hAnsi="Times New Roman" w:eastAsia="맑은 고딕"/>
           <w:b/>
+          <w:color w:val="000000"/>
           <w:sz w:val="22"/>
         </w:rPr>
         <w:t>7.4.6 보조 테이블의 활용 확장</w:t>
@@ -13981,6 +14607,7 @@
     </w:p>
     <w:p>
       <w:pPr>
+        <w:pStyle w:val="Heading2"/>
         <w:spacing w:line="480" w:lineRule="auto" w:before="360" w:after="240"/>
         <w:jc w:val="left"/>
       </w:pPr>
@@ -13988,6 +14615,7 @@
         <w:rPr>
           <w:rFonts w:ascii="Times New Roman" w:hAnsi="Times New Roman" w:eastAsia="맑은 고딕"/>
           <w:b/>
+          <w:color w:val="000000"/>
           <w:sz w:val="26"/>
         </w:rPr>
         <w:t>7.5 종합 정리</w:t>
@@ -14015,6 +14643,7 @@
     </w:p>
     <w:p>
       <w:pPr>
+        <w:pStyle w:val="Heading1"/>
         <w:spacing w:line="480" w:lineRule="auto" w:before="480" w:after="360"/>
         <w:jc w:val="center"/>
       </w:pPr>
@@ -14022,6 +14651,7 @@
         <w:rPr>
           <w:rFonts w:ascii="Times New Roman" w:hAnsi="Times New Roman" w:eastAsia="맑은 고딕"/>
           <w:b/>
+          <w:color w:val="000000"/>
           <w:sz w:val="32"/>
         </w:rPr>
         <w:t>제 8 장. 결론 및 시사점</w:t>
@@ -14029,6 +14659,7 @@
     </w:p>
     <w:p>
       <w:pPr>
+        <w:pStyle w:val="Heading2"/>
         <w:spacing w:line="480" w:lineRule="auto" w:before="360" w:after="240"/>
         <w:jc w:val="left"/>
       </w:pPr>
@@ -14036,6 +14667,7 @@
         <w:rPr>
           <w:rFonts w:ascii="Times New Roman" w:hAnsi="Times New Roman" w:eastAsia="맑은 고딕"/>
           <w:b/>
+          <w:color w:val="000000"/>
           <w:sz w:val="26"/>
         </w:rPr>
         <w:t>8.1 연구 요약</w:t>
@@ -14208,6 +14840,7 @@
     </w:p>
     <w:p>
       <w:pPr>
+        <w:pStyle w:val="Heading2"/>
         <w:spacing w:line="480" w:lineRule="auto" w:before="360" w:after="240"/>
         <w:jc w:val="left"/>
       </w:pPr>
@@ -14215,6 +14848,7 @@
         <w:rPr>
           <w:rFonts w:ascii="Times New Roman" w:hAnsi="Times New Roman" w:eastAsia="맑은 고딕"/>
           <w:b/>
+          <w:color w:val="000000"/>
           <w:sz w:val="26"/>
         </w:rPr>
         <w:t>8.2 본 연구의 학술적 기여</w:t>
@@ -14237,6 +14871,7 @@
     </w:p>
     <w:p>
       <w:pPr>
+        <w:pStyle w:val="Heading3"/>
         <w:spacing w:line="480" w:lineRule="auto" w:before="240" w:after="120"/>
         <w:jc w:val="left"/>
       </w:pPr>
@@ -14244,6 +14879,7 @@
         <w:rPr>
           <w:rFonts w:ascii="Times New Roman" w:hAnsi="Times New Roman" w:eastAsia="맑은 고딕"/>
           <w:b/>
+          <w:color w:val="000000"/>
           <w:sz w:val="22"/>
         </w:rPr>
         <w:t>8.2.1 Agreement-aware Fusion Context의 신규 설계 (C1)</w:t>
@@ -14266,6 +14902,7 @@
     </w:p>
     <w:p>
       <w:pPr>
+        <w:pStyle w:val="Heading3"/>
         <w:spacing w:line="480" w:lineRule="auto" w:before="240" w:after="120"/>
         <w:jc w:val="left"/>
       </w:pPr>
@@ -14273,6 +14910,7 @@
         <w:rPr>
           <w:rFonts w:ascii="Times New Roman" w:hAnsi="Times New Roman" w:eastAsia="맑은 고딕"/>
           <w:b/>
+          <w:color w:val="000000"/>
           <w:sz w:val="22"/>
         </w:rPr>
         <w:t>8.2.2 4-tier 다중 평가 프레임워크 구축 (C2)</w:t>
@@ -14295,6 +14933,7 @@
     </w:p>
     <w:p>
       <w:pPr>
+        <w:pStyle w:val="Heading3"/>
         <w:spacing w:line="480" w:lineRule="auto" w:before="240" w:after="120"/>
         <w:jc w:val="left"/>
       </w:pPr>
@@ -14302,6 +14941,7 @@
         <w:rPr>
           <w:rFonts w:ascii="Times New Roman" w:hAnsi="Times New Roman" w:eastAsia="맑은 고딕"/>
           <w:b/>
+          <w:color w:val="000000"/>
           <w:sz w:val="22"/>
         </w:rPr>
         <w:t>8.2.3 환각 차단 vs fact-grounding의 분리 입증 (C3)</w:t>
@@ -14324,6 +14964,7 @@
     </w:p>
     <w:p>
       <w:pPr>
+        <w:pStyle w:val="Heading3"/>
         <w:spacing w:line="480" w:lineRule="auto" w:before="240" w:after="120"/>
         <w:jc w:val="left"/>
       </w:pPr>
@@ -14331,6 +14972,7 @@
         <w:rPr>
           <w:rFonts w:ascii="Times New Roman" w:hAnsi="Times New Roman" w:eastAsia="맑은 고딕"/>
           <w:b/>
+          <w:color w:val="000000"/>
           <w:sz w:val="22"/>
         </w:rPr>
         <w:t>8.2.4 일반화 검증 (C4)</w:t>
@@ -14353,6 +14995,7 @@
     </w:p>
     <w:p>
       <w:pPr>
+        <w:pStyle w:val="Heading3"/>
         <w:spacing w:line="480" w:lineRule="auto" w:before="240" w:after="120"/>
         <w:jc w:val="left"/>
       </w:pPr>
@@ -14360,6 +15003,7 @@
         <w:rPr>
           <w:rFonts w:ascii="Times New Roman" w:hAnsi="Times New Roman" w:eastAsia="맑은 고딕"/>
           <w:b/>
+          <w:color w:val="000000"/>
           <w:sz w:val="22"/>
         </w:rPr>
         <w:t>8.2.5 공정성 보정의 무손실 적용 (C5)</w:t>
@@ -14382,6 +15026,7 @@
     </w:p>
     <w:p>
       <w:pPr>
+        <w:pStyle w:val="Heading2"/>
         <w:spacing w:line="480" w:lineRule="auto" w:before="360" w:after="240"/>
         <w:jc w:val="left"/>
       </w:pPr>
@@ -14389,6 +15034,7 @@
         <w:rPr>
           <w:rFonts w:ascii="Times New Roman" w:hAnsi="Times New Roman" w:eastAsia="맑은 고딕"/>
           <w:b/>
+          <w:color w:val="000000"/>
           <w:sz w:val="26"/>
         </w:rPr>
         <w:t>8.3 산업적 시사점</w:t>
@@ -14471,6 +15117,7 @@
     </w:p>
     <w:p>
       <w:pPr>
+        <w:pStyle w:val="Heading2"/>
         <w:spacing w:line="480" w:lineRule="auto" w:before="360" w:after="240"/>
         <w:jc w:val="left"/>
       </w:pPr>
@@ -14478,6 +15125,7 @@
         <w:rPr>
           <w:rFonts w:ascii="Times New Roman" w:hAnsi="Times New Roman" w:eastAsia="맑은 고딕"/>
           <w:b/>
+          <w:color w:val="000000"/>
           <w:sz w:val="26"/>
         </w:rPr>
         <w:t>8.4 마무리</w:t>
@@ -14535,6 +15183,7 @@
     </w:p>
     <w:p>
       <w:pPr>
+        <w:pStyle w:val="Heading1"/>
         <w:spacing w:line="480" w:lineRule="auto" w:before="480" w:after="360"/>
         <w:jc w:val="center"/>
       </w:pPr>
@@ -14542,6 +15191,7 @@
         <w:rPr>
           <w:rFonts w:ascii="Times New Roman" w:hAnsi="Times New Roman" w:eastAsia="맑은 고딕"/>
           <w:b/>
+          <w:color w:val="000000"/>
           <w:sz w:val="32"/>
         </w:rPr>
         <w:t>참고문헌 (References, IEEE Style)</w:t>
@@ -14549,6 +15199,66 @@
     </w:p>
     <w:p>
       <w:pPr>
+        <w:spacing w:line="360" w:lineRule="auto" w:before="120" w:after="120"/>
+        <w:jc w:val="center"/>
+      </w:pPr>
+      <w:r>
+        <w:rPr>
+          <w:rFonts w:ascii="Times New Roman" w:hAnsi="Times New Roman" w:eastAsia="맑은 고딕"/>
+          <w:b w:val="0"/>
+          <w:i/>
+          <w:sz w:val="22"/>
+        </w:rPr>
+        <w:t>본 파일은 본문 작성과 함께 인용된 문헌을 IEEE 양식으로 일괄 정리한다.</w:t>
+      </w:r>
+    </w:p>
+    <w:p>
+      <w:pPr>
+        <w:spacing w:line="360" w:lineRule="auto" w:before="120" w:after="120"/>
+        <w:jc w:val="center"/>
+      </w:pPr>
+      <w:r>
+        <w:rPr>
+          <w:rFonts w:ascii="Times New Roman" w:hAnsi="Times New Roman" w:eastAsia="맑은 고딕"/>
+          <w:b w:val="0"/>
+          <w:i/>
+          <w:sz w:val="22"/>
+        </w:rPr>
+        <w:t>학위논문지침 양식 (저자, "논문제목", 잡지이름(밑줄/이탤릭), 권 호, pp. 면수, 발간년도) 일치.</w:t>
+      </w:r>
+    </w:p>
+    <w:p>
+      <w:pPr>
+        <w:spacing w:line="360" w:lineRule="auto" w:before="120" w:after="120"/>
+        <w:jc w:val="center"/>
+      </w:pPr>
+      <w:r>
+        <w:rPr>
+          <w:rFonts w:ascii="Times New Roman" w:hAnsi="Times New Roman" w:eastAsia="맑은 고딕"/>
+          <w:b w:val="0"/>
+          <w:i/>
+          <w:sz w:val="22"/>
+        </w:rPr>
+        <w:t>한국어 문헌은 가나다순, 영어 문헌은 abc순으로 정렬 (또는 본문 인용 순).</w:t>
+      </w:r>
+    </w:p>
+    <w:p>
+      <w:pPr>
+        <w:spacing w:line="360" w:lineRule="auto" w:before="120" w:after="120"/>
+        <w:jc w:val="center"/>
+      </w:pPr>
+      <w:r>
+        <w:rPr>
+          <w:rFonts w:ascii="Times New Roman" w:hAnsi="Times New Roman" w:eastAsia="맑은 고딕"/>
+          <w:b w:val="0"/>
+          <w:i/>
+          <w:sz w:val="22"/>
+        </w:rPr>
+        <w:t>본 초안은 *본문 인용 순* 으로 정렬한다.</w:t>
+      </w:r>
+    </w:p>
+    <w:p>
+      <w:pPr>
         <w:spacing w:line="480" w:lineRule="auto" w:before="0" w:after="120"/>
         <w:ind w:firstLine="283"/>
         <w:jc w:val="left"/>
@@ -14954,6 +15664,7 @@
     </w:p>
     <w:p>
       <w:pPr>
+        <w:pStyle w:val="Heading2"/>
         <w:spacing w:line="480" w:lineRule="auto" w:before="360" w:after="240"/>
         <w:jc w:val="left"/>
       </w:pPr>
@@ -14961,6 +15672,7 @@
         <w:rPr>
           <w:rFonts w:ascii="Times New Roman" w:hAnsi="Times New Roman" w:eastAsia="맑은 고딕"/>
           <w:b/>
+          <w:color w:val="000000"/>
           <w:sz w:val="26"/>
         </w:rPr>
         <w:t>추가 예정 (Phase 3~5에서 인용 시)</w:t>
@@ -15073,6 +15785,7 @@
     </w:p>
     <w:p>
       <w:pPr>
+        <w:pStyle w:val="Heading2"/>
         <w:spacing w:line="480" w:lineRule="auto" w:before="360" w:after="240"/>
         <w:jc w:val="left"/>
       </w:pPr>
@@ -15080,6 +15793,7 @@
         <w:rPr>
           <w:rFonts w:ascii="Times New Roman" w:hAnsi="Times New Roman" w:eastAsia="맑은 고딕"/>
           <w:b/>
+          <w:color w:val="000000"/>
           <w:sz w:val="26"/>
         </w:rPr>
         <w:t>한국어 문헌 (가나다순, 본문 인용 시 별도 정리 가능)</w:t>
@@ -15122,6 +15836,7 @@
     </w:p>
     <w:p>
       <w:pPr>
+        <w:pStyle w:val="Heading1"/>
         <w:spacing w:line="480" w:lineRule="auto" w:before="480" w:after="360"/>
         <w:jc w:val="center"/>
       </w:pPr>
@@ -15129,6 +15844,7 @@
         <w:rPr>
           <w:rFonts w:ascii="Times New Roman" w:hAnsi="Times New Roman" w:eastAsia="맑은 고딕"/>
           <w:b/>
+          <w:color w:val="000000"/>
           <w:sz w:val="32"/>
         </w:rPr>
         <w:t>부록 (Appendix)</w:t>
@@ -15136,6 +15852,7 @@
     </w:p>
     <w:p>
       <w:pPr>
+        <w:pStyle w:val="Heading2"/>
         <w:spacing w:line="480" w:lineRule="auto" w:before="360" w:after="240"/>
         <w:jc w:val="left"/>
       </w:pPr>
@@ -15143,6 +15860,7 @@
         <w:rPr>
           <w:rFonts w:ascii="Times New Roman" w:hAnsi="Times New Roman" w:eastAsia="맑은 고딕"/>
           <w:b/>
+          <w:color w:val="000000"/>
           <w:sz w:val="26"/>
         </w:rPr>
         <w:t>부록 A. SHAP Global Importance Top-50 (Home Credit)</w:t>
@@ -15731,6 +16449,22 @@
     </w:tbl>
     <w:p>
       <w:pPr>
+        <w:spacing w:line="360" w:lineRule="auto" w:before="120" w:after="120"/>
+        <w:jc w:val="center"/>
+      </w:pPr>
+      <w:r>
+        <w:rPr>
+          <w:rFonts w:ascii="Times New Roman" w:hAnsi="Times New Roman" w:eastAsia="맑은 고딕"/>
+          <w:b w:val="0"/>
+          <w:i/>
+          <w:sz w:val="22"/>
+        </w:rPr>
+        <w:t>본 표는 docx 통합 시 `results/shap_global_xgboost.csv`에서 직접 추출하여 채운다.</w:t>
+      </w:r>
+    </w:p>
+    <w:p>
+      <w:pPr>
+        <w:pStyle w:val="Heading2"/>
         <w:spacing w:line="480" w:lineRule="auto" w:before="360" w:after="240"/>
         <w:jc w:val="left"/>
       </w:pPr>
@@ -15738,6 +16472,7 @@
         <w:rPr>
           <w:rFonts w:ascii="Times New Roman" w:hAnsi="Times New Roman" w:eastAsia="맑은 고딕"/>
           <w:b/>
+          <w:color w:val="000000"/>
           <w:sz w:val="26"/>
         </w:rPr>
         <w:t>부록 B. 보호 속성 분포 (양 데이터셋)</w:t>
@@ -15745,6 +16480,7 @@
     </w:p>
     <w:p>
       <w:pPr>
+        <w:pStyle w:val="Heading3"/>
         <w:spacing w:line="480" w:lineRule="auto" w:before="240" w:after="120"/>
         <w:jc w:val="left"/>
       </w:pPr>
@@ -15752,6 +16488,7 @@
         <w:rPr>
           <w:rFonts w:ascii="Times New Roman" w:hAnsi="Times New Roman" w:eastAsia="맑은 고딕"/>
           <w:b/>
+          <w:color w:val="000000"/>
           <w:sz w:val="22"/>
         </w:rPr>
         <w:t>B.1 Home Credit</w:t>
@@ -16297,6 +17034,7 @@
     </w:tbl>
     <w:p>
       <w:pPr>
+        <w:pStyle w:val="Heading3"/>
         <w:spacing w:line="480" w:lineRule="auto" w:before="240" w:after="120"/>
         <w:jc w:val="left"/>
       </w:pPr>
@@ -16304,6 +17042,7 @@
         <w:rPr>
           <w:rFonts w:ascii="Times New Roman" w:hAnsi="Times New Roman" w:eastAsia="맑은 고딕"/>
           <w:b/>
+          <w:color w:val="000000"/>
           <w:sz w:val="22"/>
         </w:rPr>
         <w:t>B.2 UCI German Credit</w:t>
@@ -16561,6 +17300,7 @@
     </w:tbl>
     <w:p>
       <w:pPr>
+        <w:pStyle w:val="Heading2"/>
         <w:spacing w:line="480" w:lineRule="auto" w:before="360" w:after="240"/>
         <w:jc w:val="left"/>
       </w:pPr>
@@ -16568,6 +17308,7 @@
         <w:rPr>
           <w:rFonts w:ascii="Times New Roman" w:hAnsi="Times New Roman" w:eastAsia="맑은 고딕"/>
           <w:b/>
+          <w:color w:val="000000"/>
           <w:sz w:val="26"/>
         </w:rPr>
         <w:t>부록 C. LLM 프롬프트 전문 (4-mode)</w:t>
@@ -16575,6 +17316,7 @@
     </w:p>
     <w:p>
       <w:pPr>
+        <w:pStyle w:val="Heading3"/>
         <w:spacing w:line="480" w:lineRule="auto" w:before="240" w:after="120"/>
         <w:jc w:val="left"/>
       </w:pPr>
@@ -16582,6 +17324,7 @@
         <w:rPr>
           <w:rFonts w:ascii="Times New Roman" w:hAnsi="Times New Roman" w:eastAsia="맑은 고딕"/>
           <w:b/>
+          <w:color w:val="000000"/>
           <w:sz w:val="22"/>
         </w:rPr>
         <w:t>C.1 no_shap 모드 프롬프트</w:t>
@@ -16631,6 +17374,7 @@
     </w:p>
     <w:p>
       <w:pPr>
+        <w:pStyle w:val="Heading3"/>
         <w:spacing w:line="480" w:lineRule="auto" w:before="240" w:after="120"/>
         <w:jc w:val="left"/>
       </w:pPr>
@@ -16638,6 +17382,7 @@
         <w:rPr>
           <w:rFonts w:ascii="Times New Roman" w:hAnsi="Times New Roman" w:eastAsia="맑은 고딕"/>
           <w:b/>
+          <w:color w:val="000000"/>
           <w:sz w:val="22"/>
         </w:rPr>
         <w:t>C.2 generic_rag 모드 프롬프트</w:t>
@@ -16660,6 +17405,7 @@
     </w:p>
     <w:p>
       <w:pPr>
+        <w:pStyle w:val="Heading3"/>
         <w:spacing w:line="480" w:lineRule="auto" w:before="240" w:after="120"/>
         <w:jc w:val="left"/>
       </w:pPr>
@@ -16667,6 +17413,7 @@
         <w:rPr>
           <w:rFonts w:ascii="Times New Roman" w:hAnsi="Times New Roman" w:eastAsia="맑은 고딕"/>
           <w:b/>
+          <w:color w:val="000000"/>
           <w:sz w:val="22"/>
         </w:rPr>
         <w:t>C.3 shaponly 모드 프롬프트</w:t>
@@ -16689,6 +17436,7 @@
     </w:p>
     <w:p>
       <w:pPr>
+        <w:pStyle w:val="Heading3"/>
         <w:spacing w:line="480" w:lineRule="auto" w:before="240" w:after="120"/>
         <w:jc w:val="left"/>
       </w:pPr>
@@ -16696,6 +17444,7 @@
         <w:rPr>
           <w:rFonts w:ascii="Times New Roman" w:hAnsi="Times New Roman" w:eastAsia="맑은 고딕"/>
           <w:b/>
+          <w:color w:val="000000"/>
           <w:sz w:val="22"/>
         </w:rPr>
         <w:t>C.4 fusion 모드 프롬프트</w:t>
@@ -16718,6 +17467,7 @@
     </w:p>
     <w:p>
       <w:pPr>
+        <w:pStyle w:val="Heading2"/>
         <w:spacing w:line="480" w:lineRule="auto" w:before="360" w:after="240"/>
         <w:jc w:val="left"/>
       </w:pPr>
@@ -16725,6 +17475,7 @@
         <w:rPr>
           <w:rFonts w:ascii="Times New Roman" w:hAnsi="Times New Roman" w:eastAsia="맑은 고딕"/>
           <w:b/>
+          <w:color w:val="000000"/>
           <w:sz w:val="26"/>
         </w:rPr>
         <w:t>부록 D. G-Eval Rubric과 NLI 라벨</w:t>
@@ -16732,6 +17483,7 @@
     </w:p>
     <w:p>
       <w:pPr>
+        <w:pStyle w:val="Heading3"/>
         <w:spacing w:line="480" w:lineRule="auto" w:before="240" w:after="120"/>
         <w:jc w:val="left"/>
       </w:pPr>
@@ -16739,6 +17491,7 @@
         <w:rPr>
           <w:rFonts w:ascii="Times New Roman" w:hAnsi="Times New Roman" w:eastAsia="맑은 고딕"/>
           <w:b/>
+          <w:color w:val="000000"/>
           <w:sz w:val="22"/>
         </w:rPr>
         <w:t>D.1 G-Eval Rubric (전문)</w:t>
@@ -16806,6 +17559,7 @@
     </w:p>
     <w:p>
       <w:pPr>
+        <w:pStyle w:val="Heading3"/>
         <w:spacing w:line="480" w:lineRule="auto" w:before="240" w:after="120"/>
         <w:jc w:val="left"/>
       </w:pPr>
@@ -16813,6 +17567,7 @@
         <w:rPr>
           <w:rFonts w:ascii="Times New Roman" w:hAnsi="Times New Roman" w:eastAsia="맑은 고딕"/>
           <w:b/>
+          <w:color w:val="000000"/>
           <w:sz w:val="22"/>
         </w:rPr>
         <w:t>D.2 mDeBERTa NLI 모델 라벨 매핑</w:t>
@@ -17050,6 +17805,7 @@
     </w:p>
     <w:p>
       <w:pPr>
+        <w:pStyle w:val="Heading2"/>
         <w:spacing w:line="480" w:lineRule="auto" w:before="360" w:after="240"/>
         <w:jc w:val="left"/>
       </w:pPr>
@@ -17057,6 +17813,7 @@
         <w:rPr>
           <w:rFonts w:ascii="Times New Roman" w:hAnsi="Times New Roman" w:eastAsia="맑은 고딕"/>
           <w:b/>
+          <w:color w:val="000000"/>
           <w:sz w:val="26"/>
         </w:rPr>
         <w:t>부록 E. 4-mode 자연어 설명 예시</w:t>
@@ -17079,6 +17836,7 @@
     </w:p>
     <w:p>
       <w:pPr>
+        <w:pStyle w:val="Heading3"/>
         <w:spacing w:line="480" w:lineRule="auto" w:before="240" w:after="120"/>
         <w:jc w:val="left"/>
       </w:pPr>
@@ -17086,6 +17844,7 @@
         <w:rPr>
           <w:rFonts w:ascii="Times New Roman" w:hAnsi="Times New Roman" w:eastAsia="맑은 고딕"/>
           <w:b/>
+          <w:color w:val="000000"/>
           <w:sz w:val="22"/>
         </w:rPr>
         <w:t>E.1 no_shap 모드 출력 (요약)</w:t>
@@ -17093,6 +17852,22 @@
     </w:p>
     <w:p>
       <w:pPr>
+        <w:spacing w:line="360" w:lineRule="auto" w:before="120" w:after="120"/>
+        <w:jc w:val="center"/>
+      </w:pPr>
+      <w:r>
+        <w:rPr>
+          <w:rFonts w:ascii="Times New Roman" w:hAnsi="Times New Roman" w:eastAsia="맑은 고딕"/>
+          <w:b w:val="0"/>
+          <w:i/>
+          <w:sz w:val="22"/>
+        </w:rPr>
+        <w:t>"신청 결과: 대출이 거절되었습니다(부도 확률 89.9%). 신청 시점의 정보를 종합 분석한 결과 부도 위험이 높게 평가되었습니다. ... (5개 섹션 출력)"</w:t>
+      </w:r>
+    </w:p>
+    <w:p>
+      <w:pPr>
+        <w:pStyle w:val="Heading3"/>
         <w:spacing w:line="480" w:lineRule="auto" w:before="240" w:after="120"/>
         <w:jc w:val="left"/>
       </w:pPr>
@@ -17100,6 +17875,7 @@
         <w:rPr>
           <w:rFonts w:ascii="Times New Roman" w:hAnsi="Times New Roman" w:eastAsia="맑은 고딕"/>
           <w:b/>
+          <w:color w:val="000000"/>
           <w:sz w:val="22"/>
         </w:rPr>
         <w:t>E.2 generic_rag 모드 출력 (요약)</w:t>
@@ -17107,6 +17883,22 @@
     </w:p>
     <w:p>
       <w:pPr>
+        <w:spacing w:line="360" w:lineRule="auto" w:before="120" w:after="120"/>
+        <w:jc w:val="center"/>
+      </w:pPr>
+      <w:r>
+        <w:rPr>
+          <w:rFonts w:ascii="Times New Roman" w:hAnsi="Times New Roman" w:eastAsia="맑은 고딕"/>
+          <w:b w:val="0"/>
+          <w:i/>
+          <w:sz w:val="22"/>
+        </w:rPr>
+        <w:t>"신청 결과: 대출이 거절되었습니다(부도 확률 89.9%). 외부 신용평가 점수가 매우 낮은 수준이며, 이는 일반적으로 부도 위험을 높이는 핵심 요인으로 작용합니다(참조 지식 K2). ..."</w:t>
+      </w:r>
+    </w:p>
+    <w:p>
+      <w:pPr>
+        <w:pStyle w:val="Heading3"/>
         <w:spacing w:line="480" w:lineRule="auto" w:before="240" w:after="120"/>
         <w:jc w:val="left"/>
       </w:pPr>
@@ -17114,6 +17906,7 @@
         <w:rPr>
           <w:rFonts w:ascii="Times New Roman" w:hAnsi="Times New Roman" w:eastAsia="맑은 고딕"/>
           <w:b/>
+          <w:color w:val="000000"/>
           <w:sz w:val="22"/>
         </w:rPr>
         <w:t>E.3 shaponly 모드 출력 (요약)</w:t>
@@ -17121,6 +17914,22 @@
     </w:p>
     <w:p>
       <w:pPr>
+        <w:spacing w:line="360" w:lineRule="auto" w:before="120" w:after="120"/>
+        <w:jc w:val="center"/>
+      </w:pPr>
+      <w:r>
+        <w:rPr>
+          <w:rFonts w:ascii="Times New Roman" w:hAnsi="Times New Roman" w:eastAsia="맑은 고딕"/>
+          <w:b w:val="0"/>
+          <w:i/>
+          <w:sz w:val="22"/>
+        </w:rPr>
+        <w:t>"신청 결과: 대출이 거절되었습니다(부도 확률 89.9%). 외부 신용평가 점수 3이 0.0634(SHAP +1.10)로 매우 낮게 평가되어 부도 가능성을 크게 높이는 요인으로 작용했습니다. ..."</w:t>
+      </w:r>
+    </w:p>
+    <w:p>
+      <w:pPr>
+        <w:pStyle w:val="Heading3"/>
         <w:spacing w:line="480" w:lineRule="auto" w:before="240" w:after="120"/>
         <w:jc w:val="left"/>
       </w:pPr>
@@ -17128,6 +17937,7 @@
         <w:rPr>
           <w:rFonts w:ascii="Times New Roman" w:hAnsi="Times New Roman" w:eastAsia="맑은 고딕"/>
           <w:b/>
+          <w:color w:val="000000"/>
           <w:sz w:val="22"/>
         </w:rPr>
         <w:t>E.4 fusion 모드 출력 (요약)</w:t>
@@ -17135,6 +17945,22 @@
     </w:p>
     <w:p>
       <w:pPr>
+        <w:spacing w:line="360" w:lineRule="auto" w:before="120" w:after="120"/>
+        <w:jc w:val="center"/>
+      </w:pPr>
+      <w:r>
+        <w:rPr>
+          <w:rFonts w:ascii="Times New Roman" w:hAnsi="Times New Roman" w:eastAsia="맑은 고딕"/>
+          <w:b w:val="0"/>
+          <w:i/>
+          <w:sz w:val="22"/>
+        </w:rPr>
+        <w:t>"신청 결과: 대출이 거절되었습니다(부도 확률 89.9%). 두 해석 모델이 동의한 강한 신호: 외부 신용평가 점수 3이 0.0634로 매우 낮게 평가되어 부도 가능성을 가장 크게 높이는 요인으로 작용했습니다. SHAP 분석은 외부 신용평가 점수 2(0.0972) 또한 부도 가능성을 높이는 요인으로 분석하였으며, TabNet 어텐션은 재직 일수(0년) 정보가 결정에 영향을 미친 것으로 확인하였습니다. ..."</w:t>
+      </w:r>
+    </w:p>
+    <w:p>
+      <w:pPr>
+        <w:pStyle w:val="Heading2"/>
         <w:spacing w:line="480" w:lineRule="auto" w:before="360" w:after="240"/>
         <w:jc w:val="left"/>
       </w:pPr>
@@ -17142,6 +17968,7 @@
         <w:rPr>
           <w:rFonts w:ascii="Times New Roman" w:hAnsi="Times New Roman" w:eastAsia="맑은 고딕"/>
           <w:b/>
+          <w:color w:val="000000"/>
           <w:sz w:val="26"/>
         </w:rPr>
         <w:t>부록 F. 코드 저장소 안내</w:t>

--- a/thesis/draft/thesis_draft.docx
+++ b/thesis/draft/thesis_draft.docx
@@ -1089,17 +1089,17 @@
       </w:r>
     </w:p>
     <w:p>
-      <w:pPr>
-        <w:spacing w:line="480" w:lineRule="auto" w:before="0" w:after="240"/>
-        <w:jc w:val="center"/>
-      </w:pPr>
-      <w:r>
-        <w:rPr>
-          <w:rFonts w:ascii="Times New Roman" w:hAnsi="Times New Roman" w:eastAsia="맑은 고딕"/>
-          <w:b w:val="0"/>
-          <w:sz w:val="22"/>
-        </w:rPr>
-        <w:t>(MS Word에서 [참조 → 목차]로 자동 갱신)</w:t>
+      <w:r>
+        <w:rPr>
+          <w:rFonts w:ascii="Times New Roman" w:hAnsi="Times New Roman" w:eastAsia="맑은 고딕"/>
+          <w:b w:val="0"/>
+          <w:sz w:val="22"/>
+        </w:rPr>
+        <w:fldChar w:fldCharType="begin"/>
+        <w:instrText xml:space="preserve"> TOC \o "1-3" \h \z \u </w:instrText>
+        <w:fldChar w:fldCharType="separate"/>
+        <w:t>(목차가 여기에 자동 생성됩니다. Word에서 마우스 우클릭 → 필드 업데이트 또는 F9)</w:t>
+        <w:fldChar w:fldCharType="end"/>
       </w:r>
     </w:p>
     <w:p>
@@ -1124,17 +1124,17 @@
       </w:r>
     </w:p>
     <w:p>
-      <w:pPr>
-        <w:spacing w:line="480" w:lineRule="auto" w:before="0" w:after="120"/>
-        <w:jc w:val="center"/>
-      </w:pPr>
-      <w:r>
-        <w:rPr>
-          <w:rFonts w:ascii="Times New Roman" w:hAnsi="Times New Roman" w:eastAsia="맑은 고딕"/>
-          <w:b w:val="0"/>
-          <w:sz w:val="22"/>
-        </w:rPr>
-        <w:t>(본문에 출현한 표 1, 표 2, ... 일련번호로 자동 정리 예정)</w:t>
+      <w:r>
+        <w:rPr>
+          <w:rFonts w:ascii="Times New Roman" w:hAnsi="Times New Roman" w:eastAsia="맑은 고딕"/>
+          <w:b w:val="0"/>
+          <w:sz w:val="22"/>
+        </w:rPr>
+        <w:fldChar w:fldCharType="begin"/>
+        <w:instrText xml:space="preserve"> TOC \h \z \c "표" </w:instrText>
+        <w:fldChar w:fldCharType="separate"/>
+        <w:t>(본문 캡션을 [참조 → 캡션 삽입]으로 등록 후 [F9]로 갱신)</w:t>
+        <w:fldChar w:fldCharType="end"/>
       </w:r>
     </w:p>
     <w:p>
@@ -1159,17 +1159,17 @@
       </w:r>
     </w:p>
     <w:p>
-      <w:pPr>
-        <w:spacing w:line="480" w:lineRule="auto" w:before="0" w:after="120"/>
-        <w:jc w:val="center"/>
-      </w:pPr>
-      <w:r>
-        <w:rPr>
-          <w:rFonts w:ascii="Times New Roman" w:hAnsi="Times New Roman" w:eastAsia="맑은 고딕"/>
-          <w:b w:val="0"/>
-          <w:sz w:val="22"/>
-        </w:rPr>
-        <w:t>(본문에 출현한 그림 1, 그림 2, ... 일련번호로 자동 정리 예정)</w:t>
+      <w:r>
+        <w:rPr>
+          <w:rFonts w:ascii="Times New Roman" w:hAnsi="Times New Roman" w:eastAsia="맑은 고딕"/>
+          <w:b w:val="0"/>
+          <w:sz w:val="22"/>
+        </w:rPr>
+        <w:fldChar w:fldCharType="begin"/>
+        <w:instrText xml:space="preserve"> TOC \h \z \c "그림" </w:instrText>
+        <w:fldChar w:fldCharType="separate"/>
+        <w:t>(본문 캡션을 [참조 → 캡션 삽입]으로 등록 후 [F9]로 갱신)</w:t>
+        <w:fldChar w:fldCharType="end"/>
       </w:r>
     </w:p>
     <w:p>
@@ -4641,6 +4641,60 @@
           <w:sz w:val="22"/>
         </w:rPr>
         <w:t>본 연구가 제안하는 시스템은 정형 데이터로부터 부도 확률 예측과 자연어 설명 리포트를 동시에 생성하는 4단계 파이프라인 구조를 갖는다(그림 4-1). 4단계는 다음과 같다.</w:t>
+      </w:r>
+    </w:p>
+    <w:p>
+      <w:pPr>
+        <w:spacing w:line="240" w:lineRule="auto" w:before="240" w:after="0"/>
+        <w:jc w:val="center"/>
+      </w:pPr>
+      <w:r>
+        <w:drawing>
+          <wp:inline xmlns:a="http://schemas.openxmlformats.org/drawingml/2006/main" xmlns:pic="http://schemas.openxmlformats.org/drawingml/2006/picture">
+            <wp:extent cx="5040000" cy="2695814"/>
+            <wp:docPr id="1" name="Picture 1"/>
+            <wp:cNvGraphicFramePr>
+              <a:graphicFrameLocks noChangeAspect="1"/>
+            </wp:cNvGraphicFramePr>
+            <a:graphic>
+              <a:graphicData uri="http://schemas.openxmlformats.org/drawingml/2006/picture">
+                <pic:pic>
+                  <pic:nvPicPr>
+                    <pic:cNvPr id="0" name="42_thesis_pipeline.png"/>
+                    <pic:cNvPicPr/>
+                  </pic:nvPicPr>
+                  <pic:blipFill>
+                    <a:blip r:embed="rId9"/>
+                    <a:stretch>
+                      <a:fillRect/>
+                    </a:stretch>
+                  </pic:blipFill>
+                  <pic:spPr>
+                    <a:xfrm>
+                      <a:off x="0" y="0"/>
+                      <a:ext cx="5040000" cy="2695814"/>
+                    </a:xfrm>
+                    <a:prstGeom prst="rect"/>
+                  </pic:spPr>
+                </pic:pic>
+              </a:graphicData>
+            </a:graphic>
+          </wp:inline>
+        </w:drawing>
+      </w:r>
+    </w:p>
+    <w:p>
+      <w:pPr>
+        <w:spacing w:line="480" w:lineRule="auto" w:before="0" w:after="240"/>
+        <w:jc w:val="center"/>
+      </w:pPr>
+      <w:r>
+        <w:rPr>
+          <w:rFonts w:ascii="Times New Roman" w:hAnsi="Times New Roman" w:eastAsia="맑은 고딕"/>
+          <w:b/>
+          <w:sz w:val="20"/>
+        </w:rPr>
+        <w:t>그림 4-1. 본 연구가 제안하는 시스템의 4단계 파이프라인 구조 — 예측 → 해석 → ★ 동의 기반 융합 컨텍스트 → LLM-RAG 자연어 생성 + 4-tier 평가</w:t>
       </w:r>
     </w:p>
     <w:p>
@@ -8897,7 +8951,7 @@
         <w:drawing>
           <wp:inline xmlns:a="http://schemas.openxmlformats.org/drawingml/2006/main" xmlns:pic="http://schemas.openxmlformats.org/drawingml/2006/picture">
             <wp:extent cx="5040000" cy="2218805"/>
-            <wp:docPr id="1" name="Picture 1"/>
+            <wp:docPr id="2" name="Picture 2"/>
             <wp:cNvGraphicFramePr>
               <a:graphicFrameLocks noChangeAspect="1"/>
             </wp:cNvGraphicFramePr>
@@ -8909,7 +8963,7 @@
                     <pic:cNvPicPr/>
                   </pic:nvPicPr>
                   <pic:blipFill>
-                    <a:blip r:embed="rId9"/>
+                    <a:blip r:embed="rId10"/>
                     <a:stretch>
                       <a:fillRect/>
                     </a:stretch>
@@ -9473,7 +9527,7 @@
         <w:drawing>
           <wp:inline xmlns:a="http://schemas.openxmlformats.org/drawingml/2006/main" xmlns:pic="http://schemas.openxmlformats.org/drawingml/2006/picture">
             <wp:extent cx="5040000" cy="3791461"/>
-            <wp:docPr id="2" name="Picture 2"/>
+            <wp:docPr id="3" name="Picture 3"/>
             <wp:cNvGraphicFramePr>
               <a:graphicFrameLocks noChangeAspect="1"/>
             </wp:cNvGraphicFramePr>
@@ -9485,7 +9539,7 @@
                     <pic:cNvPicPr/>
                   </pic:nvPicPr>
                   <pic:blipFill>
-                    <a:blip r:embed="rId10"/>
+                    <a:blip r:embed="rId11"/>
                     <a:stretch>
                       <a:fillRect/>
                     </a:stretch>
@@ -10402,7 +10456,7 @@
         <w:drawing>
           <wp:inline xmlns:a="http://schemas.openxmlformats.org/drawingml/2006/main" xmlns:pic="http://schemas.openxmlformats.org/drawingml/2006/picture">
             <wp:extent cx="5040000" cy="3857507"/>
-            <wp:docPr id="3" name="Picture 3"/>
+            <wp:docPr id="4" name="Picture 4"/>
             <wp:cNvGraphicFramePr>
               <a:graphicFrameLocks noChangeAspect="1"/>
             </wp:cNvGraphicFramePr>
@@ -10414,7 +10468,7 @@
                     <pic:cNvPicPr/>
                   </pic:nvPicPr>
                   <pic:blipFill>
-                    <a:blip r:embed="rId11"/>
+                    <a:blip r:embed="rId12"/>
                     <a:stretch>
                       <a:fillRect/>
                     </a:stretch>
@@ -11052,7 +11106,7 @@
         <w:drawing>
           <wp:inline xmlns:a="http://schemas.openxmlformats.org/drawingml/2006/main" xmlns:pic="http://schemas.openxmlformats.org/drawingml/2006/picture">
             <wp:extent cx="5040000" cy="4445160"/>
-            <wp:docPr id="4" name="Picture 4"/>
+            <wp:docPr id="5" name="Picture 5"/>
             <wp:cNvGraphicFramePr>
               <a:graphicFrameLocks noChangeAspect="1"/>
             </wp:cNvGraphicFramePr>
@@ -11064,7 +11118,7 @@
                     <pic:cNvPicPr/>
                   </pic:nvPicPr>
                   <pic:blipFill>
-                    <a:blip r:embed="rId12"/>
+                    <a:blip r:embed="rId13"/>
                     <a:stretch>
                       <a:fillRect/>
                     </a:stretch>
@@ -12026,7 +12080,7 @@
         <w:drawing>
           <wp:inline xmlns:a="http://schemas.openxmlformats.org/drawingml/2006/main" xmlns:pic="http://schemas.openxmlformats.org/drawingml/2006/picture">
             <wp:extent cx="5040000" cy="4878996"/>
-            <wp:docPr id="5" name="Picture 5"/>
+            <wp:docPr id="6" name="Picture 6"/>
             <wp:cNvGraphicFramePr>
               <a:graphicFrameLocks noChangeAspect="1"/>
             </wp:cNvGraphicFramePr>
@@ -12038,7 +12092,7 @@
                     <pic:cNvPicPr/>
                   </pic:nvPicPr>
                   <pic:blipFill>
-                    <a:blip r:embed="rId13"/>
+                    <a:blip r:embed="rId14"/>
                     <a:stretch>
                       <a:fillRect/>
                     </a:stretch>
@@ -13435,7 +13489,7 @@
         <w:drawing>
           <wp:inline xmlns:a="http://schemas.openxmlformats.org/drawingml/2006/main" xmlns:pic="http://schemas.openxmlformats.org/drawingml/2006/picture">
             <wp:extent cx="5040000" cy="3640945"/>
-            <wp:docPr id="6" name="Picture 6"/>
+            <wp:docPr id="7" name="Picture 7"/>
             <wp:cNvGraphicFramePr>
               <a:graphicFrameLocks noChangeAspect="1"/>
             </wp:cNvGraphicFramePr>
@@ -13447,7 +13501,7 @@
                     <pic:cNvPicPr/>
                   </pic:nvPicPr>
                   <pic:blipFill>
-                    <a:blip r:embed="rId14"/>
+                    <a:blip r:embed="rId15"/>
                     <a:stretch>
                       <a:fillRect/>
                     </a:stretch>

--- a/thesis/draft/thesis_draft.docx
+++ b/thesis/draft/thesis_draft.docx
@@ -9014,37 +9014,418 @@
           <w:b w:val="0"/>
           <w:sz w:val="22"/>
         </w:rPr>
-        <w:t>Home Credit 데이터셋의 4-mode × 2 LLM 60건 모두에서 환각률 0% 가 달성되었다. 즉 LLM 출력에 등장한 모든 영문 대문자 변수 토큰은 입력 컨텍스트 또는 데이터셋 내부에 존재하는 변수였다. 이 결과는 다음 두 가지를 시사한다.</w:t>
-      </w:r>
-    </w:p>
-    <w:p>
-      <w:pPr>
-        <w:spacing w:line="384" w:lineRule="auto" w:before="0" w:after="120"/>
-        <w:ind w:firstLine="283"/>
-        <w:jc w:val="left"/>
-      </w:pPr>
-      <w:r>
-        <w:rPr>
-          <w:rFonts w:ascii="Times New Roman" w:hAnsi="Times New Roman" w:eastAsia="맑은 고딕"/>
-          <w:b w:val="0"/>
-          <w:sz w:val="22"/>
-        </w:rPr>
-        <w:t>첫째, hard constraint만으로 환각 차단이 충분조건 이다. 단순한 제약 ("컨텍스트에 없는 변수는 생성 금지")이 반복 강조될 경우 LLM은 본 연구의 모든 모드에서 환각 없이 응답을 생성한다.</w:t>
-      </w:r>
-    </w:p>
-    <w:p>
-      <w:pPr>
-        <w:spacing w:line="384" w:lineRule="auto" w:before="0" w:after="120"/>
-        <w:ind w:firstLine="283"/>
-        <w:jc w:val="left"/>
-      </w:pPr>
-      <w:r>
-        <w:rPr>
-          <w:rFonts w:ascii="Times New Roman" w:hAnsi="Times New Roman" w:eastAsia="맑은 고딕"/>
-          <w:b w:val="0"/>
-          <w:sz w:val="22"/>
-        </w:rPr>
-        <w:t>둘째, 환각 차단은 본 연구 fusion 메커니즘의 차별성 근거가 아니다. 만일 fusion 모드에서만 환각률이 0%이고 다른 모드에서는 0%보다 컸다면, "fusion = 환각 차단" 이라는 메시지를 강조할 수 있을 것이다. 그러나 모든 모드에서 환각률 0%가 달성되었으므로, 본 연구는 fusion 메커니즘의 차별성을 환각 차단 이 아닌 다른 차원에서 찾아야 한다. 그 차원이 다음 6.3.3절의 NLI 함의도와 6.3.4절의 값 정확 인용이다.</w:t>
+        <w:t>#### 본 연구가 측정하는 "환각률 0%"의 정확한 범위</w:t>
+      </w:r>
+    </w:p>
+    <w:p>
+      <w:pPr>
+        <w:spacing w:line="384" w:lineRule="auto" w:before="0" w:after="120"/>
+        <w:ind w:firstLine="283"/>
+        <w:jc w:val="left"/>
+      </w:pPr>
+      <w:r>
+        <w:rPr>
+          <w:rFonts w:ascii="Times New Roman" w:hAnsi="Times New Roman" w:eastAsia="맑은 고딕"/>
+          <w:b w:val="0"/>
+          <w:sz w:val="22"/>
+        </w:rPr>
+        <w:t>본 연구의 환각률 0%는 LLM 자연어 설명 시스템이 측정 대상으로 삼는 세 가지 정확도 차원 중 한 가지에만 해당하는 표면적 지표이다. 세 차원은 다음과 같이 분리된다.</w:t>
+      </w:r>
+    </w:p>
+    <w:tbl>
+      <w:tblPr>
+        <w:tblStyle w:val="LightGrid"/>
+        <w:tblW w:type="auto" w:w="0"/>
+        <w:tblLook w:firstColumn="1" w:firstRow="1" w:lastColumn="0" w:lastRow="0" w:noHBand="0" w:noVBand="1" w:val="04A0"/>
+      </w:tblPr>
+      <w:tblGrid>
+        <w:gridCol w:w="2280"/>
+        <w:gridCol w:w="2280"/>
+        <w:gridCol w:w="2280"/>
+        <w:gridCol w:w="2280"/>
+      </w:tblGrid>
+      <w:tr>
+        <w:tc>
+          <w:tcPr>
+            <w:tcW w:type="dxa" w:w="2280"/>
+          </w:tcPr>
+          <w:p>
+            <w:r>
+              <w:rPr>
+                <w:rFonts w:ascii="Times New Roman" w:hAnsi="Times New Roman" w:eastAsia="맑은 고딕"/>
+                <w:b/>
+                <w:sz w:val="20"/>
+              </w:rPr>
+              <w:t>차원</w:t>
+            </w:r>
+          </w:p>
+        </w:tc>
+        <w:tc>
+          <w:tcPr>
+            <w:tcW w:type="dxa" w:w="2280"/>
+          </w:tcPr>
+          <w:p>
+            <w:r>
+              <w:rPr>
+                <w:rFonts w:ascii="Times New Roman" w:hAnsi="Times New Roman" w:eastAsia="맑은 고딕"/>
+                <w:b/>
+                <w:sz w:val="20"/>
+              </w:rPr>
+              <w:t>측정 대상</w:t>
+            </w:r>
+          </w:p>
+        </w:tc>
+        <w:tc>
+          <w:tcPr>
+            <w:tcW w:type="dxa" w:w="2280"/>
+          </w:tcPr>
+          <w:p>
+            <w:r>
+              <w:rPr>
+                <w:rFonts w:ascii="Times New Roman" w:hAnsi="Times New Roman" w:eastAsia="맑은 고딕"/>
+                <w:b/>
+                <w:sz w:val="20"/>
+              </w:rPr>
+              <w:t>측정 도구</w:t>
+            </w:r>
+          </w:p>
+        </w:tc>
+        <w:tc>
+          <w:tcPr>
+            <w:tcW w:type="dxa" w:w="2280"/>
+          </w:tcPr>
+          <w:p>
+            <w:r>
+              <w:rPr>
+                <w:rFonts w:ascii="Times New Roman" w:hAnsi="Times New Roman" w:eastAsia="맑은 고딕"/>
+                <w:b/>
+                <w:sz w:val="20"/>
+              </w:rPr>
+              <w:t>본 연구 결과</w:t>
+            </w:r>
+          </w:p>
+        </w:tc>
+      </w:tr>
+      <w:tr>
+        <w:tc>
+          <w:tcPr>
+            <w:tcW w:type="dxa" w:w="2280"/>
+          </w:tcPr>
+          <w:p>
+            <w:r>
+              <w:rPr>
+                <w:rFonts w:ascii="Times New Roman" w:hAnsi="Times New Roman" w:eastAsia="맑은 고딕"/>
+                <w:b w:val="0"/>
+                <w:sz w:val="20"/>
+              </w:rPr>
+              <w:t>**A. 부도 예측 정확도**</w:t>
+            </w:r>
+          </w:p>
+        </w:tc>
+        <w:tc>
+          <w:tcPr>
+            <w:tcW w:type="dxa" w:w="2280"/>
+          </w:tcPr>
+          <w:p>
+            <w:r>
+              <w:rPr>
+                <w:rFonts w:ascii="Times New Roman" w:hAnsi="Times New Roman" w:eastAsia="맑은 고딕"/>
+                <w:b w:val="0"/>
+                <w:sz w:val="20"/>
+              </w:rPr>
+              <w:t>XGBoost 모델이 실제 부도/정상을 맞추는 능력</w:t>
+            </w:r>
+          </w:p>
+        </w:tc>
+        <w:tc>
+          <w:tcPr>
+            <w:tcW w:type="dxa" w:w="2280"/>
+          </w:tcPr>
+          <w:p>
+            <w:r>
+              <w:rPr>
+                <w:rFonts w:ascii="Times New Roman" w:hAnsi="Times New Roman" w:eastAsia="맑은 고딕"/>
+                <w:b w:val="0"/>
+                <w:sz w:val="20"/>
+              </w:rPr>
+              <w:t>AUROC, AUPRC, KS (5-fold CV)</w:t>
+            </w:r>
+          </w:p>
+        </w:tc>
+        <w:tc>
+          <w:tcPr>
+            <w:tcW w:type="dxa" w:w="2280"/>
+          </w:tcPr>
+          <w:p>
+            <w:r>
+              <w:rPr>
+                <w:rFonts w:ascii="Times New Roman" w:hAnsi="Times New Roman" w:eastAsia="맑은 고딕"/>
+                <w:b w:val="0"/>
+                <w:sz w:val="20"/>
+              </w:rPr>
+              <w:t>XGBoost AUROC 0.7587 ± 0.0008 (6.1절)</w:t>
+            </w:r>
+          </w:p>
+        </w:tc>
+      </w:tr>
+      <w:tr>
+        <w:tc>
+          <w:tcPr>
+            <w:tcW w:type="dxa" w:w="2280"/>
+          </w:tcPr>
+          <w:p>
+            <w:r>
+              <w:rPr>
+                <w:rFonts w:ascii="Times New Roman" w:hAnsi="Times New Roman" w:eastAsia="맑은 고딕"/>
+                <w:b w:val="0"/>
+                <w:sz w:val="20"/>
+              </w:rPr>
+              <w:t>**B. LLM 변수명 환각률**</w:t>
+            </w:r>
+          </w:p>
+        </w:tc>
+        <w:tc>
+          <w:tcPr>
+            <w:tcW w:type="dxa" w:w="2280"/>
+          </w:tcPr>
+          <w:p>
+            <w:r>
+              <w:rPr>
+                <w:rFonts w:ascii="Times New Roman" w:hAnsi="Times New Roman" w:eastAsia="맑은 고딕"/>
+                <w:b w:val="0"/>
+                <w:sz w:val="20"/>
+              </w:rPr>
+              <w:t>LLM이 컨텍스트에 없는 변수명을 자발적으로 생성하는 비율</w:t>
+            </w:r>
+          </w:p>
+        </w:tc>
+        <w:tc>
+          <w:tcPr>
+            <w:tcW w:type="dxa" w:w="2280"/>
+          </w:tcPr>
+          <w:p>
+            <w:r>
+              <w:rPr>
+                <w:rFonts w:ascii="Times New Roman" w:hAnsi="Times New Roman" w:eastAsia="맑은 고딕"/>
+                <w:b w:val="0"/>
+                <w:sz w:val="20"/>
+              </w:rPr>
+              <w:t>룰 기반 영문 토큰 매칭 (5.2.2절)</w:t>
+            </w:r>
+          </w:p>
+        </w:tc>
+        <w:tc>
+          <w:tcPr>
+            <w:tcW w:type="dxa" w:w="2280"/>
+          </w:tcPr>
+          <w:p>
+            <w:r>
+              <w:rPr>
+                <w:rFonts w:ascii="Times New Roman" w:hAnsi="Times New Roman" w:eastAsia="맑은 고딕"/>
+                <w:b w:val="0"/>
+                <w:sz w:val="20"/>
+              </w:rPr>
+              <w:t>**0%** (모든 4-mode × 2 LLM × 60 호출)</w:t>
+            </w:r>
+          </w:p>
+        </w:tc>
+      </w:tr>
+      <w:tr>
+        <w:tc>
+          <w:tcPr>
+            <w:tcW w:type="dxa" w:w="2280"/>
+          </w:tcPr>
+          <w:p>
+            <w:r>
+              <w:rPr>
+                <w:rFonts w:ascii="Times New Roman" w:hAnsi="Times New Roman" w:eastAsia="맑은 고딕"/>
+                <w:b w:val="0"/>
+                <w:sz w:val="20"/>
+              </w:rPr>
+              <w:t>**C. LLM 의미적 충실성**</w:t>
+            </w:r>
+          </w:p>
+        </w:tc>
+        <w:tc>
+          <w:tcPr>
+            <w:tcW w:type="dxa" w:w="2280"/>
+          </w:tcPr>
+          <w:p>
+            <w:r>
+              <w:rPr>
+                <w:rFonts w:ascii="Times New Roman" w:hAnsi="Times New Roman" w:eastAsia="맑은 고딕"/>
+                <w:b w:val="0"/>
+                <w:sz w:val="20"/>
+              </w:rPr>
+              <w:t>LLM 설명의 의미가 입력 컨텍스트와 일치하는 정도</w:t>
+            </w:r>
+          </w:p>
+        </w:tc>
+        <w:tc>
+          <w:tcPr>
+            <w:tcW w:type="dxa" w:w="2280"/>
+          </w:tcPr>
+          <w:p>
+            <w:r>
+              <w:rPr>
+                <w:rFonts w:ascii="Times New Roman" w:hAnsi="Times New Roman" w:eastAsia="맑은 고딕"/>
+                <w:b w:val="0"/>
+                <w:sz w:val="20"/>
+              </w:rPr>
+              <w:t>mDeBERTa-NLI 함의도 (5.3절)</w:t>
+            </w:r>
+          </w:p>
+        </w:tc>
+        <w:tc>
+          <w:tcPr>
+            <w:tcW w:type="dxa" w:w="2280"/>
+          </w:tcPr>
+          <w:p>
+            <w:r>
+              <w:rPr>
+                <w:rFonts w:ascii="Times New Roman" w:hAnsi="Times New Roman" w:eastAsia="맑은 고딕"/>
+                <w:b w:val="0"/>
+                <w:sz w:val="20"/>
+              </w:rPr>
+              <w:t>fusion 0.625, no_shap 0.30 (6.3.3절)</w:t>
+            </w:r>
+          </w:p>
+        </w:tc>
+      </w:tr>
+    </w:tbl>
+    <w:p>
+      <w:pPr>
+        <w:spacing w:line="384" w:lineRule="auto" w:before="0" w:after="120"/>
+        <w:ind w:firstLine="283"/>
+        <w:jc w:val="left"/>
+      </w:pPr>
+      <w:r>
+        <w:rPr>
+          <w:rFonts w:ascii="Times New Roman" w:hAnsi="Times New Roman" w:eastAsia="맑은 고딕"/>
+          <w:b w:val="0"/>
+          <w:sz w:val="22"/>
+        </w:rPr>
+        <w:t>본 절에서 다루는 환각률 0% 는 위 차원 B에 해당하며, "LLM이 출력에 등장시킨 영문 대문자 변수 토큰이 모두 입력 컨텍스트 또는 데이터셋의 변수 집합에 존재했다"만을 보장한다. 즉 LLM은 EXT_SOURCE_99 와 같이 존재하지 않는 변수명을 새로 만들어내지 않았다는 의미이다.</w:t>
+      </w:r>
+    </w:p>
+    <w:p>
+      <w:pPr>
+        <w:spacing w:line="384" w:lineRule="auto" w:before="0" w:after="120"/>
+        <w:ind w:firstLine="283"/>
+        <w:jc w:val="left"/>
+      </w:pPr>
+      <w:r>
+        <w:rPr>
+          <w:rFonts w:ascii="Times New Roman" w:hAnsi="Times New Roman" w:eastAsia="맑은 고딕"/>
+          <w:b w:val="0"/>
+          <w:sz w:val="22"/>
+        </w:rPr>
+        <w:t>이는 다음과 같은 의미를 보장하지 않는다. (1) 부도 예측 자체가 실제 부도와 일치하는가(차원 A로 별도 측정), (2) LLM이 인용한 변수 값을 100% 정확히 인용했는가(6.3.4절 값 정확 인용 비율로 측정), (3) LLM 설명이 입력 컨텍스트와 의미적으로 동일한가(차원 C, NLI로 측정). 본 연구는 이 세 차원을 독립적으로 측정·보고하여 환각률 단일 지표의 한계를 honest reporting의 관점에서 명시한다.</w:t>
+      </w:r>
+    </w:p>
+    <w:p>
+      <w:pPr>
+        <w:spacing w:line="384" w:lineRule="auto" w:before="0" w:after="120"/>
+        <w:ind w:firstLine="283"/>
+        <w:jc w:val="left"/>
+      </w:pPr>
+      <w:r>
+        <w:rPr>
+          <w:rFonts w:ascii="Times New Roman" w:hAnsi="Times New Roman" w:eastAsia="맑은 고딕"/>
+          <w:b w:val="0"/>
+          <w:sz w:val="22"/>
+        </w:rPr>
+        <w:t>#### 차원 B의 정량 결과 (룰 기반 환각률 0%)</w:t>
+      </w:r>
+    </w:p>
+    <w:p>
+      <w:pPr>
+        <w:spacing w:line="384" w:lineRule="auto" w:before="0" w:after="120"/>
+        <w:ind w:firstLine="283"/>
+        <w:jc w:val="left"/>
+      </w:pPr>
+      <w:r>
+        <w:rPr>
+          <w:rFonts w:ascii="Times New Roman" w:hAnsi="Times New Roman" w:eastAsia="맑은 고딕"/>
+          <w:b w:val="0"/>
+          <w:sz w:val="22"/>
+        </w:rPr>
+        <w:t>Home Credit 데이터셋의 4-mode × 2 LLM 60건 모두에서 차원 B 환각률 0% 가 달성되었다. 즉 LLM 출력에 등장한 모든 영문 대문자 변수 토큰은 입력 컨텍스트 또는 데이터셋 내부에 존재하는 변수였다. UCI German Credit에서도 동일하게 240건 모두에서 차원 B 환각률 0%가 관찰되었다.</w:t>
+      </w:r>
+    </w:p>
+    <w:p>
+      <w:pPr>
+        <w:spacing w:line="384" w:lineRule="auto" w:before="0" w:after="120"/>
+        <w:ind w:firstLine="283"/>
+        <w:jc w:val="left"/>
+      </w:pPr>
+      <w:r>
+        <w:rPr>
+          <w:rFonts w:ascii="Times New Roman" w:hAnsi="Times New Roman" w:eastAsia="맑은 고딕"/>
+          <w:b w:val="0"/>
+          <w:sz w:val="22"/>
+        </w:rPr>
+        <w:t>이 결과는 다음 두 가지를 시사한다.</w:t>
+      </w:r>
+    </w:p>
+    <w:p>
+      <w:pPr>
+        <w:spacing w:line="384" w:lineRule="auto" w:before="0" w:after="120"/>
+        <w:ind w:firstLine="283"/>
+        <w:jc w:val="left"/>
+      </w:pPr>
+      <w:r>
+        <w:rPr>
+          <w:rFonts w:ascii="Times New Roman" w:hAnsi="Times New Roman" w:eastAsia="맑은 고딕"/>
+          <w:b w:val="0"/>
+          <w:sz w:val="22"/>
+        </w:rPr>
+        <w:t>첫째, hard constraint만으로 차원 B 환각 차단이 충분조건 이다. 단순한 제약("컨텍스트에 없는 변수는 생성 금지")이 반복 강조될 경우 LLM은 본 연구의 모든 모드에서 변수명 환각 없이 응답을 생성한다.</w:t>
+      </w:r>
+    </w:p>
+    <w:p>
+      <w:pPr>
+        <w:spacing w:line="384" w:lineRule="auto" w:before="0" w:after="120"/>
+        <w:ind w:firstLine="283"/>
+        <w:jc w:val="left"/>
+      </w:pPr>
+      <w:r>
+        <w:rPr>
+          <w:rFonts w:ascii="Times New Roman" w:hAnsi="Times New Roman" w:eastAsia="맑은 고딕"/>
+          <w:b w:val="0"/>
+          <w:sz w:val="22"/>
+        </w:rPr>
+        <w:t>둘째, 차원 B 환각 차단은 본 연구 fusion 메커니즘의 차별성 근거가 아니다. 만일 fusion 모드에서만 0%이고 다른 모드에서는 0%보다 컸다면 "fusion = 환각 차단" 이라는 메시지를 강조할 수 있을 것이다. 그러나 모든 모드에서 0%가 달성되었으므로, 본 연구는 fusion 메커니즘의 차별성을 차원 B 환각 차단 이 아닌 차원 C 의미적 충실성 에서 찾는다. 그 차원이 다음 6.3.3절의 NLI 함의도와 6.3.4절의 값 정확 인용이다.</w:t>
+      </w:r>
+    </w:p>
+    <w:p>
+      <w:pPr>
+        <w:spacing w:line="384" w:lineRule="auto" w:before="0" w:after="120"/>
+        <w:ind w:firstLine="283"/>
+        <w:jc w:val="left"/>
+      </w:pPr>
+      <w:r>
+        <w:rPr>
+          <w:rFonts w:ascii="Times New Roman" w:hAnsi="Times New Roman" w:eastAsia="맑은 고딕"/>
+          <w:b w:val="0"/>
+          <w:sz w:val="22"/>
+        </w:rPr>
+        <w:t>#### 차원 A·C와의 명확한 분리</w:t>
+      </w:r>
+    </w:p>
+    <w:p>
+      <w:pPr>
+        <w:spacing w:line="384" w:lineRule="auto" w:before="0" w:after="120"/>
+        <w:ind w:firstLine="283"/>
+        <w:jc w:val="left"/>
+      </w:pPr>
+      <w:r>
+        <w:rPr>
+          <w:rFonts w:ascii="Times New Roman" w:hAnsi="Times New Roman" w:eastAsia="맑은 고딕"/>
+          <w:b w:val="0"/>
+          <w:sz w:val="22"/>
+        </w:rPr>
+        <w:t>본 연구의 차원 B 환각률 0%는 LLM 설명 단계에서 변수명을 지어내지 않았다 까지만 보장하며, 부도 예측이 실제 데이터와 일치한다 (차원 A) 또는 설명이 입력 컨텍스트와 의미적으로 100% 동일하다 (차원 C)를 보장하지 않는다. 본 시스템의 부도 예측 정확도는 6.1절에서 XGBoost AUROC 0.7587 (Home Credit) 및 0.7714 (UCI German Credit)로 별도 보고되며, LLM 설명의 의미적 충실성은 6.3.3절에서 NLI Entailment Rate로 4-mode 차이가 정량 측정된다. 이 세 차원의 분리는 본 연구 7장(논의)에서도 honest reporting의 관점에서 재확인된다.</w:t>
       </w:r>
     </w:p>
     <w:p>

--- a/thesis/draft/thesis_draft.docx
+++ b/thesis/draft/thesis_draft.docx
@@ -8790,6 +8790,1153 @@
           <w:sz w:val="22"/>
         </w:rPr>
         <w:t>본 연구는 Home Credit과 동일한 메커니즘 일치성을 위해 UCI German Credit에서도 XGBoost를 메인 예측 모델로 활용하며, AUROC 0.7714 수준의 성능에서 Fusion 메커니즘을 평가한다.</w:t>
+      </w:r>
+    </w:p>
+    <w:p>
+      <w:pPr>
+        <w:pStyle w:val="Heading3"/>
+        <w:spacing w:line="384" w:lineRule="auto" w:before="240" w:after="120"/>
+        <w:jc w:val="left"/>
+      </w:pPr>
+      <w:r>
+        <w:rPr>
+          <w:rFonts w:ascii="Times New Roman" w:hAnsi="Times New Roman" w:eastAsia="맑은 고딕"/>
+          <w:b/>
+          <w:color w:val="000000"/>
+          <w:sz w:val="22"/>
+        </w:rPr>
+        <w:t>6.1.4 신용평가 산업 벤치마크 및 실무 수준 평가</w:t>
+      </w:r>
+    </w:p>
+    <w:p>
+      <w:pPr>
+        <w:spacing w:line="384" w:lineRule="auto" w:before="0" w:after="120"/>
+        <w:ind w:firstLine="283"/>
+        <w:jc w:val="left"/>
+      </w:pPr>
+      <w:r>
+        <w:rPr>
+          <w:rFonts w:ascii="Times New Roman" w:hAnsi="Times New Roman" w:eastAsia="맑은 고딕"/>
+          <w:b w:val="0"/>
+          <w:sz w:val="22"/>
+        </w:rPr>
+        <w:t>본 절은 본 연구가 도출한 XGBoost AUROC 약 0.76 수준의 예측 성능을 신용평가 산업의 일반 벤치마크와 비교하여, 실무 도입 가능성과 한계를 정량적으로 평가한다. 이는 본 연구의 학술적 contribution이 예측 정확도 최고치 갱신 이 아니라 XAI·LLM RAG·공정성 보정의 통합 시스템 구축 임을 명확히 하면서, 동시에 본 시스템의 baseline 예측 모델이 실무 적용 가능한 수준임을 입증하기 위한 절이다.</w:t>
+      </w:r>
+    </w:p>
+    <w:p>
+      <w:pPr>
+        <w:spacing w:line="384" w:lineRule="auto" w:before="0" w:after="120"/>
+        <w:ind w:firstLine="283"/>
+        <w:jc w:val="left"/>
+      </w:pPr>
+      <w:r>
+        <w:rPr>
+          <w:rFonts w:ascii="Times New Roman" w:hAnsi="Times New Roman" w:eastAsia="맑은 고딕"/>
+          <w:b w:val="0"/>
+          <w:sz w:val="22"/>
+        </w:rPr>
+        <w:t>#### 신용평가 도메인 AUROC 기준</w:t>
+      </w:r>
+    </w:p>
+    <w:p>
+      <w:pPr>
+        <w:spacing w:line="384" w:lineRule="auto" w:before="0" w:after="120"/>
+        <w:ind w:firstLine="283"/>
+        <w:jc w:val="left"/>
+      </w:pPr>
+      <w:r>
+        <w:rPr>
+          <w:rFonts w:ascii="Times New Roman" w:hAnsi="Times New Roman" w:eastAsia="맑은 고딕"/>
+          <w:b w:val="0"/>
+          <w:sz w:val="22"/>
+        </w:rPr>
+        <w:t>Lessmann 등 [13]이 41개 분류 모델을 8개의 신용평가 데이터셋에서 비교 평가한 대규모 벤치마크 연구에 따르면, 신용평가 분야의 AUROC는 다음과 같이 분류된다. 표 4-X는 본 연구가 채택한 산업 표준 기준이다.</w:t>
+      </w:r>
+    </w:p>
+    <w:p>
+      <w:pPr>
+        <w:spacing w:line="384" w:lineRule="auto" w:before="0" w:after="120"/>
+        <w:ind w:firstLine="283"/>
+        <w:jc w:val="left"/>
+      </w:pPr>
+      <w:r>
+        <w:rPr>
+          <w:rFonts w:ascii="Times New Roman" w:hAnsi="Times New Roman" w:eastAsia="맑은 고딕"/>
+          <w:b w:val="0"/>
+          <w:sz w:val="22"/>
+        </w:rPr>
+        <w:t>표 4-X. 신용평가 도메인 AUROC 분류 기준 (Lessmann et al., 2015 [13])</w:t>
+      </w:r>
+    </w:p>
+    <w:tbl>
+      <w:tblPr>
+        <w:tblStyle w:val="LightGrid"/>
+        <w:tblW w:type="auto" w:w="0"/>
+        <w:tblLook w:firstColumn="1" w:firstRow="1" w:lastColumn="0" w:lastRow="0" w:noHBand="0" w:noVBand="1" w:val="04A0"/>
+      </w:tblPr>
+      <w:tblGrid>
+        <w:gridCol w:w="3041"/>
+        <w:gridCol w:w="3041"/>
+        <w:gridCol w:w="3041"/>
+      </w:tblGrid>
+      <w:tr>
+        <w:tc>
+          <w:tcPr>
+            <w:tcW w:type="dxa" w:w="3041"/>
+          </w:tcPr>
+          <w:p>
+            <w:r>
+              <w:rPr>
+                <w:rFonts w:ascii="Times New Roman" w:hAnsi="Times New Roman" w:eastAsia="맑은 고딕"/>
+                <w:b/>
+                <w:sz w:val="20"/>
+              </w:rPr>
+              <w:t>AUROC 범위</w:t>
+            </w:r>
+          </w:p>
+        </w:tc>
+        <w:tc>
+          <w:tcPr>
+            <w:tcW w:type="dxa" w:w="3041"/>
+          </w:tcPr>
+          <w:p>
+            <w:r>
+              <w:rPr>
+                <w:rFonts w:ascii="Times New Roman" w:hAnsi="Times New Roman" w:eastAsia="맑은 고딕"/>
+                <w:b/>
+                <w:sz w:val="20"/>
+              </w:rPr>
+              <w:t>평가 등급</w:t>
+            </w:r>
+          </w:p>
+        </w:tc>
+        <w:tc>
+          <w:tcPr>
+            <w:tcW w:type="dxa" w:w="3041"/>
+          </w:tcPr>
+          <w:p>
+            <w:r>
+              <w:rPr>
+                <w:rFonts w:ascii="Times New Roman" w:hAnsi="Times New Roman" w:eastAsia="맑은 고딕"/>
+                <w:b/>
+                <w:sz w:val="20"/>
+              </w:rPr>
+              <w:t>실무 적용</w:t>
+            </w:r>
+          </w:p>
+        </w:tc>
+      </w:tr>
+      <w:tr>
+        <w:tc>
+          <w:tcPr>
+            <w:tcW w:type="dxa" w:w="3041"/>
+          </w:tcPr>
+          <w:p>
+            <w:r>
+              <w:rPr>
+                <w:rFonts w:ascii="Times New Roman" w:hAnsi="Times New Roman" w:eastAsia="맑은 고딕"/>
+                <w:b w:val="0"/>
+                <w:sz w:val="20"/>
+              </w:rPr>
+              <w:t>&lt; 0.65</w:t>
+            </w:r>
+          </w:p>
+        </w:tc>
+        <w:tc>
+          <w:tcPr>
+            <w:tcW w:type="dxa" w:w="3041"/>
+          </w:tcPr>
+          <w:p>
+            <w:r>
+              <w:rPr>
+                <w:rFonts w:ascii="Times New Roman" w:hAnsi="Times New Roman" w:eastAsia="맑은 고딕"/>
+                <w:b w:val="0"/>
+                <w:sz w:val="20"/>
+              </w:rPr>
+              <w:t>부적합</w:t>
+            </w:r>
+          </w:p>
+        </w:tc>
+        <w:tc>
+          <w:tcPr>
+            <w:tcW w:type="dxa" w:w="3041"/>
+          </w:tcPr>
+          <w:p>
+            <w:r>
+              <w:rPr>
+                <w:rFonts w:ascii="Times New Roman" w:hAnsi="Times New Roman" w:eastAsia="맑은 고딕"/>
+                <w:b w:val="0"/>
+                <w:sz w:val="20"/>
+              </w:rPr>
+              <w:t>사용 불가</w:t>
+            </w:r>
+          </w:p>
+        </w:tc>
+      </w:tr>
+      <w:tr>
+        <w:tc>
+          <w:tcPr>
+            <w:tcW w:type="dxa" w:w="3041"/>
+          </w:tcPr>
+          <w:p>
+            <w:r>
+              <w:rPr>
+                <w:rFonts w:ascii="Times New Roman" w:hAnsi="Times New Roman" w:eastAsia="맑은 고딕"/>
+                <w:b w:val="0"/>
+                <w:sz w:val="20"/>
+              </w:rPr>
+              <w:t>0.65 ~ 0.70</w:t>
+            </w:r>
+          </w:p>
+        </w:tc>
+        <w:tc>
+          <w:tcPr>
+            <w:tcW w:type="dxa" w:w="3041"/>
+          </w:tcPr>
+          <w:p>
+            <w:r>
+              <w:rPr>
+                <w:rFonts w:ascii="Times New Roman" w:hAnsi="Times New Roman" w:eastAsia="맑은 고딕"/>
+                <w:b w:val="0"/>
+                <w:sz w:val="20"/>
+              </w:rPr>
+              <w:t>한계적</w:t>
+            </w:r>
+          </w:p>
+        </w:tc>
+        <w:tc>
+          <w:tcPr>
+            <w:tcW w:type="dxa" w:w="3041"/>
+          </w:tcPr>
+          <w:p>
+            <w:r>
+              <w:rPr>
+                <w:rFonts w:ascii="Times New Roman" w:hAnsi="Times New Roman" w:eastAsia="맑은 고딕"/>
+                <w:b w:val="0"/>
+                <w:sz w:val="20"/>
+              </w:rPr>
+              <w:t>보조 모델로만 활용</w:t>
+            </w:r>
+          </w:p>
+        </w:tc>
+      </w:tr>
+      <w:tr>
+        <w:tc>
+          <w:tcPr>
+            <w:tcW w:type="dxa" w:w="3041"/>
+          </w:tcPr>
+          <w:p>
+            <w:r>
+              <w:rPr>
+                <w:rFonts w:ascii="Times New Roman" w:hAnsi="Times New Roman" w:eastAsia="맑은 고딕"/>
+                <w:b w:val="0"/>
+                <w:sz w:val="20"/>
+              </w:rPr>
+              <w:t>**0.70 ~ 0.80**</w:t>
+            </w:r>
+          </w:p>
+        </w:tc>
+        <w:tc>
+          <w:tcPr>
+            <w:tcW w:type="dxa" w:w="3041"/>
+          </w:tcPr>
+          <w:p>
+            <w:r>
+              <w:rPr>
+                <w:rFonts w:ascii="Times New Roman" w:hAnsi="Times New Roman" w:eastAsia="맑은 고딕"/>
+                <w:b w:val="0"/>
+                <w:sz w:val="20"/>
+              </w:rPr>
+              <w:t>**수용 가능 (mainstream)**</w:t>
+            </w:r>
+          </w:p>
+        </w:tc>
+        <w:tc>
+          <w:tcPr>
+            <w:tcW w:type="dxa" w:w="3041"/>
+          </w:tcPr>
+          <w:p>
+            <w:r>
+              <w:rPr>
+                <w:rFonts w:ascii="Times New Roman" w:hAnsi="Times New Roman" w:eastAsia="맑은 고딕"/>
+                <w:b w:val="0"/>
+                <w:sz w:val="20"/>
+              </w:rPr>
+              <w:t>**★ 본 연구가 위치하는 범위**</w:t>
+            </w:r>
+          </w:p>
+        </w:tc>
+      </w:tr>
+      <w:tr>
+        <w:tc>
+          <w:tcPr>
+            <w:tcW w:type="dxa" w:w="3041"/>
+          </w:tcPr>
+          <w:p>
+            <w:r>
+              <w:rPr>
+                <w:rFonts w:ascii="Times New Roman" w:hAnsi="Times New Roman" w:eastAsia="맑은 고딕"/>
+                <w:b w:val="0"/>
+                <w:sz w:val="20"/>
+              </w:rPr>
+              <w:t>0.80 ~ 0.85</w:t>
+            </w:r>
+          </w:p>
+        </w:tc>
+        <w:tc>
+          <w:tcPr>
+            <w:tcW w:type="dxa" w:w="3041"/>
+          </w:tcPr>
+          <w:p>
+            <w:r>
+              <w:rPr>
+                <w:rFonts w:ascii="Times New Roman" w:hAnsi="Times New Roman" w:eastAsia="맑은 고딕"/>
+                <w:b w:val="0"/>
+                <w:sz w:val="20"/>
+              </w:rPr>
+              <w:t>우수</w:t>
+            </w:r>
+          </w:p>
+        </w:tc>
+        <w:tc>
+          <w:tcPr>
+            <w:tcW w:type="dxa" w:w="3041"/>
+          </w:tcPr>
+          <w:p>
+            <w:r>
+              <w:rPr>
+                <w:rFonts w:ascii="Times New Roman" w:hAnsi="Times New Roman" w:eastAsia="맑은 고딕"/>
+                <w:b w:val="0"/>
+                <w:sz w:val="20"/>
+              </w:rPr>
+              <w:t>대부분 은행 표준</w:t>
+            </w:r>
+          </w:p>
+        </w:tc>
+      </w:tr>
+      <w:tr>
+        <w:tc>
+          <w:tcPr>
+            <w:tcW w:type="dxa" w:w="3041"/>
+          </w:tcPr>
+          <w:p>
+            <w:r>
+              <w:rPr>
+                <w:rFonts w:ascii="Times New Roman" w:hAnsi="Times New Roman" w:eastAsia="맑은 고딕"/>
+                <w:b w:val="0"/>
+                <w:sz w:val="20"/>
+              </w:rPr>
+              <w:t>≥ 0.85</w:t>
+            </w:r>
+          </w:p>
+        </w:tc>
+        <w:tc>
+          <w:tcPr>
+            <w:tcW w:type="dxa" w:w="3041"/>
+          </w:tcPr>
+          <w:p>
+            <w:r>
+              <w:rPr>
+                <w:rFonts w:ascii="Times New Roman" w:hAnsi="Times New Roman" w:eastAsia="맑은 고딕"/>
+                <w:b w:val="0"/>
+                <w:sz w:val="20"/>
+              </w:rPr>
+              <w:t>매우 우수</w:t>
+            </w:r>
+          </w:p>
+        </w:tc>
+        <w:tc>
+          <w:tcPr>
+            <w:tcW w:type="dxa" w:w="3041"/>
+          </w:tcPr>
+          <w:p>
+            <w:r>
+              <w:rPr>
+                <w:rFonts w:ascii="Times New Roman" w:hAnsi="Times New Roman" w:eastAsia="맑은 고딕"/>
+                <w:b w:val="0"/>
+                <w:sz w:val="20"/>
+              </w:rPr>
+              <w:t>최상위 데이터셋 한정</w:t>
+            </w:r>
+          </w:p>
+        </w:tc>
+      </w:tr>
+    </w:tbl>
+    <w:p>
+      <w:pPr>
+        <w:spacing w:line="384" w:lineRule="auto" w:before="0" w:after="120"/>
+        <w:ind w:firstLine="283"/>
+        <w:jc w:val="left"/>
+      </w:pPr>
+      <w:r>
+        <w:rPr>
+          <w:rFonts w:ascii="Times New Roman" w:hAnsi="Times New Roman" w:eastAsia="맑은 고딕"/>
+          <w:b w:val="0"/>
+          <w:sz w:val="22"/>
+        </w:rPr>
+        <w:t>KS 통계량은 신용평가 도메인의 전통 표준 지표로, 일반적으로 KS &gt; 0.3을 실무 수용 가능, KS &gt; 0.4를 양호, KS &gt; 0.5를 우수 로 분류한다.</w:t>
+      </w:r>
+    </w:p>
+    <w:p>
+      <w:pPr>
+        <w:spacing w:line="384" w:lineRule="auto" w:before="0" w:after="120"/>
+        <w:ind w:firstLine="283"/>
+        <w:jc w:val="left"/>
+      </w:pPr>
+      <w:r>
+        <w:rPr>
+          <w:rFonts w:ascii="Times New Roman" w:hAnsi="Times New Roman" w:eastAsia="맑은 고딕"/>
+          <w:b w:val="0"/>
+          <w:sz w:val="22"/>
+        </w:rPr>
+        <w:t>#### 본 연구 결과의 산업 위치</w:t>
+      </w:r>
+    </w:p>
+    <w:p>
+      <w:pPr>
+        <w:spacing w:line="384" w:lineRule="auto" w:before="0" w:after="120"/>
+        <w:ind w:firstLine="283"/>
+        <w:jc w:val="left"/>
+      </w:pPr>
+      <w:r>
+        <w:rPr>
+          <w:rFonts w:ascii="Times New Roman" w:hAnsi="Times New Roman" w:eastAsia="맑은 고딕"/>
+          <w:b w:val="0"/>
+          <w:sz w:val="22"/>
+        </w:rPr>
+        <w:t>본 연구의 핵심 정량 지표는 다음과 같이 신용평가 산업 벤치마크와 비교된다.</w:t>
+      </w:r>
+    </w:p>
+    <w:p>
+      <w:pPr>
+        <w:spacing w:line="384" w:lineRule="auto" w:before="0" w:after="120"/>
+        <w:ind w:firstLine="283"/>
+        <w:jc w:val="left"/>
+      </w:pPr>
+      <w:r>
+        <w:rPr>
+          <w:rFonts w:ascii="Times New Roman" w:hAnsi="Times New Roman" w:eastAsia="맑은 고딕"/>
+          <w:b w:val="0"/>
+          <w:sz w:val="22"/>
+        </w:rPr>
+        <w:t>표 4-Y. 본 연구 결과의 산업 벤치마크 위치 비교</w:t>
+      </w:r>
+    </w:p>
+    <w:tbl>
+      <w:tblPr>
+        <w:tblStyle w:val="LightGrid"/>
+        <w:tblW w:type="auto" w:w="0"/>
+        <w:tblLook w:firstColumn="1" w:firstRow="1" w:lastColumn="0" w:lastRow="0" w:noHBand="0" w:noVBand="1" w:val="04A0"/>
+      </w:tblPr>
+      <w:tblGrid>
+        <w:gridCol w:w="2280"/>
+        <w:gridCol w:w="2280"/>
+        <w:gridCol w:w="2280"/>
+        <w:gridCol w:w="2280"/>
+      </w:tblGrid>
+      <w:tr>
+        <w:tc>
+          <w:tcPr>
+            <w:tcW w:type="dxa" w:w="2280"/>
+          </w:tcPr>
+          <w:p>
+            <w:r>
+              <w:rPr>
+                <w:rFonts w:ascii="Times New Roman" w:hAnsi="Times New Roman" w:eastAsia="맑은 고딕"/>
+                <w:b/>
+                <w:sz w:val="20"/>
+              </w:rPr>
+              <w:t>항목</w:t>
+            </w:r>
+          </w:p>
+        </w:tc>
+        <w:tc>
+          <w:tcPr>
+            <w:tcW w:type="dxa" w:w="2280"/>
+          </w:tcPr>
+          <w:p>
+            <w:r>
+              <w:rPr>
+                <w:rFonts w:ascii="Times New Roman" w:hAnsi="Times New Roman" w:eastAsia="맑은 고딕"/>
+                <w:b/>
+                <w:sz w:val="20"/>
+              </w:rPr>
+              <w:t>본 연구 결과</w:t>
+            </w:r>
+          </w:p>
+        </w:tc>
+        <w:tc>
+          <w:tcPr>
+            <w:tcW w:type="dxa" w:w="2280"/>
+          </w:tcPr>
+          <w:p>
+            <w:r>
+              <w:rPr>
+                <w:rFonts w:ascii="Times New Roman" w:hAnsi="Times New Roman" w:eastAsia="맑은 고딕"/>
+                <w:b/>
+                <w:sz w:val="20"/>
+              </w:rPr>
+              <w:t>산업 벤치마크</w:t>
+            </w:r>
+          </w:p>
+        </w:tc>
+        <w:tc>
+          <w:tcPr>
+            <w:tcW w:type="dxa" w:w="2280"/>
+          </w:tcPr>
+          <w:p>
+            <w:r>
+              <w:rPr>
+                <w:rFonts w:ascii="Times New Roman" w:hAnsi="Times New Roman" w:eastAsia="맑은 고딕"/>
+                <w:b/>
+                <w:sz w:val="20"/>
+              </w:rPr>
+              <w:t>평가</w:t>
+            </w:r>
+          </w:p>
+        </w:tc>
+      </w:tr>
+      <w:tr>
+        <w:tc>
+          <w:tcPr>
+            <w:tcW w:type="dxa" w:w="2280"/>
+          </w:tcPr>
+          <w:p>
+            <w:r>
+              <w:rPr>
+                <w:rFonts w:ascii="Times New Roman" w:hAnsi="Times New Roman" w:eastAsia="맑은 고딕"/>
+                <w:b w:val="0"/>
+                <w:sz w:val="20"/>
+              </w:rPr>
+              <w:t>Home Credit AUROC (baseline)</w:t>
+            </w:r>
+          </w:p>
+        </w:tc>
+        <w:tc>
+          <w:tcPr>
+            <w:tcW w:type="dxa" w:w="2280"/>
+          </w:tcPr>
+          <w:p>
+            <w:r>
+              <w:rPr>
+                <w:rFonts w:ascii="Times New Roman" w:hAnsi="Times New Roman" w:eastAsia="맑은 고딕"/>
+                <w:b w:val="0"/>
+                <w:sz w:val="20"/>
+              </w:rPr>
+              <w:t>0.7587 ± 0.0008</w:t>
+            </w:r>
+          </w:p>
+        </w:tc>
+        <w:tc>
+          <w:tcPr>
+            <w:tcW w:type="dxa" w:w="2280"/>
+          </w:tcPr>
+          <w:p>
+            <w:r>
+              <w:rPr>
+                <w:rFonts w:ascii="Times New Roman" w:hAnsi="Times New Roman" w:eastAsia="맑은 고딕"/>
+                <w:b w:val="0"/>
+                <w:sz w:val="20"/>
+              </w:rPr>
+              <w:t>0.70~0.80 mainstream</w:t>
+            </w:r>
+          </w:p>
+        </w:tc>
+        <w:tc>
+          <w:tcPr>
+            <w:tcW w:type="dxa" w:w="2280"/>
+          </w:tcPr>
+          <w:p>
+            <w:r>
+              <w:rPr>
+                <w:rFonts w:ascii="Times New Roman" w:hAnsi="Times New Roman" w:eastAsia="맑은 고딕"/>
+                <w:b w:val="0"/>
+                <w:sz w:val="20"/>
+              </w:rPr>
+              <w:t>표준 범위</w:t>
+            </w:r>
+          </w:p>
+        </w:tc>
+      </w:tr>
+      <w:tr>
+        <w:tc>
+          <w:tcPr>
+            <w:tcW w:type="dxa" w:w="2280"/>
+          </w:tcPr>
+          <w:p>
+            <w:r>
+              <w:rPr>
+                <w:rFonts w:ascii="Times New Roman" w:hAnsi="Times New Roman" w:eastAsia="맑은 고딕"/>
+                <w:b w:val="0"/>
+                <w:sz w:val="20"/>
+              </w:rPr>
+              <w:t>Home Credit AUROC (+ aux 보조 테이블)</w:t>
+            </w:r>
+          </w:p>
+        </w:tc>
+        <w:tc>
+          <w:tcPr>
+            <w:tcW w:type="dxa" w:w="2280"/>
+          </w:tcPr>
+          <w:p>
+            <w:r>
+              <w:rPr>
+                <w:rFonts w:ascii="Times New Roman" w:hAnsi="Times New Roman" w:eastAsia="맑은 고딕"/>
+                <w:b w:val="0"/>
+                <w:sz w:val="20"/>
+              </w:rPr>
+              <w:t>**0.7755** (+2.22%)</w:t>
+            </w:r>
+          </w:p>
+        </w:tc>
+        <w:tc>
+          <w:tcPr>
+            <w:tcW w:type="dxa" w:w="2280"/>
+          </w:tcPr>
+          <w:p>
+            <w:r>
+              <w:rPr>
+                <w:rFonts w:ascii="Times New Roman" w:hAnsi="Times New Roman" w:eastAsia="맑은 고딕"/>
+                <w:b w:val="0"/>
+                <w:sz w:val="20"/>
+              </w:rPr>
+              <w:t>—</w:t>
+            </w:r>
+          </w:p>
+        </w:tc>
+        <w:tc>
+          <w:tcPr>
+            <w:tcW w:type="dxa" w:w="2280"/>
+          </w:tcPr>
+          <w:p>
+            <w:r>
+              <w:rPr>
+                <w:rFonts w:ascii="Times New Roman" w:hAnsi="Times New Roman" w:eastAsia="맑은 고딕"/>
+                <w:b w:val="0"/>
+                <w:sz w:val="20"/>
+              </w:rPr>
+              <w:t>표준 상위</w:t>
+            </w:r>
+          </w:p>
+        </w:tc>
+      </w:tr>
+      <w:tr>
+        <w:tc>
+          <w:tcPr>
+            <w:tcW w:type="dxa" w:w="2280"/>
+          </w:tcPr>
+          <w:p>
+            <w:r>
+              <w:rPr>
+                <w:rFonts w:ascii="Times New Roman" w:hAnsi="Times New Roman" w:eastAsia="맑은 고딕"/>
+                <w:b w:val="0"/>
+                <w:sz w:val="20"/>
+              </w:rPr>
+              <w:t>UCI German Credit AUROC</w:t>
+            </w:r>
+          </w:p>
+        </w:tc>
+        <w:tc>
+          <w:tcPr>
+            <w:tcW w:type="dxa" w:w="2280"/>
+          </w:tcPr>
+          <w:p>
+            <w:r>
+              <w:rPr>
+                <w:rFonts w:ascii="Times New Roman" w:hAnsi="Times New Roman" w:eastAsia="맑은 고딕"/>
+                <w:b w:val="0"/>
+                <w:sz w:val="20"/>
+              </w:rPr>
+              <w:t>0.7714 ± 0.0292</w:t>
+            </w:r>
+          </w:p>
+        </w:tc>
+        <w:tc>
+          <w:tcPr>
+            <w:tcW w:type="dxa" w:w="2280"/>
+          </w:tcPr>
+          <w:p>
+            <w:r>
+              <w:rPr>
+                <w:rFonts w:ascii="Times New Roman" w:hAnsi="Times New Roman" w:eastAsia="맑은 고딕"/>
+                <w:b w:val="0"/>
+                <w:sz w:val="20"/>
+              </w:rPr>
+              <w:t>0.70~0.80 mainstream</w:t>
+            </w:r>
+          </w:p>
+        </w:tc>
+        <w:tc>
+          <w:tcPr>
+            <w:tcW w:type="dxa" w:w="2280"/>
+          </w:tcPr>
+          <w:p>
+            <w:r>
+              <w:rPr>
+                <w:rFonts w:ascii="Times New Roman" w:hAnsi="Times New Roman" w:eastAsia="맑은 고딕"/>
+                <w:b w:val="0"/>
+                <w:sz w:val="20"/>
+              </w:rPr>
+              <w:t>표준 범위</w:t>
+            </w:r>
+          </w:p>
+        </w:tc>
+      </w:tr>
+      <w:tr>
+        <w:tc>
+          <w:tcPr>
+            <w:tcW w:type="dxa" w:w="2280"/>
+          </w:tcPr>
+          <w:p>
+            <w:r>
+              <w:rPr>
+                <w:rFonts w:ascii="Times New Roman" w:hAnsi="Times New Roman" w:eastAsia="맑은 고딕"/>
+                <w:b w:val="0"/>
+                <w:sz w:val="20"/>
+              </w:rPr>
+              <w:t>Home Credit KS</w:t>
+            </w:r>
+          </w:p>
+        </w:tc>
+        <w:tc>
+          <w:tcPr>
+            <w:tcW w:type="dxa" w:w="2280"/>
+          </w:tcPr>
+          <w:p>
+            <w:r>
+              <w:rPr>
+                <w:rFonts w:ascii="Times New Roman" w:hAnsi="Times New Roman" w:eastAsia="맑은 고딕"/>
+                <w:b w:val="0"/>
+                <w:sz w:val="20"/>
+              </w:rPr>
+              <w:t>0.3829</w:t>
+            </w:r>
+          </w:p>
+        </w:tc>
+        <w:tc>
+          <w:tcPr>
+            <w:tcW w:type="dxa" w:w="2280"/>
+          </w:tcPr>
+          <w:p>
+            <w:r>
+              <w:rPr>
+                <w:rFonts w:ascii="Times New Roman" w:hAnsi="Times New Roman" w:eastAsia="맑은 고딕"/>
+                <w:b w:val="0"/>
+                <w:sz w:val="20"/>
+              </w:rPr>
+              <w:t>KS &gt; 0.3 (수용), &gt; 0.4 (양호)</w:t>
+            </w:r>
+          </w:p>
+        </w:tc>
+        <w:tc>
+          <w:tcPr>
+            <w:tcW w:type="dxa" w:w="2280"/>
+          </w:tcPr>
+          <w:p>
+            <w:r>
+              <w:rPr>
+                <w:rFonts w:ascii="Times New Roman" w:hAnsi="Times New Roman" w:eastAsia="맑은 고딕"/>
+                <w:b w:val="0"/>
+                <w:sz w:val="20"/>
+              </w:rPr>
+              <w:t>**수용~양호**</w:t>
+            </w:r>
+          </w:p>
+        </w:tc>
+      </w:tr>
+      <w:tr>
+        <w:tc>
+          <w:tcPr>
+            <w:tcW w:type="dxa" w:w="2280"/>
+          </w:tcPr>
+          <w:p>
+            <w:r>
+              <w:rPr>
+                <w:rFonts w:ascii="Times New Roman" w:hAnsi="Times New Roman" w:eastAsia="맑은 고딕"/>
+                <w:b w:val="0"/>
+                <w:sz w:val="20"/>
+              </w:rPr>
+              <w:t>UCI German Credit KS</w:t>
+            </w:r>
+          </w:p>
+        </w:tc>
+        <w:tc>
+          <w:tcPr>
+            <w:tcW w:type="dxa" w:w="2280"/>
+          </w:tcPr>
+          <w:p>
+            <w:r>
+              <w:rPr>
+                <w:rFonts w:ascii="Times New Roman" w:hAnsi="Times New Roman" w:eastAsia="맑은 고딕"/>
+                <w:b w:val="0"/>
+                <w:sz w:val="20"/>
+              </w:rPr>
+              <w:t>0.4248</w:t>
+            </w:r>
+          </w:p>
+        </w:tc>
+        <w:tc>
+          <w:tcPr>
+            <w:tcW w:type="dxa" w:w="2280"/>
+          </w:tcPr>
+          <w:p>
+            <w:r>
+              <w:rPr>
+                <w:rFonts w:ascii="Times New Roman" w:hAnsi="Times New Roman" w:eastAsia="맑은 고딕"/>
+                <w:b w:val="0"/>
+                <w:sz w:val="20"/>
+              </w:rPr>
+              <w:t>KS &gt; 0.4 (양호)</w:t>
+            </w:r>
+          </w:p>
+        </w:tc>
+        <w:tc>
+          <w:tcPr>
+            <w:tcW w:type="dxa" w:w="2280"/>
+          </w:tcPr>
+          <w:p>
+            <w:r>
+              <w:rPr>
+                <w:rFonts w:ascii="Times New Roman" w:hAnsi="Times New Roman" w:eastAsia="맑은 고딕"/>
+                <w:b w:val="0"/>
+                <w:sz w:val="20"/>
+              </w:rPr>
+              <w:t>**양호**</w:t>
+            </w:r>
+          </w:p>
+        </w:tc>
+      </w:tr>
+      <w:tr>
+        <w:tc>
+          <w:tcPr>
+            <w:tcW w:type="dxa" w:w="2280"/>
+          </w:tcPr>
+          <w:p>
+            <w:r>
+              <w:rPr>
+                <w:rFonts w:ascii="Times New Roman" w:hAnsi="Times New Roman" w:eastAsia="맑은 고딕"/>
+                <w:b w:val="0"/>
+                <w:sz w:val="20"/>
+              </w:rPr>
+              <w:t>Kaggle Home Credit 우승 모델 (참조)</w:t>
+            </w:r>
+          </w:p>
+        </w:tc>
+        <w:tc>
+          <w:tcPr>
+            <w:tcW w:type="dxa" w:w="2280"/>
+          </w:tcPr>
+          <w:p>
+            <w:r>
+              <w:rPr>
+                <w:rFonts w:ascii="Times New Roman" w:hAnsi="Times New Roman" w:eastAsia="맑은 고딕"/>
+                <w:b w:val="0"/>
+                <w:sz w:val="20"/>
+              </w:rPr>
+              <w:t>약 0.81 (ensemble + full aux)</w:t>
+            </w:r>
+          </w:p>
+        </w:tc>
+        <w:tc>
+          <w:tcPr>
+            <w:tcW w:type="dxa" w:w="2280"/>
+          </w:tcPr>
+          <w:p>
+            <w:r>
+              <w:rPr>
+                <w:rFonts w:ascii="Times New Roman" w:hAnsi="Times New Roman" w:eastAsia="맑은 고딕"/>
+                <w:b w:val="0"/>
+                <w:sz w:val="20"/>
+              </w:rPr>
+              <w:t>—</w:t>
+            </w:r>
+          </w:p>
+        </w:tc>
+        <w:tc>
+          <w:tcPr>
+            <w:tcW w:type="dxa" w:w="2280"/>
+          </w:tcPr>
+          <w:p>
+            <w:r>
+              <w:rPr>
+                <w:rFonts w:ascii="Times New Roman" w:hAnsi="Times New Roman" w:eastAsia="맑은 고딕"/>
+                <w:b w:val="0"/>
+                <w:sz w:val="20"/>
+              </w:rPr>
+              <w:t>본 연구 + 약 0.05</w:t>
+            </w:r>
+          </w:p>
+        </w:tc>
+      </w:tr>
+    </w:tbl>
+    <w:p>
+      <w:pPr>
+        <w:spacing w:line="384" w:lineRule="auto" w:before="0" w:after="120"/>
+        <w:ind w:firstLine="283"/>
+        <w:jc w:val="left"/>
+      </w:pPr>
+      <w:r>
+        <w:rPr>
+          <w:rFonts w:ascii="Times New Roman" w:hAnsi="Times New Roman" w:eastAsia="맑은 고딕"/>
+          <w:b w:val="0"/>
+          <w:sz w:val="22"/>
+        </w:rPr>
+        <w:t>본 연구의 AUROC 0.76 수준은 신용평가 산업의 mainstream 범위 에 위치하며, KS 통계량 0.38~0.42 수준은 실무 양호 기준 을 충족한다. Kaggle 대회 우승 모델과의 약 0.05 차이는 본 연구가 메인 테이블과 일부 보조 테이블(bureau, previous_application)만 활용한 결과로, 잔여 보조 테이블 4개(POS_CASH_balance, credit_card_balance, installments_payments, bureau_balance)를 추가 활용하면 추가 향상 여지가 있다.</w:t>
+      </w:r>
+    </w:p>
+    <w:p>
+      <w:pPr>
+        <w:spacing w:line="384" w:lineRule="auto" w:before="0" w:after="120"/>
+        <w:ind w:firstLine="283"/>
+        <w:jc w:val="left"/>
+      </w:pPr>
+      <w:r>
+        <w:rPr>
+          <w:rFonts w:ascii="Times New Roman" w:hAnsi="Times New Roman" w:eastAsia="맑은 고딕"/>
+          <w:b w:val="0"/>
+          <w:sz w:val="22"/>
+        </w:rPr>
+        <w:t>#### 실무 도입 시 추가 고려 사항</w:t>
+      </w:r>
+    </w:p>
+    <w:p>
+      <w:pPr>
+        <w:spacing w:line="384" w:lineRule="auto" w:before="0" w:after="120"/>
+        <w:ind w:firstLine="283"/>
+        <w:jc w:val="left"/>
+      </w:pPr>
+      <w:r>
+        <w:rPr>
+          <w:rFonts w:ascii="Times New Roman" w:hAnsi="Times New Roman" w:eastAsia="맑은 고딕"/>
+          <w:b w:val="0"/>
+          <w:sz w:val="22"/>
+        </w:rPr>
+        <w:t>AUROC와 KS만으로 실무 도입 결정이 완결되지 않으며, 본 연구는 다음의 보완 차원도 함께 충족한다.</w:t>
+      </w:r>
+    </w:p>
+    <w:p>
+      <w:pPr>
+        <w:spacing w:line="384" w:lineRule="auto" w:before="0" w:after="120"/>
+        <w:ind w:firstLine="283"/>
+        <w:jc w:val="left"/>
+      </w:pPr>
+      <w:r>
+        <w:rPr>
+          <w:rFonts w:ascii="Times New Roman" w:hAnsi="Times New Roman" w:eastAsia="맑은 고딕"/>
+          <w:b w:val="0"/>
+          <w:sz w:val="22"/>
+        </w:rPr>
+        <w:t>1. 공정성 규제 준수: 본 연구의 Reweighing 적용 결과 4가지 보호 속성 × 데이터셋 조합 모두에서 4/5 규칙(Disparate Impact ≥ 0.8) 통과하며 AUROC 손실 0.004 이내로 유지된다(6.5절).</w:t>
+      </w:r>
+    </w:p>
+    <w:p>
+      <w:pPr>
+        <w:spacing w:line="384" w:lineRule="auto" w:before="0" w:after="120"/>
+        <w:ind w:firstLine="283"/>
+        <w:jc w:val="left"/>
+      </w:pPr>
+      <w:r>
+        <w:rPr>
+          <w:rFonts w:ascii="Times New Roman" w:hAnsi="Times New Roman" w:eastAsia="맑은 고딕"/>
+          <w:b w:val="0"/>
+          <w:sz w:val="22"/>
+        </w:rPr>
+        <w:t>2. 설명 가능성: 본 연구의 fusion 메커니즘과 LLM RAG 자연어 설명은 GDPR 22조 자동화된 의사결정에 대한 설명 받을 권리 와 금융감독원 금융 분야 AI 가이드라인 [5]의 설명 가능성 요건을 직접 충족한다.</w:t>
+      </w:r>
+    </w:p>
+    <w:p>
+      <w:pPr>
+        <w:spacing w:line="384" w:lineRule="auto" w:before="0" w:after="120"/>
+        <w:ind w:firstLine="283"/>
+        <w:jc w:val="left"/>
+      </w:pPr>
+      <w:r>
+        <w:rPr>
+          <w:rFonts w:ascii="Times New Roman" w:hAnsi="Times New Roman" w:eastAsia="맑은 고딕"/>
+          <w:b w:val="0"/>
+          <w:sz w:val="22"/>
+        </w:rPr>
+        <w:t>3. AUPRC 보완: 본 연구는 클래스 불균형 환경에서 AUROC만으로 충분하지 않다는 점을 반영하여 AUPRC와 KS를 함께 보고한다. Home Credit AUPRC 0.2436은 부도율 8.07%의 불균형을 고려할 때 산업 표준 수준이다.</w:t>
+      </w:r>
+    </w:p>
+    <w:p>
+      <w:pPr>
+        <w:spacing w:line="384" w:lineRule="auto" w:before="0" w:after="120"/>
+        <w:ind w:firstLine="283"/>
+        <w:jc w:val="left"/>
+      </w:pPr>
+      <w:r>
+        <w:rPr>
+          <w:rFonts w:ascii="Times New Roman" w:hAnsi="Times New Roman" w:eastAsia="맑은 고딕"/>
+          <w:b w:val="0"/>
+          <w:sz w:val="22"/>
+        </w:rPr>
+        <w:t>4. 재현 가능성: SEED=42 고정과 GitHub 공개 저장소(부록 F)로 모든 결과의 재현 가능성을 확보하여 실무 도입 시 검증 가능성 을 보장한다.</w:t>
+      </w:r>
+    </w:p>
+    <w:p>
+      <w:pPr>
+        <w:spacing w:line="384" w:lineRule="auto" w:before="0" w:after="120"/>
+        <w:ind w:firstLine="283"/>
+        <w:jc w:val="left"/>
+      </w:pPr>
+      <w:r>
+        <w:rPr>
+          <w:rFonts w:ascii="Times New Roman" w:hAnsi="Times New Roman" w:eastAsia="맑은 고딕"/>
+          <w:b w:val="0"/>
+          <w:sz w:val="22"/>
+        </w:rPr>
+        <w:t>다만 본 연구의 결과를 실제 신용평가 서비스에 도입하기 위해서는 다음의 추가 작업이 필요하다.</w:t>
+      </w:r>
+    </w:p>
+    <w:p>
+      <w:pPr>
+        <w:spacing w:line="384" w:lineRule="auto" w:before="0" w:after="120"/>
+        <w:ind w:firstLine="283"/>
+        <w:jc w:val="left"/>
+      </w:pPr>
+      <w:r>
+        <w:rPr>
+          <w:rFonts w:ascii="Times New Roman" w:hAnsi="Times New Roman" w:eastAsia="맑은 고딕"/>
+          <w:b w:val="0"/>
+          <w:sz w:val="22"/>
+        </w:rPr>
+        <w:t>• 표본 외 검증(out-of-time validation): 본 연구는 단일 시점 데이터의 무작위 분할만 사용. 실무 도입을 위해서는 시간 경과에 따른 분포 변동 을 반영한 외삽 검증이 필요하다.</w:t>
+      </w:r>
+    </w:p>
+    <w:p>
+      <w:pPr>
+        <w:spacing w:line="384" w:lineRule="auto" w:before="0" w:after="120"/>
+        <w:ind w:firstLine="283"/>
+        <w:jc w:val="left"/>
+      </w:pPr>
+      <w:r>
+        <w:rPr>
+          <w:rFonts w:ascii="Times New Roman" w:hAnsi="Times New Roman" w:eastAsia="맑은 고딕"/>
+          <w:b w:val="0"/>
+          <w:sz w:val="22"/>
+        </w:rPr>
+        <w:t>• A/B 테스트 운영: 도입 초기 1~3개월의 병행 운영을 통해 기존 모델 대비 성능·공정성·운영 안정성을 비교해야 한다.</w:t>
+      </w:r>
+    </w:p>
+    <w:p>
+      <w:pPr>
+        <w:spacing w:line="384" w:lineRule="auto" w:before="0" w:after="120"/>
+        <w:ind w:firstLine="283"/>
+        <w:jc w:val="left"/>
+      </w:pPr>
+      <w:r>
+        <w:rPr>
+          <w:rFonts w:ascii="Times New Roman" w:hAnsi="Times New Roman" w:eastAsia="맑은 고딕"/>
+          <w:b w:val="0"/>
+          <w:sz w:val="22"/>
+        </w:rPr>
+        <w:t>• 드리프트 모니터링: 신용평가 모델은 시간 경과에 따라 입력 분포가 변할 수 있으므로 주기적 재학습과 성능 추적이 필요하다.</w:t>
+      </w:r>
+    </w:p>
+    <w:p>
+      <w:pPr>
+        <w:spacing w:line="384" w:lineRule="auto" w:before="0" w:after="120"/>
+        <w:ind w:firstLine="283"/>
+        <w:jc w:val="left"/>
+      </w:pPr>
+      <w:r>
+        <w:rPr>
+          <w:rFonts w:ascii="Times New Roman" w:hAnsi="Times New Roman" w:eastAsia="맑은 고딕"/>
+          <w:b w:val="0"/>
+          <w:sz w:val="22"/>
+        </w:rPr>
+        <w:t>• 사업 손실 함수 기반 임계값 튜닝: 본 연구는 Youden's J로 통계적 임계값을 결정. 실무 도입 시에는 false positive (정상 차주 거절) 과 false negative (부도 차주 승인) 의 비용 차이를 반영한 임계값 조정이 필요하다.</w:t>
+      </w:r>
+    </w:p>
+    <w:p>
+      <w:pPr>
+        <w:spacing w:line="384" w:lineRule="auto" w:before="0" w:after="120"/>
+        <w:ind w:firstLine="283"/>
+        <w:jc w:val="left"/>
+      </w:pPr>
+      <w:r>
+        <w:rPr>
+          <w:rFonts w:ascii="Times New Roman" w:hAnsi="Times New Roman" w:eastAsia="맑은 고딕"/>
+          <w:b w:val="0"/>
+          <w:sz w:val="22"/>
+        </w:rPr>
+        <w:t>• 잔여 보조 테이블 4개 활용: 본 연구는 일부 보조 테이블만 활용. 모든 보조 테이블 활용 시 AUROC 0.81+ 수준에 도달할 가능성이 있다(향후 연구).</w:t>
+      </w:r>
+    </w:p>
+    <w:p>
+      <w:pPr>
+        <w:spacing w:line="384" w:lineRule="auto" w:before="0" w:after="120"/>
+        <w:ind w:firstLine="283"/>
+        <w:jc w:val="left"/>
+      </w:pPr>
+      <w:r>
+        <w:rPr>
+          <w:rFonts w:ascii="Times New Roman" w:hAnsi="Times New Roman" w:eastAsia="맑은 고딕"/>
+          <w:b w:val="0"/>
+          <w:sz w:val="22"/>
+        </w:rPr>
+        <w:t>#### 본 연구의 학술적 위치 재정리</w:t>
+      </w:r>
+    </w:p>
+    <w:p>
+      <w:pPr>
+        <w:spacing w:line="384" w:lineRule="auto" w:before="0" w:after="120"/>
+        <w:ind w:firstLine="283"/>
+        <w:jc w:val="left"/>
+      </w:pPr>
+      <w:r>
+        <w:rPr>
+          <w:rFonts w:ascii="Times New Roman" w:hAnsi="Times New Roman" w:eastAsia="맑은 고딕"/>
+          <w:b w:val="0"/>
+          <w:sz w:val="22"/>
+        </w:rPr>
+        <w:t>이상의 산업 벤치마크 분석을 종합하면 본 연구의 학술적 위치는 다음과 같이 정리된다.</w:t>
+      </w:r>
+    </w:p>
+    <w:p>
+      <w:pPr>
+        <w:spacing w:line="384" w:lineRule="auto" w:before="0" w:after="120"/>
+        <w:ind w:firstLine="283"/>
+        <w:jc w:val="left"/>
+      </w:pPr>
+      <w:r>
+        <w:rPr>
+          <w:rFonts w:ascii="Times New Roman" w:hAnsi="Times New Roman" w:eastAsia="맑은 고딕"/>
+          <w:b w:val="0"/>
+          <w:sz w:val="22"/>
+        </w:rPr>
+        <w:t>• 본 연구의 baseline 예측 모델(XGBoost)은 신용평가 산업의 mainstream 범위(AUROC 0.70~0.80)에 위치하며, 실무 도입 가능한 수준 이다.</w:t>
+      </w:r>
+    </w:p>
+    <w:p>
+      <w:pPr>
+        <w:spacing w:line="384" w:lineRule="auto" w:before="0" w:after="120"/>
+        <w:ind w:firstLine="283"/>
+        <w:jc w:val="left"/>
+      </w:pPr>
+      <w:r>
+        <w:rPr>
+          <w:rFonts w:ascii="Times New Roman" w:hAnsi="Times New Roman" w:eastAsia="맑은 고딕"/>
+          <w:b w:val="0"/>
+          <w:sz w:val="22"/>
+        </w:rPr>
+        <w:t>• 본 연구의 핵심 contribution은 예측 정확도 최고치 갱신 이 아니라, 이 mainstream 수준의 baseline 위에 Fusion XAI 컨텍스트 + LLM RAG 자연어 설명 + Reweighing 공정성 보정 의 통합 시스템을 구축하고, 이를 4-tier 평가 프레임워크 로 검증한 점에 있다.</w:t>
+      </w:r>
+    </w:p>
+    <w:p>
+      <w:pPr>
+        <w:spacing w:line="384" w:lineRule="auto" w:before="0" w:after="120"/>
+        <w:ind w:firstLine="283"/>
+        <w:jc w:val="left"/>
+      </w:pPr>
+      <w:r>
+        <w:rPr>
+          <w:rFonts w:ascii="Times New Roman" w:hAnsi="Times New Roman" w:eastAsia="맑은 고딕"/>
+          <w:b w:val="0"/>
+          <w:sz w:val="22"/>
+        </w:rPr>
+        <w:t>• 즉 본 연구는 "적절한 예측 정확도 + 강한 설명 가능성 + 공정성 규제 준수" 의 동시 달성 가능성을 정량 입증하며, 이는 신용평가 산업의 실무 도입 과 학술적 기여 양 측면 모두에서 의미가 있다.</w:t>
       </w:r>
     </w:p>
     <w:p>

--- a/thesis/draft/thesis_draft.docx
+++ b/thesis/draft/thesis_draft.docx
@@ -2924,17 +2924,18 @@
     </w:p>
     <w:p>
       <w:pPr>
-        <w:spacing w:line="384" w:lineRule="auto" w:before="0" w:after="120"/>
-        <w:ind w:firstLine="283"/>
-        <w:jc w:val="left"/>
-      </w:pPr>
-      <w:r>
-        <w:rPr>
-          <w:rFonts w:ascii="Times New Roman" w:hAnsi="Times New Roman" w:eastAsia="맑은 고딕"/>
-          <w:b w:val="0"/>
-          <w:sz w:val="22"/>
-        </w:rPr>
-        <w:t>##### 3.1 (a) 데이터셋 개요</w:t>
+        <w:pStyle w:val="Heading3"/>
+        <w:spacing w:line="384" w:lineRule="auto" w:before="240" w:after="120"/>
+        <w:jc w:val="left"/>
+      </w:pPr>
+      <w:r>
+        <w:rPr>
+          <w:rFonts w:ascii="Times New Roman" w:hAnsi="Times New Roman" w:eastAsia="맑은 고딕"/>
+          <w:b/>
+          <w:color w:val="000000"/>
+          <w:sz w:val="22"/>
+        </w:rPr>
+        <w:t>3.1.1 데이터셋 개요</w:t>
       </w:r>
     </w:p>
     <w:p>
@@ -2954,17 +2955,16 @@
     </w:p>
     <w:p>
       <w:pPr>
-        <w:spacing w:line="384" w:lineRule="auto" w:before="0" w:after="120"/>
-        <w:ind w:firstLine="283"/>
-        <w:jc w:val="left"/>
-      </w:pPr>
-      <w:r>
-        <w:rPr>
-          <w:rFonts w:ascii="Times New Roman" w:hAnsi="Times New Roman" w:eastAsia="맑은 고딕"/>
-          <w:b w:val="0"/>
-          <w:sz w:val="22"/>
-        </w:rPr>
-        <w:t>##### 3.1 (a) Kaggle Home Credit Default Risk</w:t>
+        <w:spacing w:line="384" w:lineRule="auto" w:before="200" w:after="80"/>
+        <w:jc w:val="left"/>
+      </w:pPr>
+      <w:r>
+        <w:rPr>
+          <w:rFonts w:ascii="Times New Roman" w:hAnsi="Times New Roman" w:eastAsia="맑은 고딕"/>
+          <w:b/>
+          <w:sz w:val="22"/>
+        </w:rPr>
+        <w:t>(a) Kaggle Home Credit Default Risk</w:t>
       </w:r>
     </w:p>
     <w:p>
@@ -3029,17 +3029,16 @@
     </w:p>
     <w:p>
       <w:pPr>
-        <w:spacing w:line="384" w:lineRule="auto" w:before="0" w:after="120"/>
-        <w:ind w:firstLine="283"/>
-        <w:jc w:val="left"/>
-      </w:pPr>
-      <w:r>
-        <w:rPr>
-          <w:rFonts w:ascii="Times New Roman" w:hAnsi="Times New Roman" w:eastAsia="맑은 고딕"/>
-          <w:b w:val="0"/>
-          <w:sz w:val="22"/>
-        </w:rPr>
-        <w:t>##### 3.1 (b) UCI German Credit</w:t>
+        <w:spacing w:line="384" w:lineRule="auto" w:before="200" w:after="80"/>
+        <w:jc w:val="left"/>
+      </w:pPr>
+      <w:r>
+        <w:rPr>
+          <w:rFonts w:ascii="Times New Roman" w:hAnsi="Times New Roman" w:eastAsia="맑은 고딕"/>
+          <w:b/>
+          <w:sz w:val="22"/>
+        </w:rPr>
+        <w:t>(b) UCI German Credit</w:t>
       </w:r>
     </w:p>
     <w:p>
@@ -3104,17 +3103,16 @@
     </w:p>
     <w:p>
       <w:pPr>
-        <w:spacing w:line="384" w:lineRule="auto" w:before="0" w:after="120"/>
-        <w:ind w:firstLine="283"/>
-        <w:jc w:val="left"/>
-      </w:pPr>
-      <w:r>
-        <w:rPr>
-          <w:rFonts w:ascii="Times New Roman" w:hAnsi="Times New Roman" w:eastAsia="맑은 고딕"/>
-          <w:b w:val="0"/>
-          <w:sz w:val="22"/>
-        </w:rPr>
-        <w:t>##### 3.1 (c) 두 데이터셋의 비교</w:t>
+        <w:spacing w:line="384" w:lineRule="auto" w:before="200" w:after="80"/>
+        <w:jc w:val="left"/>
+      </w:pPr>
+      <w:r>
+        <w:rPr>
+          <w:rFonts w:ascii="Times New Roman" w:hAnsi="Times New Roman" w:eastAsia="맑은 고딕"/>
+          <w:b/>
+          <w:sz w:val="22"/>
+        </w:rPr>
+        <w:t>(c) 두 데이터셋의 비교</w:t>
       </w:r>
     </w:p>
     <w:p>
@@ -3693,32 +3691,32 @@
     </w:p>
     <w:p>
       <w:pPr>
-        <w:spacing w:line="384" w:lineRule="auto" w:before="0" w:after="120"/>
-        <w:ind w:firstLine="283"/>
-        <w:jc w:val="left"/>
-      </w:pPr>
-      <w:r>
-        <w:rPr>
-          <w:rFonts w:ascii="Times New Roman" w:hAnsi="Times New Roman" w:eastAsia="맑은 고딕"/>
-          <w:b w:val="0"/>
-          <w:sz w:val="22"/>
-        </w:rPr>
-        <w:t>#### 3.1 3.1.2 탐색적 데이터 분석</w:t>
-      </w:r>
-    </w:p>
-    <w:p>
-      <w:pPr>
-        <w:spacing w:line="384" w:lineRule="auto" w:before="0" w:after="120"/>
-        <w:ind w:firstLine="283"/>
-        <w:jc w:val="left"/>
-      </w:pPr>
-      <w:r>
-        <w:rPr>
-          <w:rFonts w:ascii="Times New Roman" w:hAnsi="Times New Roman" w:eastAsia="맑은 고딕"/>
-          <w:b w:val="0"/>
-          <w:sz w:val="22"/>
-        </w:rPr>
-        <w:t>##### 3.1 (a) Home Credit 데이터셋 EDA</w:t>
+        <w:pStyle w:val="Heading3"/>
+        <w:spacing w:line="384" w:lineRule="auto" w:before="240" w:after="120"/>
+        <w:jc w:val="left"/>
+      </w:pPr>
+      <w:r>
+        <w:rPr>
+          <w:rFonts w:ascii="Times New Roman" w:hAnsi="Times New Roman" w:eastAsia="맑은 고딕"/>
+          <w:b/>
+          <w:color w:val="000000"/>
+          <w:sz w:val="22"/>
+        </w:rPr>
+        <w:t>3.1.2 탐색적 데이터 분석</w:t>
+      </w:r>
+    </w:p>
+    <w:p>
+      <w:pPr>
+        <w:spacing w:line="384" w:lineRule="auto" w:before="200" w:after="80"/>
+        <w:jc w:val="left"/>
+      </w:pPr>
+      <w:r>
+        <w:rPr>
+          <w:rFonts w:ascii="Times New Roman" w:hAnsi="Times New Roman" w:eastAsia="맑은 고딕"/>
+          <w:b/>
+          <w:sz w:val="22"/>
+        </w:rPr>
+        <w:t>(a) Home Credit 데이터셋 EDA</w:t>
       </w:r>
     </w:p>
     <w:p>
@@ -3783,17 +3781,16 @@
     </w:p>
     <w:p>
       <w:pPr>
-        <w:spacing w:line="384" w:lineRule="auto" w:before="0" w:after="120"/>
-        <w:ind w:firstLine="283"/>
-        <w:jc w:val="left"/>
-      </w:pPr>
-      <w:r>
-        <w:rPr>
-          <w:rFonts w:ascii="Times New Roman" w:hAnsi="Times New Roman" w:eastAsia="맑은 고딕"/>
-          <w:b w:val="0"/>
-          <w:sz w:val="22"/>
-        </w:rPr>
-        <w:t>##### 3.1 (b) German Credit 데이터셋 EDA</w:t>
+        <w:spacing w:line="384" w:lineRule="auto" w:before="200" w:after="80"/>
+        <w:jc w:val="left"/>
+      </w:pPr>
+      <w:r>
+        <w:rPr>
+          <w:rFonts w:ascii="Times New Roman" w:hAnsi="Times New Roman" w:eastAsia="맑은 고딕"/>
+          <w:b/>
+          <w:sz w:val="22"/>
+        </w:rPr>
+        <w:t>(b) German Credit 데이터셋 EDA</w:t>
       </w:r>
     </w:p>
     <w:p>
@@ -3843,17 +3840,18 @@
     </w:p>
     <w:p>
       <w:pPr>
-        <w:spacing w:line="384" w:lineRule="auto" w:before="0" w:after="120"/>
-        <w:ind w:firstLine="283"/>
-        <w:jc w:val="left"/>
-      </w:pPr>
-      <w:r>
-        <w:rPr>
-          <w:rFonts w:ascii="Times New Roman" w:hAnsi="Times New Roman" w:eastAsia="맑은 고딕"/>
-          <w:b w:val="0"/>
-          <w:sz w:val="22"/>
-        </w:rPr>
-        <w:t>#### 3.1 3.1.3 전처리 정책</w:t>
+        <w:pStyle w:val="Heading3"/>
+        <w:spacing w:line="384" w:lineRule="auto" w:before="240" w:after="120"/>
+        <w:jc w:val="left"/>
+      </w:pPr>
+      <w:r>
+        <w:rPr>
+          <w:rFonts w:ascii="Times New Roman" w:hAnsi="Times New Roman" w:eastAsia="맑은 고딕"/>
+          <w:b/>
+          <w:color w:val="000000"/>
+          <w:sz w:val="22"/>
+        </w:rPr>
+        <w:t>3.1.3 전처리 정책</w:t>
       </w:r>
     </w:p>
     <w:p>
@@ -3873,17 +3871,16 @@
     </w:p>
     <w:p>
       <w:pPr>
-        <w:spacing w:line="384" w:lineRule="auto" w:before="0" w:after="120"/>
-        <w:ind w:firstLine="283"/>
-        <w:jc w:val="left"/>
-      </w:pPr>
-      <w:r>
-        <w:rPr>
-          <w:rFonts w:ascii="Times New Roman" w:hAnsi="Times New Roman" w:eastAsia="맑은 고딕"/>
-          <w:b w:val="0"/>
-          <w:sz w:val="22"/>
-        </w:rPr>
-        <w:t>##### 3.1 (a) 결측치 처리 (정책 A1)</w:t>
+        <w:spacing w:line="384" w:lineRule="auto" w:before="200" w:after="80"/>
+        <w:jc w:val="left"/>
+      </w:pPr>
+      <w:r>
+        <w:rPr>
+          <w:rFonts w:ascii="Times New Roman" w:hAnsi="Times New Roman" w:eastAsia="맑은 고딕"/>
+          <w:b/>
+          <w:sz w:val="22"/>
+        </w:rPr>
+        <w:t>(a) 결측치 처리 (정책 A1)</w:t>
       </w:r>
     </w:p>
     <w:p>
@@ -3963,17 +3960,16 @@
     </w:p>
     <w:p>
       <w:pPr>
-        <w:spacing w:line="384" w:lineRule="auto" w:before="0" w:after="120"/>
-        <w:ind w:firstLine="283"/>
-        <w:jc w:val="left"/>
-      </w:pPr>
-      <w:r>
-        <w:rPr>
-          <w:rFonts w:ascii="Times New Roman" w:hAnsi="Times New Roman" w:eastAsia="맑은 고딕"/>
-          <w:b w:val="0"/>
-          <w:sz w:val="22"/>
-        </w:rPr>
-        <w:t>##### 3.1 (b) 범주형 인코딩 (정책 B1)</w:t>
+        <w:spacing w:line="384" w:lineRule="auto" w:before="200" w:after="80"/>
+        <w:jc w:val="left"/>
+      </w:pPr>
+      <w:r>
+        <w:rPr>
+          <w:rFonts w:ascii="Times New Roman" w:hAnsi="Times New Roman" w:eastAsia="맑은 고딕"/>
+          <w:b/>
+          <w:sz w:val="22"/>
+        </w:rPr>
+        <w:t>(b) 범주형 인코딩 (정책 B1)</w:t>
       </w:r>
     </w:p>
     <w:p>
@@ -4038,17 +4034,16 @@
     </w:p>
     <w:p>
       <w:pPr>
-        <w:spacing w:line="384" w:lineRule="auto" w:before="0" w:after="120"/>
-        <w:ind w:firstLine="283"/>
-        <w:jc w:val="left"/>
-      </w:pPr>
-      <w:r>
-        <w:rPr>
-          <w:rFonts w:ascii="Times New Roman" w:hAnsi="Times New Roman" w:eastAsia="맑은 고딕"/>
-          <w:b w:val="0"/>
-          <w:sz w:val="22"/>
-        </w:rPr>
-        <w:t>##### 3.1 (c) 데이터 분할 (정책 D)</w:t>
+        <w:spacing w:line="384" w:lineRule="auto" w:before="200" w:after="80"/>
+        <w:jc w:val="left"/>
+      </w:pPr>
+      <w:r>
+        <w:rPr>
+          <w:rFonts w:ascii="Times New Roman" w:hAnsi="Times New Roman" w:eastAsia="맑은 고딕"/>
+          <w:b/>
+          <w:sz w:val="22"/>
+        </w:rPr>
+        <w:t>(c) 데이터 분할 (정책 D)</w:t>
       </w:r>
     </w:p>
     <w:p>
@@ -4083,17 +4078,16 @@
     </w:p>
     <w:p>
       <w:pPr>
-        <w:spacing w:line="384" w:lineRule="auto" w:before="0" w:after="120"/>
-        <w:ind w:firstLine="283"/>
-        <w:jc w:val="left"/>
-      </w:pPr>
-      <w:r>
-        <w:rPr>
-          <w:rFonts w:ascii="Times New Roman" w:hAnsi="Times New Roman" w:eastAsia="맑은 고딕"/>
-          <w:b w:val="0"/>
-          <w:sz w:val="22"/>
-        </w:rPr>
-        <w:t>##### 3.1 (d) 보호 속성 처리 (정책 F)</w:t>
+        <w:spacing w:line="384" w:lineRule="auto" w:before="200" w:after="80"/>
+        <w:jc w:val="left"/>
+      </w:pPr>
+      <w:r>
+        <w:rPr>
+          <w:rFonts w:ascii="Times New Roman" w:hAnsi="Times New Roman" w:eastAsia="맑은 고딕"/>
+          <w:b/>
+          <w:sz w:val="22"/>
+        </w:rPr>
+        <w:t>(d) 보호 속성 처리 (정책 F)</w:t>
       </w:r>
     </w:p>
     <w:p>
@@ -4128,17 +4122,16 @@
     </w:p>
     <w:p>
       <w:pPr>
-        <w:spacing w:line="384" w:lineRule="auto" w:before="0" w:after="120"/>
-        <w:ind w:firstLine="283"/>
-        <w:jc w:val="left"/>
-      </w:pPr>
-      <w:r>
-        <w:rPr>
-          <w:rFonts w:ascii="Times New Roman" w:hAnsi="Times New Roman" w:eastAsia="맑은 고딕"/>
-          <w:b w:val="0"/>
-          <w:sz w:val="22"/>
-        </w:rPr>
-        <w:t>##### 3.1 (e) 변수 스케일링과 출력 형식</w:t>
+        <w:spacing w:line="384" w:lineRule="auto" w:before="200" w:after="80"/>
+        <w:jc w:val="left"/>
+      </w:pPr>
+      <w:r>
+        <w:rPr>
+          <w:rFonts w:ascii="Times New Roman" w:hAnsi="Times New Roman" w:eastAsia="맑은 고딕"/>
+          <w:b/>
+          <w:sz w:val="22"/>
+        </w:rPr>
+        <w:t>(e) 변수 스케일링과 출력 형식</w:t>
       </w:r>
     </w:p>
     <w:p>
@@ -4735,17 +4728,16 @@
     </w:p>
     <w:p>
       <w:pPr>
-        <w:spacing w:line="384" w:lineRule="auto" w:before="0" w:after="120"/>
-        <w:ind w:firstLine="283"/>
-        <w:jc w:val="left"/>
-      </w:pPr>
-      <w:r>
-        <w:rPr>
-          <w:rFonts w:ascii="Times New Roman" w:hAnsi="Times New Roman" w:eastAsia="맑은 고딕"/>
-          <w:b w:val="0"/>
-          <w:sz w:val="22"/>
-        </w:rPr>
-        <w:t>#### (a) XGBoost (메인 예측 모델)</w:t>
+        <w:spacing w:line="384" w:lineRule="auto" w:before="200" w:after="80"/>
+        <w:jc w:val="left"/>
+      </w:pPr>
+      <w:r>
+        <w:rPr>
+          <w:rFonts w:ascii="Times New Roman" w:hAnsi="Times New Roman" w:eastAsia="맑은 고딕"/>
+          <w:b/>
+          <w:sz w:val="22"/>
+        </w:rPr>
+        <w:t>(a) XGBoost (메인 예측 모델)</w:t>
       </w:r>
     </w:p>
     <w:p>
@@ -4780,17 +4772,16 @@
     </w:p>
     <w:p>
       <w:pPr>
-        <w:spacing w:line="384" w:lineRule="auto" w:before="0" w:after="120"/>
-        <w:ind w:firstLine="283"/>
-        <w:jc w:val="left"/>
-      </w:pPr>
-      <w:r>
-        <w:rPr>
-          <w:rFonts w:ascii="Times New Roman" w:hAnsi="Times New Roman" w:eastAsia="맑은 고딕"/>
-          <w:b w:val="0"/>
-          <w:sz w:val="22"/>
-        </w:rPr>
-        <w:t>#### (b) TabNet (보조 + 어텐션 추출용)</w:t>
+        <w:spacing w:line="384" w:lineRule="auto" w:before="200" w:after="80"/>
+        <w:jc w:val="left"/>
+      </w:pPr>
+      <w:r>
+        <w:rPr>
+          <w:rFonts w:ascii="Times New Roman" w:hAnsi="Times New Roman" w:eastAsia="맑은 고딕"/>
+          <w:b/>
+          <w:sz w:val="22"/>
+        </w:rPr>
+        <w:t>(b) TabNet (보조 + 어텐션 추출용)</w:t>
       </w:r>
     </w:p>
     <w:p>
@@ -4825,17 +4816,16 @@
     </w:p>
     <w:p>
       <w:pPr>
-        <w:spacing w:line="384" w:lineRule="auto" w:before="0" w:after="120"/>
-        <w:ind w:firstLine="283"/>
-        <w:jc w:val="left"/>
-      </w:pPr>
-      <w:r>
-        <w:rPr>
-          <w:rFonts w:ascii="Times New Roman" w:hAnsi="Times New Roman" w:eastAsia="맑은 고딕"/>
-          <w:b w:val="0"/>
-          <w:sz w:val="22"/>
-        </w:rPr>
-        <w:t>#### (c) 5-fold Stratified CV 평가</w:t>
+        <w:spacing w:line="384" w:lineRule="auto" w:before="200" w:after="80"/>
+        <w:jc w:val="left"/>
+      </w:pPr>
+      <w:r>
+        <w:rPr>
+          <w:rFonts w:ascii="Times New Roman" w:hAnsi="Times New Roman" w:eastAsia="맑은 고딕"/>
+          <w:b/>
+          <w:sz w:val="22"/>
+        </w:rPr>
+        <w:t>(c) 5-fold Stratified CV 평가</w:t>
       </w:r>
     </w:p>
     <w:p>
@@ -4901,17 +4891,16 @@
     </w:p>
     <w:p>
       <w:pPr>
-        <w:spacing w:line="384" w:lineRule="auto" w:before="0" w:after="120"/>
-        <w:ind w:firstLine="283"/>
-        <w:jc w:val="left"/>
-      </w:pPr>
-      <w:r>
-        <w:rPr>
-          <w:rFonts w:ascii="Times New Roman" w:hAnsi="Times New Roman" w:eastAsia="맑은 고딕"/>
-          <w:b w:val="0"/>
-          <w:sz w:val="22"/>
-        </w:rPr>
-        <w:t>#### (a) SHAP local (XGBoost)</w:t>
+        <w:spacing w:line="384" w:lineRule="auto" w:before="200" w:after="80"/>
+        <w:jc w:val="left"/>
+      </w:pPr>
+      <w:r>
+        <w:rPr>
+          <w:rFonts w:ascii="Times New Roman" w:hAnsi="Times New Roman" w:eastAsia="맑은 고딕"/>
+          <w:b/>
+          <w:sz w:val="22"/>
+        </w:rPr>
+        <w:t>(a) SHAP local (XGBoost)</w:t>
       </w:r>
     </w:p>
     <w:p>
@@ -4961,17 +4950,16 @@
     </w:p>
     <w:p>
       <w:pPr>
-        <w:spacing w:line="384" w:lineRule="auto" w:before="0" w:after="120"/>
-        <w:ind w:firstLine="283"/>
-        <w:jc w:val="left"/>
-      </w:pPr>
-      <w:r>
-        <w:rPr>
-          <w:rFonts w:ascii="Times New Roman" w:hAnsi="Times New Roman" w:eastAsia="맑은 고딕"/>
-          <w:b w:val="0"/>
-          <w:sz w:val="22"/>
-        </w:rPr>
-        <w:t>#### (b) TabNet 어텐션 (instance-level)</w:t>
+        <w:spacing w:line="384" w:lineRule="auto" w:before="200" w:after="80"/>
+        <w:jc w:val="left"/>
+      </w:pPr>
+      <w:r>
+        <w:rPr>
+          <w:rFonts w:ascii="Times New Roman" w:hAnsi="Times New Roman" w:eastAsia="맑은 고딕"/>
+          <w:b/>
+          <w:sz w:val="22"/>
+        </w:rPr>
+        <w:t>(b) TabNet 어텐션 (instance-level)</w:t>
       </w:r>
     </w:p>
     <w:p>
@@ -5006,17 +4994,16 @@
     </w:p>
     <w:p>
       <w:pPr>
-        <w:spacing w:line="384" w:lineRule="auto" w:before="0" w:after="120"/>
-        <w:ind w:firstLine="283"/>
-        <w:jc w:val="left"/>
-      </w:pPr>
-      <w:r>
-        <w:rPr>
-          <w:rFonts w:ascii="Times New Roman" w:hAnsi="Times New Roman" w:eastAsia="맑은 고딕"/>
-          <w:b w:val="0"/>
-          <w:sz w:val="22"/>
-        </w:rPr>
-        <w:t>#### (c) SHAP × 어텐션 일관성 분석</w:t>
+        <w:spacing w:line="384" w:lineRule="auto" w:before="200" w:after="80"/>
+        <w:jc w:val="left"/>
+      </w:pPr>
+      <w:r>
+        <w:rPr>
+          <w:rFonts w:ascii="Times New Roman" w:hAnsi="Times New Roman" w:eastAsia="맑은 고딕"/>
+          <w:b/>
+          <w:sz w:val="22"/>
+        </w:rPr>
+        <w:t>(c) SHAP × 어텐션 일관성 분석</w:t>
       </w:r>
     </w:p>
     <w:p>
@@ -5082,17 +5069,16 @@
     </w:p>
     <w:p>
       <w:pPr>
-        <w:spacing w:line="384" w:lineRule="auto" w:before="0" w:after="120"/>
-        <w:ind w:firstLine="283"/>
-        <w:jc w:val="left"/>
-      </w:pPr>
-      <w:r>
-        <w:rPr>
-          <w:rFonts w:ascii="Times New Roman" w:hAnsi="Times New Roman" w:eastAsia="맑은 고딕"/>
-          <w:b w:val="0"/>
-          <w:sz w:val="22"/>
-        </w:rPr>
-        <w:t>#### (a) 3-그룹 분류</w:t>
+        <w:spacing w:line="384" w:lineRule="auto" w:before="200" w:after="80"/>
+        <w:jc w:val="left"/>
+      </w:pPr>
+      <w:r>
+        <w:rPr>
+          <w:rFonts w:ascii="Times New Roman" w:hAnsi="Times New Roman" w:eastAsia="맑은 고딕"/>
+          <w:b/>
+          <w:sz w:val="22"/>
+        </w:rPr>
+        <w:t>(a) 3-그룹 분류</w:t>
       </w:r>
     </w:p>
     <w:p>
@@ -5187,17 +5173,16 @@
     </w:p>
     <w:p>
       <w:pPr>
-        <w:spacing w:line="384" w:lineRule="auto" w:before="0" w:after="120"/>
-        <w:ind w:firstLine="283"/>
-        <w:jc w:val="left"/>
-      </w:pPr>
-      <w:r>
-        <w:rPr>
-          <w:rFonts w:ascii="Times New Roman" w:hAnsi="Times New Roman" w:eastAsia="맑은 고딕"/>
-          <w:b w:val="0"/>
-          <w:sz w:val="22"/>
-        </w:rPr>
-        <w:t>#### (b) 보호 속성 마스킹</w:t>
+        <w:spacing w:line="384" w:lineRule="auto" w:before="200" w:after="80"/>
+        <w:jc w:val="left"/>
+      </w:pPr>
+      <w:r>
+        <w:rPr>
+          <w:rFonts w:ascii="Times New Roman" w:hAnsi="Times New Roman" w:eastAsia="맑은 고딕"/>
+          <w:b/>
+          <w:sz w:val="22"/>
+        </w:rPr>
+        <w:t>(b) 보호 속성 마스킹</w:t>
       </w:r>
     </w:p>
     <w:p>
@@ -5262,17 +5247,16 @@
     </w:p>
     <w:p>
       <w:pPr>
-        <w:spacing w:line="384" w:lineRule="auto" w:before="0" w:after="120"/>
-        <w:ind w:firstLine="283"/>
-        <w:jc w:val="left"/>
-      </w:pPr>
-      <w:r>
-        <w:rPr>
-          <w:rFonts w:ascii="Times New Roman" w:hAnsi="Times New Roman" w:eastAsia="맑은 고딕"/>
-          <w:b w:val="0"/>
-          <w:sz w:val="22"/>
-        </w:rPr>
-        <w:t>#### (c) JSON 컨텍스트 구조</w:t>
+        <w:spacing w:line="384" w:lineRule="auto" w:before="200" w:after="80"/>
+        <w:jc w:val="left"/>
+      </w:pPr>
+      <w:r>
+        <w:rPr>
+          <w:rFonts w:ascii="Times New Roman" w:hAnsi="Times New Roman" w:eastAsia="맑은 고딕"/>
+          <w:b/>
+          <w:sz w:val="22"/>
+        </w:rPr>
+        <w:t>(c) JSON 컨텍스트 구조</w:t>
       </w:r>
     </w:p>
     <w:p>
@@ -5387,17 +5371,16 @@
     </w:p>
     <w:p>
       <w:pPr>
-        <w:spacing w:line="384" w:lineRule="auto" w:before="0" w:after="120"/>
-        <w:ind w:firstLine="283"/>
-        <w:jc w:val="left"/>
-      </w:pPr>
-      <w:r>
-        <w:rPr>
-          <w:rFonts w:ascii="Times New Roman" w:hAnsi="Times New Roman" w:eastAsia="맑은 고딕"/>
-          <w:b w:val="0"/>
-          <w:sz w:val="22"/>
-        </w:rPr>
-        <w:t>#### (a) 4-mode 컨텍스트 비교</w:t>
+        <w:spacing w:line="384" w:lineRule="auto" w:before="200" w:after="80"/>
+        <w:jc w:val="left"/>
+      </w:pPr>
+      <w:r>
+        <w:rPr>
+          <w:rFonts w:ascii="Times New Roman" w:hAnsi="Times New Roman" w:eastAsia="맑은 고딕"/>
+          <w:b/>
+          <w:sz w:val="22"/>
+        </w:rPr>
+        <w:t>(a) 4-mode 컨텍스트 비교</w:t>
       </w:r>
     </w:p>
     <w:p>
@@ -5492,17 +5475,16 @@
     </w:p>
     <w:p>
       <w:pPr>
-        <w:spacing w:line="384" w:lineRule="auto" w:before="0" w:after="120"/>
-        <w:ind w:firstLine="283"/>
-        <w:jc w:val="left"/>
-      </w:pPr>
-      <w:r>
-        <w:rPr>
-          <w:rFonts w:ascii="Times New Roman" w:hAnsi="Times New Roman" w:eastAsia="맑은 고딕"/>
-          <w:b w:val="0"/>
-          <w:sz w:val="22"/>
-        </w:rPr>
-        <w:t>#### (b) Hard Constraints</w:t>
+        <w:spacing w:line="384" w:lineRule="auto" w:before="200" w:after="80"/>
+        <w:jc w:val="left"/>
+      </w:pPr>
+      <w:r>
+        <w:rPr>
+          <w:rFonts w:ascii="Times New Roman" w:hAnsi="Times New Roman" w:eastAsia="맑은 고딕"/>
+          <w:b/>
+          <w:sz w:val="22"/>
+        </w:rPr>
+        <w:t>(b) Hard Constraints</w:t>
       </w:r>
     </w:p>
     <w:p>
@@ -5597,17 +5579,16 @@
     </w:p>
     <w:p>
       <w:pPr>
-        <w:spacing w:line="384" w:lineRule="auto" w:before="0" w:after="120"/>
-        <w:ind w:firstLine="283"/>
-        <w:jc w:val="left"/>
-      </w:pPr>
-      <w:r>
-        <w:rPr>
-          <w:rFonts w:ascii="Times New Roman" w:hAnsi="Times New Roman" w:eastAsia="맑은 고딕"/>
-          <w:b w:val="0"/>
-          <w:sz w:val="22"/>
-        </w:rPr>
-        <w:t>#### (c) LLM 모델 선택</w:t>
+        <w:spacing w:line="384" w:lineRule="auto" w:before="200" w:after="80"/>
+        <w:jc w:val="left"/>
+      </w:pPr>
+      <w:r>
+        <w:rPr>
+          <w:rFonts w:ascii="Times New Roman" w:hAnsi="Times New Roman" w:eastAsia="맑은 고딕"/>
+          <w:b/>
+          <w:sz w:val="22"/>
+        </w:rPr>
+        <w:t>(c) LLM 모델 선택</w:t>
       </w:r>
     </w:p>
     <w:p>
@@ -5672,17 +5653,16 @@
     </w:p>
     <w:p>
       <w:pPr>
-        <w:spacing w:line="384" w:lineRule="auto" w:before="0" w:after="120"/>
-        <w:ind w:firstLine="283"/>
-        <w:jc w:val="left"/>
-      </w:pPr>
-      <w:r>
-        <w:rPr>
-          <w:rFonts w:ascii="Times New Roman" w:hAnsi="Times New Roman" w:eastAsia="맑은 고딕"/>
-          <w:b w:val="0"/>
-          <w:sz w:val="22"/>
-        </w:rPr>
-        <w:t>#### (d) 출력 형식 (5-section)</w:t>
+        <w:spacing w:line="384" w:lineRule="auto" w:before="200" w:after="80"/>
+        <w:jc w:val="left"/>
+      </w:pPr>
+      <w:r>
+        <w:rPr>
+          <w:rFonts w:ascii="Times New Roman" w:hAnsi="Times New Roman" w:eastAsia="맑은 고딕"/>
+          <w:b/>
+          <w:sz w:val="22"/>
+        </w:rPr>
+        <w:t>(d) 출력 형식 (5-section)</w:t>
       </w:r>
     </w:p>
     <w:p>
@@ -5808,17 +5788,16 @@
     </w:p>
     <w:p>
       <w:pPr>
-        <w:spacing w:line="384" w:lineRule="auto" w:before="0" w:after="120"/>
-        <w:ind w:firstLine="283"/>
-        <w:jc w:val="left"/>
-      </w:pPr>
-      <w:r>
-        <w:rPr>
-          <w:rFonts w:ascii="Times New Roman" w:hAnsi="Times New Roman" w:eastAsia="맑은 고딕"/>
-          <w:b w:val="0"/>
-          <w:sz w:val="22"/>
-        </w:rPr>
-        <w:t>#### (a) Reweighing (Kamiran-Calders) — 사전 처리</w:t>
+        <w:spacing w:line="384" w:lineRule="auto" w:before="200" w:after="80"/>
+        <w:jc w:val="left"/>
+      </w:pPr>
+      <w:r>
+        <w:rPr>
+          <w:rFonts w:ascii="Times New Roman" w:hAnsi="Times New Roman" w:eastAsia="맑은 고딕"/>
+          <w:b/>
+          <w:sz w:val="22"/>
+        </w:rPr>
+        <w:t>(a) Reweighing (Kamiran-Calders) — 사전 처리</w:t>
       </w:r>
     </w:p>
     <w:p>
@@ -5883,17 +5862,16 @@
     </w:p>
     <w:p>
       <w:pPr>
-        <w:spacing w:line="384" w:lineRule="auto" w:before="0" w:after="120"/>
-        <w:ind w:firstLine="283"/>
-        <w:jc w:val="left"/>
-      </w:pPr>
-      <w:r>
-        <w:rPr>
-          <w:rFonts w:ascii="Times New Roman" w:hAnsi="Times New Roman" w:eastAsia="맑은 고딕"/>
-          <w:b w:val="0"/>
-          <w:sz w:val="22"/>
-        </w:rPr>
-        <w:t>#### (b) Fairlearn ExpGrad — 도중 처리</w:t>
+        <w:spacing w:line="384" w:lineRule="auto" w:before="200" w:after="80"/>
+        <w:jc w:val="left"/>
+      </w:pPr>
+      <w:r>
+        <w:rPr>
+          <w:rFonts w:ascii="Times New Roman" w:hAnsi="Times New Roman" w:eastAsia="맑은 고딕"/>
+          <w:b/>
+          <w:sz w:val="22"/>
+        </w:rPr>
+        <w:t>(b) Fairlearn ExpGrad — 도중 처리</w:t>
       </w:r>
     </w:p>
     <w:p>
@@ -6080,17 +6058,16 @@
     </w:p>
     <w:p>
       <w:pPr>
-        <w:spacing w:line="384" w:lineRule="auto" w:before="0" w:after="120"/>
-        <w:ind w:firstLine="283"/>
-        <w:jc w:val="left"/>
-      </w:pPr>
-      <w:r>
-        <w:rPr>
-          <w:rFonts w:ascii="Times New Roman" w:hAnsi="Times New Roman" w:eastAsia="맑은 고딕"/>
-          <w:b w:val="0"/>
-          <w:sz w:val="22"/>
-        </w:rPr>
-        <w:t>#### (a) Faithfulness Score (충실성 점수)</w:t>
+        <w:spacing w:line="384" w:lineRule="auto" w:before="200" w:after="80"/>
+        <w:jc w:val="left"/>
+      </w:pPr>
+      <w:r>
+        <w:rPr>
+          <w:rFonts w:ascii="Times New Roman" w:hAnsi="Times New Roman" w:eastAsia="맑은 고딕"/>
+          <w:b/>
+          <w:sz w:val="22"/>
+        </w:rPr>
+        <w:t>(a) Faithfulness Score (충실성 점수)</w:t>
       </w:r>
     </w:p>
     <w:p>
@@ -6185,17 +6162,16 @@
     </w:p>
     <w:p>
       <w:pPr>
-        <w:spacing w:line="384" w:lineRule="auto" w:before="0" w:after="120"/>
-        <w:ind w:firstLine="283"/>
-        <w:jc w:val="left"/>
-      </w:pPr>
-      <w:r>
-        <w:rPr>
-          <w:rFonts w:ascii="Times New Roman" w:hAnsi="Times New Roman" w:eastAsia="맑은 고딕"/>
-          <w:b w:val="0"/>
-          <w:sz w:val="22"/>
-        </w:rPr>
-        <w:t>#### (b) Hallucination Rate (환각률)</w:t>
+        <w:spacing w:line="384" w:lineRule="auto" w:before="200" w:after="80"/>
+        <w:jc w:val="left"/>
+      </w:pPr>
+      <w:r>
+        <w:rPr>
+          <w:rFonts w:ascii="Times New Roman" w:hAnsi="Times New Roman" w:eastAsia="맑은 고딕"/>
+          <w:b/>
+          <w:sz w:val="22"/>
+        </w:rPr>
+        <w:t>(b) Hallucination Rate (환각률)</w:t>
       </w:r>
     </w:p>
     <w:p>
@@ -6291,17 +6267,16 @@
     </w:p>
     <w:p>
       <w:pPr>
-        <w:spacing w:line="384" w:lineRule="auto" w:before="0" w:after="120"/>
-        <w:ind w:firstLine="283"/>
-        <w:jc w:val="left"/>
-      </w:pPr>
-      <w:r>
-        <w:rPr>
-          <w:rFonts w:ascii="Times New Roman" w:hAnsi="Times New Roman" w:eastAsia="맑은 고딕"/>
-          <w:b w:val="0"/>
-          <w:sz w:val="22"/>
-        </w:rPr>
-        <w:t>#### (a) mDeBERTa 다국어 NLI 모델</w:t>
+        <w:spacing w:line="384" w:lineRule="auto" w:before="200" w:after="80"/>
+        <w:jc w:val="left"/>
+      </w:pPr>
+      <w:r>
+        <w:rPr>
+          <w:rFonts w:ascii="Times New Roman" w:hAnsi="Times New Roman" w:eastAsia="맑은 고딕"/>
+          <w:b/>
+          <w:sz w:val="22"/>
+        </w:rPr>
+        <w:t>(a) mDeBERTa 다국어 NLI 모델</w:t>
       </w:r>
     </w:p>
     <w:p>
@@ -6336,17 +6311,16 @@
     </w:p>
     <w:p>
       <w:pPr>
-        <w:spacing w:line="384" w:lineRule="auto" w:before="0" w:after="120"/>
-        <w:ind w:firstLine="283"/>
-        <w:jc w:val="left"/>
-      </w:pPr>
-      <w:r>
-        <w:rPr>
-          <w:rFonts w:ascii="Times New Roman" w:hAnsi="Times New Roman" w:eastAsia="맑은 고딕"/>
-          <w:b w:val="0"/>
-          <w:sz w:val="22"/>
-        </w:rPr>
-        <w:t>#### (b) 컨텍스트 → premise 자연어 변환</w:t>
+        <w:spacing w:line="384" w:lineRule="auto" w:before="200" w:after="80"/>
+        <w:jc w:val="left"/>
+      </w:pPr>
+      <w:r>
+        <w:rPr>
+          <w:rFonts w:ascii="Times New Roman" w:hAnsi="Times New Roman" w:eastAsia="맑은 고딕"/>
+          <w:b/>
+          <w:sz w:val="22"/>
+        </w:rPr>
+        <w:t>(b) 컨텍스트 → premise 자연어 변환</w:t>
       </w:r>
     </w:p>
     <w:p>
@@ -6426,17 +6400,16 @@
     </w:p>
     <w:p>
       <w:pPr>
-        <w:spacing w:line="384" w:lineRule="auto" w:before="0" w:after="120"/>
-        <w:ind w:firstLine="283"/>
-        <w:jc w:val="left"/>
-      </w:pPr>
-      <w:r>
-        <w:rPr>
-          <w:rFonts w:ascii="Times New Roman" w:hAnsi="Times New Roman" w:eastAsia="맑은 고딕"/>
-          <w:b w:val="0"/>
-          <w:sz w:val="22"/>
-        </w:rPr>
-        <w:t>#### (c) 평가 지표</w:t>
+        <w:spacing w:line="384" w:lineRule="auto" w:before="200" w:after="80"/>
+        <w:jc w:val="left"/>
+      </w:pPr>
+      <w:r>
+        <w:rPr>
+          <w:rFonts w:ascii="Times New Roman" w:hAnsi="Times New Roman" w:eastAsia="맑은 고딕"/>
+          <w:b/>
+          <w:sz w:val="22"/>
+        </w:rPr>
+        <w:t>(c) 평가 지표</w:t>
       </w:r>
     </w:p>
     <w:p>
@@ -6547,17 +6520,16 @@
     </w:p>
     <w:p>
       <w:pPr>
-        <w:spacing w:line="384" w:lineRule="auto" w:before="0" w:after="120"/>
-        <w:ind w:firstLine="283"/>
-        <w:jc w:val="left"/>
-      </w:pPr>
-      <w:r>
-        <w:rPr>
-          <w:rFonts w:ascii="Times New Roman" w:hAnsi="Times New Roman" w:eastAsia="맑은 고딕"/>
-          <w:b w:val="0"/>
-          <w:sz w:val="22"/>
-        </w:rPr>
-        <w:t>#### (a) 4차원 척도</w:t>
+        <w:spacing w:line="384" w:lineRule="auto" w:before="200" w:after="80"/>
+        <w:jc w:val="left"/>
+      </w:pPr>
+      <w:r>
+        <w:rPr>
+          <w:rFonts w:ascii="Times New Roman" w:hAnsi="Times New Roman" w:eastAsia="맑은 고딕"/>
+          <w:b/>
+          <w:sz w:val="22"/>
+        </w:rPr>
+        <w:t>(a) 4차원 척도</w:t>
       </w:r>
     </w:p>
     <w:p>
@@ -6652,17 +6624,16 @@
     </w:p>
     <w:p>
       <w:pPr>
-        <w:spacing w:line="384" w:lineRule="auto" w:before="0" w:after="120"/>
-        <w:ind w:firstLine="283"/>
-        <w:jc w:val="left"/>
-      </w:pPr>
-      <w:r>
-        <w:rPr>
-          <w:rFonts w:ascii="Times New Roman" w:hAnsi="Times New Roman" w:eastAsia="맑은 고딕"/>
-          <w:b w:val="0"/>
-          <w:sz w:val="22"/>
-        </w:rPr>
-        <w:t>#### (b) Cross-Judge 평가</w:t>
+        <w:spacing w:line="384" w:lineRule="auto" w:before="200" w:after="80"/>
+        <w:jc w:val="left"/>
+      </w:pPr>
+      <w:r>
+        <w:rPr>
+          <w:rFonts w:ascii="Times New Roman" w:hAnsi="Times New Roman" w:eastAsia="맑은 고딕"/>
+          <w:b/>
+          <w:sz w:val="22"/>
+        </w:rPr>
+        <w:t>(b) Cross-Judge 평가</w:t>
       </w:r>
     </w:p>
     <w:p>
@@ -6713,17 +6684,16 @@
     </w:p>
     <w:p>
       <w:pPr>
-        <w:spacing w:line="384" w:lineRule="auto" w:before="0" w:after="120"/>
-        <w:ind w:firstLine="283"/>
-        <w:jc w:val="left"/>
-      </w:pPr>
-      <w:r>
-        <w:rPr>
-          <w:rFonts w:ascii="Times New Roman" w:hAnsi="Times New Roman" w:eastAsia="맑은 고딕"/>
-          <w:b w:val="0"/>
-          <w:sz w:val="22"/>
-        </w:rPr>
-        <w:t>#### (a) 동기와 한계</w:t>
+        <w:spacing w:line="384" w:lineRule="auto" w:before="200" w:after="80"/>
+        <w:jc w:val="left"/>
+      </w:pPr>
+      <w:r>
+        <w:rPr>
+          <w:rFonts w:ascii="Times New Roman" w:hAnsi="Times New Roman" w:eastAsia="맑은 고딕"/>
+          <w:b/>
+          <w:sz w:val="22"/>
+        </w:rPr>
+        <w:t>(a) 동기와 한계</w:t>
       </w:r>
     </w:p>
     <w:p>
@@ -6758,17 +6728,16 @@
     </w:p>
     <w:p>
       <w:pPr>
-        <w:spacing w:line="384" w:lineRule="auto" w:before="0" w:after="120"/>
-        <w:ind w:firstLine="283"/>
-        <w:jc w:val="left"/>
-      </w:pPr>
-      <w:r>
-        <w:rPr>
-          <w:rFonts w:ascii="Times New Roman" w:hAnsi="Times New Roman" w:eastAsia="맑은 고딕"/>
-          <w:b w:val="0"/>
-          <w:sz w:val="22"/>
-        </w:rPr>
-        <w:t>#### (b) 3 Personas와 3 Metrics</w:t>
+        <w:spacing w:line="384" w:lineRule="auto" w:before="200" w:after="80"/>
+        <w:jc w:val="left"/>
+      </w:pPr>
+      <w:r>
+        <w:rPr>
+          <w:rFonts w:ascii="Times New Roman" w:hAnsi="Times New Roman" w:eastAsia="맑은 고딕"/>
+          <w:b/>
+          <w:sz w:val="22"/>
+        </w:rPr>
+        <w:t>(b) 3 Personas와 3 Metrics</w:t>
       </w:r>
     </w:p>
     <w:p>
@@ -6954,17 +6923,16 @@
     </w:p>
     <w:p>
       <w:pPr>
-        <w:spacing w:line="384" w:lineRule="auto" w:before="0" w:after="120"/>
-        <w:ind w:firstLine="283"/>
-        <w:jc w:val="left"/>
-      </w:pPr>
-      <w:r>
-        <w:rPr>
-          <w:rFonts w:ascii="Times New Roman" w:hAnsi="Times New Roman" w:eastAsia="맑은 고딕"/>
-          <w:b w:val="0"/>
-          <w:sz w:val="22"/>
-        </w:rPr>
-        <w:t>#### (a) Demographic Parity (DP) 차이</w:t>
+        <w:spacing w:line="384" w:lineRule="auto" w:before="200" w:after="80"/>
+        <w:jc w:val="left"/>
+      </w:pPr>
+      <w:r>
+        <w:rPr>
+          <w:rFonts w:ascii="Times New Roman" w:hAnsi="Times New Roman" w:eastAsia="맑은 고딕"/>
+          <w:b/>
+          <w:sz w:val="22"/>
+        </w:rPr>
+        <w:t>(a) Demographic Parity (DP) 차이</w:t>
       </w:r>
     </w:p>
     <w:p>
@@ -7014,17 +6982,16 @@
     </w:p>
     <w:p>
       <w:pPr>
-        <w:spacing w:line="384" w:lineRule="auto" w:before="0" w:after="120"/>
-        <w:ind w:firstLine="283"/>
-        <w:jc w:val="left"/>
-      </w:pPr>
-      <w:r>
-        <w:rPr>
-          <w:rFonts w:ascii="Times New Roman" w:hAnsi="Times New Roman" w:eastAsia="맑은 고딕"/>
-          <w:b w:val="0"/>
-          <w:sz w:val="22"/>
-        </w:rPr>
-        <w:t>#### (b) Equal Opportunity (EO) 차이</w:t>
+        <w:spacing w:line="384" w:lineRule="auto" w:before="200" w:after="80"/>
+        <w:jc w:val="left"/>
+      </w:pPr>
+      <w:r>
+        <w:rPr>
+          <w:rFonts w:ascii="Times New Roman" w:hAnsi="Times New Roman" w:eastAsia="맑은 고딕"/>
+          <w:b/>
+          <w:sz w:val="22"/>
+        </w:rPr>
+        <w:t>(b) Equal Opportunity (EO) 차이</w:t>
       </w:r>
     </w:p>
     <w:p>
@@ -7074,17 +7041,16 @@
     </w:p>
     <w:p>
       <w:pPr>
-        <w:spacing w:line="384" w:lineRule="auto" w:before="0" w:after="120"/>
-        <w:ind w:firstLine="283"/>
-        <w:jc w:val="left"/>
-      </w:pPr>
-      <w:r>
-        <w:rPr>
-          <w:rFonts w:ascii="Times New Roman" w:hAnsi="Times New Roman" w:eastAsia="맑은 고딕"/>
-          <w:b w:val="0"/>
-          <w:sz w:val="22"/>
-        </w:rPr>
-        <w:t>#### (c) Disparate Impact ratio (DI ratio)</w:t>
+        <w:spacing w:line="384" w:lineRule="auto" w:before="200" w:after="80"/>
+        <w:jc w:val="left"/>
+      </w:pPr>
+      <w:r>
+        <w:rPr>
+          <w:rFonts w:ascii="Times New Roman" w:hAnsi="Times New Roman" w:eastAsia="맑은 고딕"/>
+          <w:b/>
+          <w:sz w:val="22"/>
+        </w:rPr>
+        <w:t>(c) Disparate Impact ratio (DI ratio)</w:t>
       </w:r>
     </w:p>
     <w:p>
@@ -8805,7 +8771,7 @@
           <w:color w:val="000000"/>
           <w:sz w:val="22"/>
         </w:rPr>
-        <w:t>6.1.4 신용평가 산업 벤치마크 및 실무 수준 평가</w:t>
+        <w:t>4.1.4 신용평가 산업 벤치마크 및 실무 수준 평가</w:t>
       </w:r>
     </w:p>
     <w:p>
@@ -8825,17 +8791,16 @@
     </w:p>
     <w:p>
       <w:pPr>
-        <w:spacing w:line="384" w:lineRule="auto" w:before="0" w:after="120"/>
-        <w:ind w:firstLine="283"/>
-        <w:jc w:val="left"/>
-      </w:pPr>
-      <w:r>
-        <w:rPr>
-          <w:rFonts w:ascii="Times New Roman" w:hAnsi="Times New Roman" w:eastAsia="맑은 고딕"/>
-          <w:b w:val="0"/>
-          <w:sz w:val="22"/>
-        </w:rPr>
-        <w:t>#### 신용평가 도메인 AUROC 기준</w:t>
+        <w:spacing w:line="384" w:lineRule="auto" w:before="200" w:after="80"/>
+        <w:jc w:val="left"/>
+      </w:pPr>
+      <w:r>
+        <w:rPr>
+          <w:rFonts w:ascii="Times New Roman" w:hAnsi="Times New Roman" w:eastAsia="맑은 고딕"/>
+          <w:b/>
+          <w:sz w:val="22"/>
+        </w:rPr>
+        <w:t>신용평가 도메인 AUROC 기준</w:t>
       </w:r>
     </w:p>
     <w:p>
@@ -9179,17 +9144,16 @@
     </w:p>
     <w:p>
       <w:pPr>
-        <w:spacing w:line="384" w:lineRule="auto" w:before="0" w:after="120"/>
-        <w:ind w:firstLine="283"/>
-        <w:jc w:val="left"/>
-      </w:pPr>
-      <w:r>
-        <w:rPr>
-          <w:rFonts w:ascii="Times New Roman" w:hAnsi="Times New Roman" w:eastAsia="맑은 고딕"/>
-          <w:b w:val="0"/>
-          <w:sz w:val="22"/>
-        </w:rPr>
-        <w:t>#### 본 연구 결과의 산업 위치</w:t>
+        <w:spacing w:line="384" w:lineRule="auto" w:before="200" w:after="80"/>
+        <w:jc w:val="left"/>
+      </w:pPr>
+      <w:r>
+        <w:rPr>
+          <w:rFonts w:ascii="Times New Roman" w:hAnsi="Times New Roman" w:eastAsia="맑은 고딕"/>
+          <w:b/>
+          <w:sz w:val="22"/>
+        </w:rPr>
+        <w:t>본 연구 결과의 산업 위치</w:t>
       </w:r>
     </w:p>
     <w:p>
@@ -9686,17 +9650,16 @@
     </w:p>
     <w:p>
       <w:pPr>
-        <w:spacing w:line="384" w:lineRule="auto" w:before="0" w:after="120"/>
-        <w:ind w:firstLine="283"/>
-        <w:jc w:val="left"/>
-      </w:pPr>
-      <w:r>
-        <w:rPr>
-          <w:rFonts w:ascii="Times New Roman" w:hAnsi="Times New Roman" w:eastAsia="맑은 고딕"/>
-          <w:b w:val="0"/>
-          <w:sz w:val="22"/>
-        </w:rPr>
-        <w:t>#### 실무 도입 시 추가 고려 사항</w:t>
+        <w:spacing w:line="384" w:lineRule="auto" w:before="200" w:after="80"/>
+        <w:jc w:val="left"/>
+      </w:pPr>
+      <w:r>
+        <w:rPr>
+          <w:rFonts w:ascii="Times New Roman" w:hAnsi="Times New Roman" w:eastAsia="맑은 고딕"/>
+          <w:b/>
+          <w:sz w:val="22"/>
+        </w:rPr>
+        <w:t>실무 도입 시 추가 고려 사항</w:t>
       </w:r>
     </w:p>
     <w:p>
@@ -9726,7 +9689,7 @@
           <w:b w:val="0"/>
           <w:sz w:val="22"/>
         </w:rPr>
-        <w:t>1. 공정성 규제 준수: 본 연구의 Reweighing 적용 결과 4가지 보호 속성 × 데이터셋 조합 모두에서 4/5 규칙(Disparate Impact ≥ 0.8) 통과하며 AUROC 손실 0.004 이내로 유지된다(6.5절).</w:t>
+        <w:t>1. 공정성 규제 준수: 본 연구의 Reweighing 적용 결과 4가지 보호 속성 × 데이터셋 조합 모두에서 4/5 규칙(Disparate Impact ≥ 0.8) 통과하며 AUROC 손실 0.004 이내로 유지된다(4.5절).</w:t>
       </w:r>
     </w:p>
     <w:p>
@@ -9866,17 +9829,16 @@
     </w:p>
     <w:p>
       <w:pPr>
-        <w:spacing w:line="384" w:lineRule="auto" w:before="0" w:after="120"/>
-        <w:ind w:firstLine="283"/>
-        <w:jc w:val="left"/>
-      </w:pPr>
-      <w:r>
-        <w:rPr>
-          <w:rFonts w:ascii="Times New Roman" w:hAnsi="Times New Roman" w:eastAsia="맑은 고딕"/>
-          <w:b w:val="0"/>
-          <w:sz w:val="22"/>
-        </w:rPr>
-        <w:t>#### 본 연구의 학술적 위치 재정리</w:t>
+        <w:spacing w:line="384" w:lineRule="auto" w:before="200" w:after="80"/>
+        <w:jc w:val="left"/>
+      </w:pPr>
+      <w:r>
+        <w:rPr>
+          <w:rFonts w:ascii="Times New Roman" w:hAnsi="Times New Roman" w:eastAsia="맑은 고딕"/>
+          <w:b/>
+          <w:sz w:val="22"/>
+        </w:rPr>
+        <w:t>본 연구의 학술적 위치 재정리</w:t>
       </w:r>
     </w:p>
     <w:p>
@@ -10151,17 +10113,16 @@
     </w:p>
     <w:p>
       <w:pPr>
-        <w:spacing w:line="384" w:lineRule="auto" w:before="0" w:after="120"/>
-        <w:ind w:firstLine="283"/>
-        <w:jc w:val="left"/>
-      </w:pPr>
-      <w:r>
-        <w:rPr>
-          <w:rFonts w:ascii="Times New Roman" w:hAnsi="Times New Roman" w:eastAsia="맑은 고딕"/>
-          <w:b w:val="0"/>
-          <w:sz w:val="22"/>
-        </w:rPr>
-        <w:t>#### 본 연구가 측정하는 "환각률 0%"의 정확한 범위</w:t>
+        <w:spacing w:line="384" w:lineRule="auto" w:before="200" w:after="80"/>
+        <w:jc w:val="left"/>
+      </w:pPr>
+      <w:r>
+        <w:rPr>
+          <w:rFonts w:ascii="Times New Roman" w:hAnsi="Times New Roman" w:eastAsia="맑은 고딕"/>
+          <w:b/>
+          <w:sz w:val="22"/>
+        </w:rPr>
+        <w:t>본 연구가 측정하는 "환각률 0%"의 정확한 범위</w:t>
       </w:r>
     </w:p>
     <w:p>
@@ -10310,7 +10271,7 @@
                 <w:b w:val="0"/>
                 <w:sz w:val="20"/>
               </w:rPr>
-              <w:t>XGBoost AUROC 0.7587 ± 0.0008 (6.1절)</w:t>
+              <w:t>XGBoost AUROC 0.7587 ± 0.0008 (4.1절)</w:t>
             </w:r>
           </w:p>
         </w:tc>
@@ -10434,7 +10395,7 @@
                 <w:b w:val="0"/>
                 <w:sz w:val="20"/>
               </w:rPr>
-              <w:t>fusion 0.625, no_shap 0.30 (6.3.3절)</w:t>
+              <w:t>fusion 0.625, no_shap 0.30 (4.3.3절)</w:t>
             </w:r>
           </w:p>
         </w:tc>
@@ -10467,22 +10428,21 @@
           <w:b w:val="0"/>
           <w:sz w:val="22"/>
         </w:rPr>
-        <w:t>이는 다음과 같은 의미를 보장하지 않는다. (1) 부도 예측 자체가 실제 부도와 일치하는가(차원 A로 별도 측정), (2) LLM이 인용한 변수 값을 100% 정확히 인용했는가(6.3.4절 값 정확 인용 비율로 측정), (3) LLM 설명이 입력 컨텍스트와 의미적으로 동일한가(차원 C, NLI로 측정). 본 연구는 이 세 차원을 독립적으로 측정·보고하여 환각률 단일 지표의 한계를 honest reporting의 관점에서 명시한다.</w:t>
-      </w:r>
-    </w:p>
-    <w:p>
-      <w:pPr>
-        <w:spacing w:line="384" w:lineRule="auto" w:before="0" w:after="120"/>
-        <w:ind w:firstLine="283"/>
-        <w:jc w:val="left"/>
-      </w:pPr>
-      <w:r>
-        <w:rPr>
-          <w:rFonts w:ascii="Times New Roman" w:hAnsi="Times New Roman" w:eastAsia="맑은 고딕"/>
-          <w:b w:val="0"/>
-          <w:sz w:val="22"/>
-        </w:rPr>
-        <w:t>#### 차원 B의 정량 결과 (룰 기반 환각률 0%)</w:t>
+        <w:t>이는 다음과 같은 의미를 보장하지 않는다. (1) 부도 예측 자체가 실제 부도와 일치하는가(차원 A로 별도 측정), (2) LLM이 인용한 변수 값을 100% 정확히 인용했는가(4.3.4절 값 정확 인용 비율로 측정), (3) LLM 설명이 입력 컨텍스트와 의미적으로 동일한가(차원 C, NLI로 측정). 본 연구는 이 세 차원을 독립적으로 측정·보고하여 환각률 단일 지표의 한계를 honest reporting의 관점에서 명시한다.</w:t>
+      </w:r>
+    </w:p>
+    <w:p>
+      <w:pPr>
+        <w:spacing w:line="384" w:lineRule="auto" w:before="200" w:after="80"/>
+        <w:jc w:val="left"/>
+      </w:pPr>
+      <w:r>
+        <w:rPr>
+          <w:rFonts w:ascii="Times New Roman" w:hAnsi="Times New Roman" w:eastAsia="맑은 고딕"/>
+          <w:b/>
+          <w:sz w:val="22"/>
+        </w:rPr>
+        <w:t>차원 B의 정량 결과 (룰 기반 환각률 0%)</w:t>
       </w:r>
     </w:p>
     <w:p>
@@ -10542,37 +10502,36 @@
           <w:b w:val="0"/>
           <w:sz w:val="22"/>
         </w:rPr>
-        <w:t>둘째, 차원 B 환각 차단은 본 연구 fusion 메커니즘의 차별성 근거가 아니다. 만일 fusion 모드에서만 0%이고 다른 모드에서는 0%보다 컸다면 "fusion = 환각 차단" 이라는 메시지를 강조할 수 있을 것이다. 그러나 모든 모드에서 0%가 달성되었으므로, 본 연구는 fusion 메커니즘의 차별성을 차원 B 환각 차단 이 아닌 차원 C 의미적 충실성 에서 찾는다. 그 차원이 다음 6.3.3절의 NLI 함의도와 6.3.4절의 값 정확 인용이다.</w:t>
-      </w:r>
-    </w:p>
-    <w:p>
-      <w:pPr>
-        <w:spacing w:line="384" w:lineRule="auto" w:before="0" w:after="120"/>
-        <w:ind w:firstLine="283"/>
-        <w:jc w:val="left"/>
-      </w:pPr>
-      <w:r>
-        <w:rPr>
-          <w:rFonts w:ascii="Times New Roman" w:hAnsi="Times New Roman" w:eastAsia="맑은 고딕"/>
-          <w:b w:val="0"/>
-          <w:sz w:val="22"/>
-        </w:rPr>
-        <w:t>#### 차원 A·C와의 명확한 분리</w:t>
-      </w:r>
-    </w:p>
-    <w:p>
-      <w:pPr>
-        <w:spacing w:line="384" w:lineRule="auto" w:before="0" w:after="120"/>
-        <w:ind w:firstLine="283"/>
-        <w:jc w:val="left"/>
-      </w:pPr>
-      <w:r>
-        <w:rPr>
-          <w:rFonts w:ascii="Times New Roman" w:hAnsi="Times New Roman" w:eastAsia="맑은 고딕"/>
-          <w:b w:val="0"/>
-          <w:sz w:val="22"/>
-        </w:rPr>
-        <w:t>본 연구의 차원 B 환각률 0%는 LLM 설명 단계에서 변수명을 지어내지 않았다 까지만 보장하며, 부도 예측이 실제 데이터와 일치한다 (차원 A) 또는 설명이 입력 컨텍스트와 의미적으로 100% 동일하다 (차원 C)를 보장하지 않는다. 본 시스템의 부도 예측 정확도는 6.1절에서 XGBoost AUROC 0.7587 (Home Credit) 및 0.7714 (UCI German Credit)로 별도 보고되며, LLM 설명의 의미적 충실성은 6.3.3절에서 NLI Entailment Rate로 4-mode 차이가 정량 측정된다. 이 세 차원의 분리는 본 연구 7장(논의)에서도 honest reporting의 관점에서 재확인된다.</w:t>
+        <w:t>둘째, 차원 B 환각 차단은 본 연구 fusion 메커니즘의 차별성 근거가 아니다. 만일 fusion 모드에서만 0%이고 다른 모드에서는 0%보다 컸다면 "fusion = 환각 차단" 이라는 메시지를 강조할 수 있을 것이다. 그러나 모든 모드에서 0%가 달성되었으므로, 본 연구는 fusion 메커니즘의 차별성을 차원 B 환각 차단 이 아닌 차원 C 의미적 충실성 에서 찾는다. 그 차원이 다음 4.3.3절의 NLI 함의도와 4.3.4절의 값 정확 인용이다.</w:t>
+      </w:r>
+    </w:p>
+    <w:p>
+      <w:pPr>
+        <w:spacing w:line="384" w:lineRule="auto" w:before="200" w:after="80"/>
+        <w:jc w:val="left"/>
+      </w:pPr>
+      <w:r>
+        <w:rPr>
+          <w:rFonts w:ascii="Times New Roman" w:hAnsi="Times New Roman" w:eastAsia="맑은 고딕"/>
+          <w:b/>
+          <w:sz w:val="22"/>
+        </w:rPr>
+        <w:t>차원 A·C와의 명확한 분리</w:t>
+      </w:r>
+    </w:p>
+    <w:p>
+      <w:pPr>
+        <w:spacing w:line="384" w:lineRule="auto" w:before="0" w:after="120"/>
+        <w:ind w:firstLine="283"/>
+        <w:jc w:val="left"/>
+      </w:pPr>
+      <w:r>
+        <w:rPr>
+          <w:rFonts w:ascii="Times New Roman" w:hAnsi="Times New Roman" w:eastAsia="맑은 고딕"/>
+          <w:b w:val="0"/>
+          <w:sz w:val="22"/>
+        </w:rPr>
+        <w:t>본 연구의 차원 B 환각률 0%는 LLM 설명 단계에서 변수명을 지어내지 않았다 까지만 보장하며, 부도 예측이 실제 데이터와 일치한다 (차원 A) 또는 설명이 입력 컨텍스트와 의미적으로 100% 동일하다 (차원 C)를 보장하지 않는다. 본 시스템의 부도 예측 정확도는 4.1절에서 XGBoost AUROC 0.7587 (Home Credit) 및 0.7714 (UCI German Credit)로 별도 보고되며, LLM 설명의 의미적 충실성은 4.3.3절에서 NLI Entailment Rate로 4-mode 차이가 정량 측정된다. 이 세 차원의 분리는 본 연구 7장(논의)에서도 honest reporting의 관점에서 재확인된다.</w:t>
       </w:r>
     </w:p>
     <w:p>
@@ -15164,17 +15123,16 @@
     </w:p>
     <w:p>
       <w:pPr>
-        <w:spacing w:line="384" w:lineRule="auto" w:before="0" w:after="120"/>
-        <w:ind w:firstLine="283"/>
-        <w:jc w:val="left"/>
-      </w:pPr>
-      <w:r>
-        <w:rPr>
-          <w:rFonts w:ascii="Times New Roman" w:hAnsi="Times New Roman" w:eastAsia="맑은 고딕"/>
-          <w:b w:val="0"/>
-          <w:sz w:val="22"/>
-        </w:rPr>
-        <w:t>#### (a) Fusion 메커니즘의 일관 우월성</w:t>
+        <w:spacing w:line="384" w:lineRule="auto" w:before="200" w:after="80"/>
+        <w:jc w:val="left"/>
+      </w:pPr>
+      <w:r>
+        <w:rPr>
+          <w:rFonts w:ascii="Times New Roman" w:hAnsi="Times New Roman" w:eastAsia="맑은 고딕"/>
+          <w:b/>
+          <w:sz w:val="22"/>
+        </w:rPr>
+        <w:t>(a) Fusion 메커니즘의 일관 우월성</w:t>
       </w:r>
     </w:p>
     <w:p>
@@ -15209,17 +15167,16 @@
     </w:p>
     <w:p>
       <w:pPr>
-        <w:spacing w:line="384" w:lineRule="auto" w:before="0" w:after="120"/>
-        <w:ind w:firstLine="283"/>
-        <w:jc w:val="left"/>
-      </w:pPr>
-      <w:r>
-        <w:rPr>
-          <w:rFonts w:ascii="Times New Roman" w:hAnsi="Times New Roman" w:eastAsia="맑은 고딕"/>
-          <w:b w:val="0"/>
-          <w:sz w:val="22"/>
-        </w:rPr>
-        <w:t>#### (b) 환각 차단과 fact-grounding의 분리</w:t>
+        <w:spacing w:line="384" w:lineRule="auto" w:before="200" w:after="80"/>
+        <w:jc w:val="left"/>
+      </w:pPr>
+      <w:r>
+        <w:rPr>
+          <w:rFonts w:ascii="Times New Roman" w:hAnsi="Times New Roman" w:eastAsia="맑은 고딕"/>
+          <w:b/>
+          <w:sz w:val="22"/>
+        </w:rPr>
+        <w:t>(b) 환각 차단과 fact-grounding의 분리</w:t>
       </w:r>
     </w:p>
     <w:p>
@@ -15254,17 +15211,16 @@
     </w:p>
     <w:p>
       <w:pPr>
-        <w:spacing w:line="384" w:lineRule="auto" w:before="0" w:after="120"/>
-        <w:ind w:firstLine="283"/>
-        <w:jc w:val="left"/>
-      </w:pPr>
-      <w:r>
-        <w:rPr>
-          <w:rFonts w:ascii="Times New Roman" w:hAnsi="Times New Roman" w:eastAsia="맑은 고딕"/>
-          <w:b w:val="0"/>
-          <w:sz w:val="22"/>
-        </w:rPr>
-        <w:t>#### (c) 데이터 복잡도에 따른 모드 선택 trade-off</w:t>
+        <w:spacing w:line="384" w:lineRule="auto" w:before="200" w:after="80"/>
+        <w:jc w:val="left"/>
+      </w:pPr>
+      <w:r>
+        <w:rPr>
+          <w:rFonts w:ascii="Times New Roman" w:hAnsi="Times New Roman" w:eastAsia="맑은 고딕"/>
+          <w:b/>
+          <w:sz w:val="22"/>
+        </w:rPr>
+        <w:t>(c) 데이터 복잡도에 따른 모드 선택 trade-off</w:t>
       </w:r>
     </w:p>
     <w:p>
@@ -15299,17 +15255,16 @@
     </w:p>
     <w:p>
       <w:pPr>
-        <w:spacing w:line="384" w:lineRule="auto" w:before="0" w:after="120"/>
-        <w:ind w:firstLine="283"/>
-        <w:jc w:val="left"/>
-      </w:pPr>
-      <w:r>
-        <w:rPr>
-          <w:rFonts w:ascii="Times New Roman" w:hAnsi="Times New Roman" w:eastAsia="맑은 고딕"/>
-          <w:b w:val="0"/>
-          <w:sz w:val="22"/>
-        </w:rPr>
-        <w:t>#### (d) 사실성과 친화성의 trade-off</w:t>
+        <w:spacing w:line="384" w:lineRule="auto" w:before="200" w:after="80"/>
+        <w:jc w:val="left"/>
+      </w:pPr>
+      <w:r>
+        <w:rPr>
+          <w:rFonts w:ascii="Times New Roman" w:hAnsi="Times New Roman" w:eastAsia="맑은 고딕"/>
+          <w:b/>
+          <w:sz w:val="22"/>
+        </w:rPr>
+        <w:t>(d) 사실성과 친화성의 trade-off</w:t>
       </w:r>
     </w:p>
     <w:p>
@@ -15360,17 +15315,16 @@
     </w:p>
     <w:p>
       <w:pPr>
-        <w:spacing w:line="384" w:lineRule="auto" w:before="0" w:after="120"/>
-        <w:ind w:firstLine="283"/>
-        <w:jc w:val="left"/>
-      </w:pPr>
-      <w:r>
-        <w:rPr>
-          <w:rFonts w:ascii="Times New Roman" w:hAnsi="Times New Roman" w:eastAsia="맑은 고딕"/>
-          <w:b w:val="0"/>
-          <w:sz w:val="22"/>
-        </w:rPr>
-        <w:t>#### (a) 응용 시나리오별 모드 선택 가이드</w:t>
+        <w:spacing w:line="384" w:lineRule="auto" w:before="200" w:after="80"/>
+        <w:jc w:val="left"/>
+      </w:pPr>
+      <w:r>
+        <w:rPr>
+          <w:rFonts w:ascii="Times New Roman" w:hAnsi="Times New Roman" w:eastAsia="맑은 고딕"/>
+          <w:b/>
+          <w:sz w:val="22"/>
+        </w:rPr>
+        <w:t>(a) 응용 시나리오별 모드 선택 가이드</w:t>
       </w:r>
     </w:p>
     <w:p>
@@ -15435,17 +15389,16 @@
     </w:p>
     <w:p>
       <w:pPr>
-        <w:spacing w:line="384" w:lineRule="auto" w:before="0" w:after="120"/>
-        <w:ind w:firstLine="283"/>
-        <w:jc w:val="left"/>
-      </w:pPr>
-      <w:r>
-        <w:rPr>
-          <w:rFonts w:ascii="Times New Roman" w:hAnsi="Times New Roman" w:eastAsia="맑은 고딕"/>
-          <w:b w:val="0"/>
-          <w:sz w:val="22"/>
-        </w:rPr>
-        <w:t>#### (b) hard constraint의 산업 적용</w:t>
+        <w:spacing w:line="384" w:lineRule="auto" w:before="200" w:after="80"/>
+        <w:jc w:val="left"/>
+      </w:pPr>
+      <w:r>
+        <w:rPr>
+          <w:rFonts w:ascii="Times New Roman" w:hAnsi="Times New Roman" w:eastAsia="맑은 고딕"/>
+          <w:b/>
+          <w:sz w:val="22"/>
+        </w:rPr>
+        <w:t>(b) hard constraint의 산업 적용</w:t>
       </w:r>
     </w:p>
     <w:p>
@@ -15465,17 +15418,16 @@
     </w:p>
     <w:p>
       <w:pPr>
-        <w:spacing w:line="384" w:lineRule="auto" w:before="0" w:after="120"/>
-        <w:ind w:firstLine="283"/>
-        <w:jc w:val="left"/>
-      </w:pPr>
-      <w:r>
-        <w:rPr>
-          <w:rFonts w:ascii="Times New Roman" w:hAnsi="Times New Roman" w:eastAsia="맑은 고딕"/>
-          <w:b w:val="0"/>
-          <w:sz w:val="22"/>
-        </w:rPr>
-        <w:t>#### (c) 공정성 보정의 무손실 적용</w:t>
+        <w:spacing w:line="384" w:lineRule="auto" w:before="200" w:after="80"/>
+        <w:jc w:val="left"/>
+      </w:pPr>
+      <w:r>
+        <w:rPr>
+          <w:rFonts w:ascii="Times New Roman" w:hAnsi="Times New Roman" w:eastAsia="맑은 고딕"/>
+          <w:b/>
+          <w:sz w:val="22"/>
+        </w:rPr>
+        <w:t>(c) 공정성 보정의 무손실 적용</w:t>
       </w:r>
     </w:p>
     <w:p>
@@ -15526,17 +15478,16 @@
     </w:p>
     <w:p>
       <w:pPr>
-        <w:spacing w:line="384" w:lineRule="auto" w:before="0" w:after="120"/>
-        <w:ind w:firstLine="283"/>
-        <w:jc w:val="left"/>
-      </w:pPr>
-      <w:r>
-        <w:rPr>
-          <w:rFonts w:ascii="Times New Roman" w:hAnsi="Times New Roman" w:eastAsia="맑은 고딕"/>
-          <w:b w:val="0"/>
-          <w:sz w:val="22"/>
-        </w:rPr>
-        <w:t>#### (a) 표본 크기의 한계</w:t>
+        <w:spacing w:line="384" w:lineRule="auto" w:before="200" w:after="80"/>
+        <w:jc w:val="left"/>
+      </w:pPr>
+      <w:r>
+        <w:rPr>
+          <w:rFonts w:ascii="Times New Roman" w:hAnsi="Times New Roman" w:eastAsia="맑은 고딕"/>
+          <w:b/>
+          <w:sz w:val="22"/>
+        </w:rPr>
+        <w:t>(a) 표본 크기의 한계</w:t>
       </w:r>
     </w:p>
     <w:p>
@@ -15556,17 +15507,16 @@
     </w:p>
     <w:p>
       <w:pPr>
-        <w:spacing w:line="384" w:lineRule="auto" w:before="0" w:after="120"/>
-        <w:ind w:firstLine="283"/>
-        <w:jc w:val="left"/>
-      </w:pPr>
-      <w:r>
-        <w:rPr>
-          <w:rFonts w:ascii="Times New Roman" w:hAnsi="Times New Roman" w:eastAsia="맑은 고딕"/>
-          <w:b w:val="0"/>
-          <w:sz w:val="22"/>
-        </w:rPr>
-        <w:t>#### (b) 정식 IRB 인간평가의 부재</w:t>
+        <w:spacing w:line="384" w:lineRule="auto" w:before="200" w:after="80"/>
+        <w:jc w:val="left"/>
+      </w:pPr>
+      <w:r>
+        <w:rPr>
+          <w:rFonts w:ascii="Times New Roman" w:hAnsi="Times New Roman" w:eastAsia="맑은 고딕"/>
+          <w:b/>
+          <w:sz w:val="22"/>
+        </w:rPr>
+        <w:t>(b) 정식 IRB 인간평가의 부재</w:t>
       </w:r>
     </w:p>
     <w:p>
@@ -15586,17 +15536,16 @@
     </w:p>
     <w:p>
       <w:pPr>
-        <w:spacing w:line="384" w:lineRule="auto" w:before="0" w:after="120"/>
-        <w:ind w:firstLine="283"/>
-        <w:jc w:val="left"/>
-      </w:pPr>
-      <w:r>
-        <w:rPr>
-          <w:rFonts w:ascii="Times New Roman" w:hAnsi="Times New Roman" w:eastAsia="맑은 고딕"/>
-          <w:b w:val="0"/>
-          <w:sz w:val="22"/>
-        </w:rPr>
-        <w:t>#### (c) Hard Constraint 의존성</w:t>
+        <w:spacing w:line="384" w:lineRule="auto" w:before="200" w:after="80"/>
+        <w:jc w:val="left"/>
+      </w:pPr>
+      <w:r>
+        <w:rPr>
+          <w:rFonts w:ascii="Times New Roman" w:hAnsi="Times New Roman" w:eastAsia="맑은 고딕"/>
+          <w:b/>
+          <w:sz w:val="22"/>
+        </w:rPr>
+        <w:t>(c) Hard Constraint 의존성</w:t>
       </w:r>
     </w:p>
     <w:p>
@@ -15616,17 +15565,16 @@
     </w:p>
     <w:p>
       <w:pPr>
-        <w:spacing w:line="384" w:lineRule="auto" w:before="0" w:after="120"/>
-        <w:ind w:firstLine="283"/>
-        <w:jc w:val="left"/>
-      </w:pPr>
-      <w:r>
-        <w:rPr>
-          <w:rFonts w:ascii="Times New Roman" w:hAnsi="Times New Roman" w:eastAsia="맑은 고딕"/>
-          <w:b w:val="0"/>
-          <w:sz w:val="22"/>
-        </w:rPr>
-        <w:t>#### (d) Customer Clarity 약점</w:t>
+        <w:spacing w:line="384" w:lineRule="auto" w:before="200" w:after="80"/>
+        <w:jc w:val="left"/>
+      </w:pPr>
+      <w:r>
+        <w:rPr>
+          <w:rFonts w:ascii="Times New Roman" w:hAnsi="Times New Roman" w:eastAsia="맑은 고딕"/>
+          <w:b/>
+          <w:sz w:val="22"/>
+        </w:rPr>
+        <w:t>(d) Customer Clarity 약점</w:t>
       </w:r>
     </w:p>
     <w:p>
@@ -15646,17 +15594,16 @@
     </w:p>
     <w:p>
       <w:pPr>
-        <w:spacing w:line="384" w:lineRule="auto" w:before="0" w:after="120"/>
-        <w:ind w:firstLine="283"/>
-        <w:jc w:val="left"/>
-      </w:pPr>
-      <w:r>
-        <w:rPr>
-          <w:rFonts w:ascii="Times New Roman" w:hAnsi="Times New Roman" w:eastAsia="맑은 고딕"/>
-          <w:b w:val="0"/>
-          <w:sz w:val="22"/>
-        </w:rPr>
-        <w:t>#### (e) 한국어 humanize 매핑 의존성</w:t>
+        <w:spacing w:line="384" w:lineRule="auto" w:before="200" w:after="80"/>
+        <w:jc w:val="left"/>
+      </w:pPr>
+      <w:r>
+        <w:rPr>
+          <w:rFonts w:ascii="Times New Roman" w:hAnsi="Times New Roman" w:eastAsia="맑은 고딕"/>
+          <w:b/>
+          <w:sz w:val="22"/>
+        </w:rPr>
+        <w:t>(e) 한국어 humanize 매핑 의존성</w:t>
       </w:r>
     </w:p>
     <w:p>
@@ -15676,17 +15623,16 @@
     </w:p>
     <w:p>
       <w:pPr>
-        <w:spacing w:line="384" w:lineRule="auto" w:before="0" w:after="120"/>
-        <w:ind w:firstLine="283"/>
-        <w:jc w:val="left"/>
-      </w:pPr>
-      <w:r>
-        <w:rPr>
-          <w:rFonts w:ascii="Times New Roman" w:hAnsi="Times New Roman" w:eastAsia="맑은 고딕"/>
-          <w:b w:val="0"/>
-          <w:sz w:val="22"/>
-        </w:rPr>
-        <w:t>#### (f) 평가 도구 자체의 한계</w:t>
+        <w:spacing w:line="384" w:lineRule="auto" w:before="200" w:after="80"/>
+        <w:jc w:val="left"/>
+      </w:pPr>
+      <w:r>
+        <w:rPr>
+          <w:rFonts w:ascii="Times New Roman" w:hAnsi="Times New Roman" w:eastAsia="맑은 고딕"/>
+          <w:b/>
+          <w:sz w:val="22"/>
+        </w:rPr>
+        <w:t>(f) 평가 도구 자체의 한계</w:t>
       </w:r>
     </w:p>
     <w:p>
@@ -15737,17 +15683,16 @@
     </w:p>
     <w:p>
       <w:pPr>
-        <w:spacing w:line="384" w:lineRule="auto" w:before="0" w:after="120"/>
-        <w:ind w:firstLine="283"/>
-        <w:jc w:val="left"/>
-      </w:pPr>
-      <w:r>
-        <w:rPr>
-          <w:rFonts w:ascii="Times New Roman" w:hAnsi="Times New Roman" w:eastAsia="맑은 고딕"/>
-          <w:b w:val="0"/>
-          <w:sz w:val="22"/>
-        </w:rPr>
-        <w:t>#### (a) 정식 IRB 인간 평가</w:t>
+        <w:spacing w:line="384" w:lineRule="auto" w:before="200" w:after="80"/>
+        <w:jc w:val="left"/>
+      </w:pPr>
+      <w:r>
+        <w:rPr>
+          <w:rFonts w:ascii="Times New Roman" w:hAnsi="Times New Roman" w:eastAsia="맑은 고딕"/>
+          <w:b/>
+          <w:sz w:val="22"/>
+        </w:rPr>
+        <w:t>(a) 정식 IRB 인간 평가</w:t>
       </w:r>
     </w:p>
     <w:p>
@@ -15767,17 +15712,16 @@
     </w:p>
     <w:p>
       <w:pPr>
-        <w:spacing w:line="384" w:lineRule="auto" w:before="0" w:after="120"/>
-        <w:ind w:firstLine="283"/>
-        <w:jc w:val="left"/>
-      </w:pPr>
-      <w:r>
-        <w:rPr>
-          <w:rFonts w:ascii="Times New Roman" w:hAnsi="Times New Roman" w:eastAsia="맑은 고딕"/>
-          <w:b w:val="0"/>
-          <w:sz w:val="22"/>
-        </w:rPr>
-        <w:t>#### (b) 추가 데이터셋 일반화</w:t>
+        <w:spacing w:line="384" w:lineRule="auto" w:before="200" w:after="80"/>
+        <w:jc w:val="left"/>
+      </w:pPr>
+      <w:r>
+        <w:rPr>
+          <w:rFonts w:ascii="Times New Roman" w:hAnsi="Times New Roman" w:eastAsia="맑은 고딕"/>
+          <w:b/>
+          <w:sz w:val="22"/>
+        </w:rPr>
+        <w:t>(b) 추가 데이터셋 일반화</w:t>
       </w:r>
     </w:p>
     <w:p>
@@ -15857,17 +15801,16 @@
     </w:p>
     <w:p>
       <w:pPr>
-        <w:spacing w:line="384" w:lineRule="auto" w:before="0" w:after="120"/>
-        <w:ind w:firstLine="283"/>
-        <w:jc w:val="left"/>
-      </w:pPr>
-      <w:r>
-        <w:rPr>
-          <w:rFonts w:ascii="Times New Roman" w:hAnsi="Times New Roman" w:eastAsia="맑은 고딕"/>
-          <w:b w:val="0"/>
-          <w:sz w:val="22"/>
-        </w:rPr>
-        <w:t>#### (c) 3-way Ablation (Attention 단독 검증)</w:t>
+        <w:spacing w:line="384" w:lineRule="auto" w:before="200" w:after="80"/>
+        <w:jc w:val="left"/>
+      </w:pPr>
+      <w:r>
+        <w:rPr>
+          <w:rFonts w:ascii="Times New Roman" w:hAnsi="Times New Roman" w:eastAsia="맑은 고딕"/>
+          <w:b/>
+          <w:sz w:val="22"/>
+        </w:rPr>
+        <w:t>(c) 3-way Ablation (Attention 단독 검증)</w:t>
       </w:r>
     </w:p>
     <w:p>
@@ -15887,17 +15830,16 @@
     </w:p>
     <w:p>
       <w:pPr>
-        <w:spacing w:line="384" w:lineRule="auto" w:before="0" w:after="120"/>
-        <w:ind w:firstLine="283"/>
-        <w:jc w:val="left"/>
-      </w:pPr>
-      <w:r>
-        <w:rPr>
-          <w:rFonts w:ascii="Times New Roman" w:hAnsi="Times New Roman" w:eastAsia="맑은 고딕"/>
-          <w:b w:val="0"/>
-          <w:sz w:val="22"/>
-        </w:rPr>
-        <w:t>#### (d) Customer-friendly 표현 정제</w:t>
+        <w:spacing w:line="384" w:lineRule="auto" w:before="200" w:after="80"/>
+        <w:jc w:val="left"/>
+      </w:pPr>
+      <w:r>
+        <w:rPr>
+          <w:rFonts w:ascii="Times New Roman" w:hAnsi="Times New Roman" w:eastAsia="맑은 고딕"/>
+          <w:b/>
+          <w:sz w:val="22"/>
+        </w:rPr>
+        <w:t>(d) Customer-friendly 표현 정제</w:t>
       </w:r>
     </w:p>
     <w:p>
@@ -15977,17 +15919,16 @@
     </w:p>
     <w:p>
       <w:pPr>
-        <w:spacing w:line="384" w:lineRule="auto" w:before="0" w:after="120"/>
-        <w:ind w:firstLine="283"/>
-        <w:jc w:val="left"/>
-      </w:pPr>
-      <w:r>
-        <w:rPr>
-          <w:rFonts w:ascii="Times New Roman" w:hAnsi="Times New Roman" w:eastAsia="맑은 고딕"/>
-          <w:b w:val="0"/>
-          <w:sz w:val="22"/>
-        </w:rPr>
-        <w:t>#### (e) 평가 도구의 다중화</w:t>
+        <w:spacing w:line="384" w:lineRule="auto" w:before="200" w:after="80"/>
+        <w:jc w:val="left"/>
+      </w:pPr>
+      <w:r>
+        <w:rPr>
+          <w:rFonts w:ascii="Times New Roman" w:hAnsi="Times New Roman" w:eastAsia="맑은 고딕"/>
+          <w:b/>
+          <w:sz w:val="22"/>
+        </w:rPr>
+        <w:t>(e) 평가 도구의 다중화</w:t>
       </w:r>
     </w:p>
     <w:p>
@@ -16052,17 +15993,16 @@
     </w:p>
     <w:p>
       <w:pPr>
-        <w:spacing w:line="384" w:lineRule="auto" w:before="0" w:after="120"/>
-        <w:ind w:firstLine="283"/>
-        <w:jc w:val="left"/>
-      </w:pPr>
-      <w:r>
-        <w:rPr>
-          <w:rFonts w:ascii="Times New Roman" w:hAnsi="Times New Roman" w:eastAsia="맑은 고딕"/>
-          <w:b w:val="0"/>
-          <w:sz w:val="22"/>
-        </w:rPr>
-        <w:t>#### (f) 보조 테이블의 활용 확장</w:t>
+        <w:spacing w:line="384" w:lineRule="auto" w:before="200" w:after="80"/>
+        <w:jc w:val="left"/>
+      </w:pPr>
+      <w:r>
+        <w:rPr>
+          <w:rFonts w:ascii="Times New Roman" w:hAnsi="Times New Roman" w:eastAsia="맑은 고딕"/>
+          <w:b/>
+          <w:sz w:val="22"/>
+        </w:rPr>
+        <w:t>(f) 보조 테이블의 활용 확장</w:t>
       </w:r>
     </w:p>
     <w:p>
@@ -16325,17 +16265,16 @@
     </w:p>
     <w:p>
       <w:pPr>
-        <w:spacing w:line="384" w:lineRule="auto" w:before="0" w:after="120"/>
-        <w:ind w:firstLine="283"/>
-        <w:jc w:val="left"/>
-      </w:pPr>
-      <w:r>
-        <w:rPr>
-          <w:rFonts w:ascii="Times New Roman" w:hAnsi="Times New Roman" w:eastAsia="맑은 고딕"/>
-          <w:b w:val="0"/>
-          <w:sz w:val="22"/>
-        </w:rPr>
-        <w:t>#### (a) Agreement-aware Fusion Context의 신규 설계 (C1)</w:t>
+        <w:spacing w:line="384" w:lineRule="auto" w:before="200" w:after="80"/>
+        <w:jc w:val="left"/>
+      </w:pPr>
+      <w:r>
+        <w:rPr>
+          <w:rFonts w:ascii="Times New Roman" w:hAnsi="Times New Roman" w:eastAsia="맑은 고딕"/>
+          <w:b/>
+          <w:sz w:val="22"/>
+        </w:rPr>
+        <w:t>(a) Agreement-aware Fusion Context의 신규 설계 (C1)</w:t>
       </w:r>
     </w:p>
     <w:p>
@@ -16355,17 +16294,16 @@
     </w:p>
     <w:p>
       <w:pPr>
-        <w:spacing w:line="384" w:lineRule="auto" w:before="0" w:after="120"/>
-        <w:ind w:firstLine="283"/>
-        <w:jc w:val="left"/>
-      </w:pPr>
-      <w:r>
-        <w:rPr>
-          <w:rFonts w:ascii="Times New Roman" w:hAnsi="Times New Roman" w:eastAsia="맑은 고딕"/>
-          <w:b w:val="0"/>
-          <w:sz w:val="22"/>
-        </w:rPr>
-        <w:t>#### (b) 4-tier 다중 평가 프레임워크 구축 (C2)</w:t>
+        <w:spacing w:line="384" w:lineRule="auto" w:before="200" w:after="80"/>
+        <w:jc w:val="left"/>
+      </w:pPr>
+      <w:r>
+        <w:rPr>
+          <w:rFonts w:ascii="Times New Roman" w:hAnsi="Times New Roman" w:eastAsia="맑은 고딕"/>
+          <w:b/>
+          <w:sz w:val="22"/>
+        </w:rPr>
+        <w:t>(b) 4-tier 다중 평가 프레임워크 구축 (C2)</w:t>
       </w:r>
     </w:p>
     <w:p>
@@ -16385,17 +16323,16 @@
     </w:p>
     <w:p>
       <w:pPr>
-        <w:spacing w:line="384" w:lineRule="auto" w:before="0" w:after="120"/>
-        <w:ind w:firstLine="283"/>
-        <w:jc w:val="left"/>
-      </w:pPr>
-      <w:r>
-        <w:rPr>
-          <w:rFonts w:ascii="Times New Roman" w:hAnsi="Times New Roman" w:eastAsia="맑은 고딕"/>
-          <w:b w:val="0"/>
-          <w:sz w:val="22"/>
-        </w:rPr>
-        <w:t>#### (c) 환각 차단 vs fact-grounding의 분리 입증 (C3)</w:t>
+        <w:spacing w:line="384" w:lineRule="auto" w:before="200" w:after="80"/>
+        <w:jc w:val="left"/>
+      </w:pPr>
+      <w:r>
+        <w:rPr>
+          <w:rFonts w:ascii="Times New Roman" w:hAnsi="Times New Roman" w:eastAsia="맑은 고딕"/>
+          <w:b/>
+          <w:sz w:val="22"/>
+        </w:rPr>
+        <w:t>(c) 환각 차단 vs fact-grounding의 분리 입증 (C3)</w:t>
       </w:r>
     </w:p>
     <w:p>
@@ -16415,17 +16352,16 @@
     </w:p>
     <w:p>
       <w:pPr>
-        <w:spacing w:line="384" w:lineRule="auto" w:before="0" w:after="120"/>
-        <w:ind w:firstLine="283"/>
-        <w:jc w:val="left"/>
-      </w:pPr>
-      <w:r>
-        <w:rPr>
-          <w:rFonts w:ascii="Times New Roman" w:hAnsi="Times New Roman" w:eastAsia="맑은 고딕"/>
-          <w:b w:val="0"/>
-          <w:sz w:val="22"/>
-        </w:rPr>
-        <w:t>#### (d) 일반화 검증 (C4)</w:t>
+        <w:spacing w:line="384" w:lineRule="auto" w:before="200" w:after="80"/>
+        <w:jc w:val="left"/>
+      </w:pPr>
+      <w:r>
+        <w:rPr>
+          <w:rFonts w:ascii="Times New Roman" w:hAnsi="Times New Roman" w:eastAsia="맑은 고딕"/>
+          <w:b/>
+          <w:sz w:val="22"/>
+        </w:rPr>
+        <w:t>(d) 일반화 검증 (C4)</w:t>
       </w:r>
     </w:p>
     <w:p>
@@ -16445,17 +16381,16 @@
     </w:p>
     <w:p>
       <w:pPr>
-        <w:spacing w:line="384" w:lineRule="auto" w:before="0" w:after="120"/>
-        <w:ind w:firstLine="283"/>
-        <w:jc w:val="left"/>
-      </w:pPr>
-      <w:r>
-        <w:rPr>
-          <w:rFonts w:ascii="Times New Roman" w:hAnsi="Times New Roman" w:eastAsia="맑은 고딕"/>
-          <w:b w:val="0"/>
-          <w:sz w:val="22"/>
-        </w:rPr>
-        <w:t>#### (e) 공정성 보정의 무손실 적용 (C5)</w:t>
+        <w:spacing w:line="384" w:lineRule="auto" w:before="200" w:after="80"/>
+        <w:jc w:val="left"/>
+      </w:pPr>
+      <w:r>
+        <w:rPr>
+          <w:rFonts w:ascii="Times New Roman" w:hAnsi="Times New Roman" w:eastAsia="맑은 고딕"/>
+          <w:b/>
+          <w:sz w:val="22"/>
+        </w:rPr>
+        <w:t>(e) 공정성 보정의 무손실 적용 (C5)</w:t>
       </w:r>
     </w:p>
     <w:p>
